--- a/Web Designing/ReactJs/2 Basic Terminologies/1 react_using_npm.docx
+++ b/Web Designing/ReactJs/2 Basic Terminologies/1 react_using_npm.docx
@@ -1,10 +1,10 @@
 
 <file path=word/document.xml><?xml version="1.0" encoding="utf-8"?>
-<w:document xmlns:wpc="http://schemas.microsoft.com/office/word/2010/wordprocessingCanvas" xmlns:mc="http://schemas.openxmlformats.org/markup-compatibility/2006" xmlns:o="urn:schemas-microsoft-com:office:office" xmlns:r="http://schemas.openxmlformats.org/officeDocument/2006/relationships" xmlns:m="http://schemas.openxmlformats.org/officeDocument/2006/math" xmlns:v="urn:schemas-microsoft-com:vml" xmlns:wp14="http://schemas.microsoft.com/office/word/2010/wordprocessingDrawing" xmlns:wp="http://schemas.openxmlformats.org/drawingml/2006/wordprocessingDrawing" xmlns:w="http://schemas.openxmlformats.org/wordprocessingml/2006/main" xmlns:w14="http://schemas.microsoft.com/office/word/2010/wordml" xmlns:w10="urn:schemas-microsoft-com:office:word" xmlns:w15="http://schemas.microsoft.com/office/word/2012/wordml" xmlns:wpg="http://schemas.microsoft.com/office/word/2010/wordprocessingGroup" xmlns:wpi="http://schemas.microsoft.com/office/word/2010/wordprocessingInk" xmlns:wne="http://schemas.microsoft.com/office/word/2006/wordml" xmlns:wps="http://schemas.microsoft.com/office/word/2010/wordprocessingShape" xmlns:wpsCustomData="http://www.wps.cn/officeDocument/2013/wpsCustomData" mc:Ignorable="w14 w15 wp14">
+<w:document xmlns:wpc="http://schemas.microsoft.com/office/word/2010/wordprocessingCanvas" xmlns:cx="http://schemas.microsoft.com/office/drawing/2014/chartex" xmlns:cx1="http://schemas.microsoft.com/office/drawing/2015/9/8/chartex" xmlns:cx2="http://schemas.microsoft.com/office/drawing/2015/10/21/chartex" xmlns:cx3="http://schemas.microsoft.com/office/drawing/2016/5/9/chartex" xmlns:cx4="http://schemas.microsoft.com/office/drawing/2016/5/10/chartex" xmlns:cx5="http://schemas.microsoft.com/office/drawing/2016/5/11/chartex" xmlns:cx6="http://schemas.microsoft.com/office/drawing/2016/5/12/chartex" xmlns:cx7="http://schemas.microsoft.com/office/drawing/2016/5/13/chartex" xmlns:cx8="http://schemas.microsoft.com/office/drawing/2016/5/14/chartex" xmlns:mc="http://schemas.openxmlformats.org/markup-compatibility/2006" xmlns:aink="http://schemas.microsoft.com/office/drawing/2016/ink" xmlns:am3d="http://schemas.microsoft.com/office/drawing/2017/model3d" xmlns:o="urn:schemas-microsoft-com:office:office" xmlns:oel="http://schemas.microsoft.com/office/2019/extlst" xmlns:r="http://schemas.openxmlformats.org/officeDocument/2006/relationships" xmlns:m="http://schemas.openxmlformats.org/officeDocument/2006/math" xmlns:v="urn:schemas-microsoft-com:vml" xmlns:wp14="http://schemas.microsoft.com/office/word/2010/wordprocessingDrawing" xmlns:wp="http://schemas.openxmlformats.org/drawingml/2006/wordprocessingDrawing" xmlns:w10="urn:schemas-microsoft-com:office:word" xmlns:w="http://schemas.openxmlformats.org/wordprocessingml/2006/main" xmlns:w14="http://schemas.microsoft.com/office/word/2010/wordml" xmlns:w15="http://schemas.microsoft.com/office/word/2012/wordml" xmlns:w16cex="http://schemas.microsoft.com/office/word/2018/wordml/cex" xmlns:w16cid="http://schemas.microsoft.com/office/word/2016/wordml/cid" xmlns:w16="http://schemas.microsoft.com/office/word/2018/wordml" xmlns:w16du="http://schemas.microsoft.com/office/word/2023/wordml/word16du" xmlns:w16sdtdh="http://schemas.microsoft.com/office/word/2020/wordml/sdtdatahash" xmlns:w16sdtfl="http://schemas.microsoft.com/office/word/2024/wordml/sdtformatlock" xmlns:w16se="http://schemas.microsoft.com/office/word/2015/wordml/symex" xmlns:wpg="http://schemas.microsoft.com/office/word/2010/wordprocessingGroup" xmlns:wpi="http://schemas.microsoft.com/office/word/2010/wordprocessingInk" xmlns:wne="http://schemas.microsoft.com/office/word/2006/wordml" xmlns:wps="http://schemas.microsoft.com/office/word/2010/wordprocessingShape" mc:Ignorable="w14 w15 w16se w16cid w16 w16cex w16sdtdh w16sdtfl w16du wp14">
   <w:body>
     <w:p>
       <w:pPr>
-        <w:pStyle w:val="2"/>
+        <w:pStyle w:val="Heading1"/>
         <w:rPr>
           <w:rFonts w:eastAsia="Times New Roman"/>
           <w:sz w:val="44"/>
@@ -23,58 +23,29 @@
         <w:shd w:val="clear" w:color="auto" w:fill="FFFFFF"/>
         <w:spacing w:after="100" w:afterAutospacing="1" w:line="240" w:lineRule="auto"/>
         <w:rPr>
-          <w:rFonts w:ascii="Candara" w:hAnsi="Candara" w:eastAsia="Times New Roman" w:cs="Arial"/>
-          <w:color w:val="222222"/>
-          <w:sz w:val="32"/>
-          <w:szCs w:val="32"/>
-        </w:rPr>
-      </w:pPr>
-      <w:r>
-        <w:rPr>
-          <w:rFonts w:ascii="Candara" w:hAnsi="Candara" w:eastAsia="Times New Roman" w:cs="Arial"/>
-          <w:color w:val="222222"/>
-          <w:sz w:val="32"/>
-          <w:szCs w:val="32"/>
-        </w:rPr>
-        <w:t>Make sure you have nodejs installed. If not installed, go through this tutorial for nodejs (</w:t>
-      </w:r>
-      <w:r>
-        <w:fldChar w:fldCharType="begin"/>
-      </w:r>
-      <w:r>
-        <w:instrText xml:space="preserve"> HYPERLINK "https://www.guru99.com/node-js-tutorial.html" </w:instrText>
-      </w:r>
-      <w:r>
-        <w:fldChar w:fldCharType="separate"/>
-      </w:r>
-      <w:r>
-        <w:rPr>
-          <w:rFonts w:ascii="Candara" w:hAnsi="Candara" w:eastAsia="Times New Roman" w:cs="Arial"/>
-          <w:color w:val="0000FF"/>
-          <w:sz w:val="32"/>
-          <w:szCs w:val="32"/>
-          <w:u w:val="single"/>
-        </w:rPr>
-        <w:t>https://www.guru99.com/node-js-tutorial.html</w:t>
-      </w:r>
-      <w:r>
-        <w:rPr>
-          <w:rFonts w:ascii="Candara" w:hAnsi="Candara" w:eastAsia="Times New Roman" w:cs="Arial"/>
-          <w:color w:val="0000FF"/>
-          <w:sz w:val="32"/>
-          <w:szCs w:val="32"/>
-          <w:u w:val="single"/>
-        </w:rPr>
-        <w:fldChar w:fldCharType="end"/>
-      </w:r>
-      <w:r>
-        <w:rPr>
-          <w:rFonts w:ascii="Candara" w:hAnsi="Candara" w:eastAsia="Times New Roman" w:cs="Arial"/>
-          <w:color w:val="222222"/>
-          <w:sz w:val="32"/>
-          <w:szCs w:val="32"/>
-        </w:rPr>
-        <w:t>) installation.</w:t>
+          <w:rFonts w:ascii="Candara" w:eastAsia="Times New Roman" w:hAnsi="Candara" w:cs="Arial"/>
+          <w:color w:val="222222"/>
+          <w:sz w:val="32"/>
+          <w:szCs w:val="32"/>
+        </w:rPr>
+      </w:pPr>
+      <w:r>
+        <w:rPr>
+          <w:rFonts w:ascii="Candara" w:eastAsia="Times New Roman" w:hAnsi="Candara" w:cs="Arial"/>
+          <w:color w:val="222222"/>
+          <w:sz w:val="32"/>
+          <w:szCs w:val="32"/>
+        </w:rPr>
+        <w:t>Make sure you have nodejs installed</w:t>
+      </w:r>
+      <w:r>
+        <w:rPr>
+          <w:rFonts w:ascii="Candara" w:eastAsia="Times New Roman" w:hAnsi="Candara" w:cs="Arial"/>
+          <w:color w:val="222222"/>
+          <w:sz w:val="32"/>
+          <w:szCs w:val="32"/>
+        </w:rPr>
+        <w:t>.</w:t>
       </w:r>
     </w:p>
     <w:p>
@@ -82,15 +53,15 @@
         <w:shd w:val="clear" w:color="auto" w:fill="FFFFFF"/>
         <w:spacing w:after="100" w:afterAutospacing="1" w:line="240" w:lineRule="auto"/>
         <w:rPr>
-          <w:rFonts w:ascii="Candara" w:hAnsi="Candara" w:eastAsia="Times New Roman" w:cs="Arial"/>
-          <w:color w:val="222222"/>
-          <w:sz w:val="32"/>
-          <w:szCs w:val="32"/>
-        </w:rPr>
-      </w:pPr>
-      <w:r>
-        <w:rPr>
-          <w:rFonts w:ascii="Candara" w:hAnsi="Candara" w:eastAsia="Times New Roman" w:cs="Arial"/>
+          <w:rFonts w:ascii="Candara" w:eastAsia="Times New Roman" w:hAnsi="Candara" w:cs="Arial"/>
+          <w:color w:val="222222"/>
+          <w:sz w:val="32"/>
+          <w:szCs w:val="32"/>
+        </w:rPr>
+      </w:pPr>
+      <w:r>
+        <w:rPr>
+          <w:rFonts w:ascii="Candara" w:eastAsia="Times New Roman" w:hAnsi="Candara" w:cs="Arial"/>
           <w:color w:val="222222"/>
           <w:sz w:val="32"/>
           <w:szCs w:val="32"/>
@@ -99,7 +70,7 @@
       </w:r>
       <w:r>
         <w:rPr>
-          <w:rFonts w:ascii="Candara" w:hAnsi="Candara" w:eastAsia="Times New Roman" w:cs="Arial"/>
+          <w:rFonts w:ascii="Candara" w:eastAsia="Times New Roman" w:hAnsi="Candara" w:cs="Arial"/>
           <w:b/>
           <w:bCs/>
           <w:color w:val="222222"/>
@@ -110,7 +81,7 @@
       </w:r>
       <w:r>
         <w:rPr>
-          <w:rFonts w:ascii="Candara" w:hAnsi="Candara" w:eastAsia="Times New Roman" w:cs="Arial"/>
+          <w:rFonts w:ascii="Candara" w:eastAsia="Times New Roman" w:hAnsi="Candara" w:cs="Arial"/>
           <w:color w:val="222222"/>
           <w:sz w:val="32"/>
           <w:szCs w:val="32"/>
@@ -123,15 +94,15 @@
         <w:shd w:val="clear" w:color="auto" w:fill="FFFFFF"/>
         <w:spacing w:after="100" w:afterAutospacing="1" w:line="240" w:lineRule="auto"/>
         <w:rPr>
-          <w:rFonts w:ascii="Candara" w:hAnsi="Candara" w:eastAsia="Times New Roman" w:cs="Arial"/>
-          <w:color w:val="222222"/>
-          <w:sz w:val="32"/>
-          <w:szCs w:val="32"/>
-        </w:rPr>
-      </w:pPr>
-      <w:r>
-        <w:rPr>
-          <w:rFonts w:ascii="Candara" w:hAnsi="Candara" w:eastAsia="Times New Roman" w:cs="Arial"/>
+          <w:rFonts w:ascii="Candara" w:eastAsia="Times New Roman" w:hAnsi="Candara" w:cs="Arial"/>
+          <w:color w:val="222222"/>
+          <w:sz w:val="32"/>
+          <w:szCs w:val="32"/>
+        </w:rPr>
+      </w:pPr>
+      <w:r>
+        <w:rPr>
+          <w:rFonts w:ascii="Candara" w:eastAsia="Times New Roman" w:hAnsi="Candara" w:cs="Arial"/>
           <w:color w:val="222222"/>
           <w:sz w:val="32"/>
           <w:szCs w:val="32"/>
@@ -140,7 +111,7 @@
       </w:r>
       <w:r>
         <w:rPr>
-          <w:rFonts w:ascii="Candara" w:hAnsi="Candara" w:eastAsia="Times New Roman" w:cs="Arial"/>
+          <w:rFonts w:ascii="Candara" w:eastAsia="Times New Roman" w:hAnsi="Candara" w:cs="Arial"/>
           <w:b/>
           <w:bCs/>
           <w:color w:val="222222"/>
@@ -151,7 +122,7 @@
       </w:r>
       <w:r>
         <w:rPr>
-          <w:rFonts w:ascii="Candara" w:hAnsi="Candara" w:eastAsia="Times New Roman" w:cs="Arial"/>
+          <w:rFonts w:ascii="Candara" w:eastAsia="Times New Roman" w:hAnsi="Candara" w:cs="Arial"/>
           <w:color w:val="222222"/>
           <w:sz w:val="32"/>
           <w:szCs w:val="32"/>
@@ -164,15 +135,15 @@
         <w:shd w:val="clear" w:color="auto" w:fill="FFFFFF"/>
         <w:spacing w:after="100" w:afterAutospacing="1" w:line="240" w:lineRule="auto"/>
         <w:rPr>
-          <w:rFonts w:ascii="Candara" w:hAnsi="Candara" w:eastAsia="Times New Roman" w:cs="Arial"/>
-          <w:color w:val="222222"/>
-          <w:sz w:val="32"/>
-          <w:szCs w:val="32"/>
-        </w:rPr>
-      </w:pPr>
-      <w:r>
-        <w:rPr>
-          <w:rFonts w:ascii="Candara" w:hAnsi="Candara" w:eastAsia="Times New Roman" w:cs="Arial"/>
+          <w:rFonts w:ascii="Candara" w:eastAsia="Times New Roman" w:hAnsi="Candara" w:cs="Arial"/>
+          <w:color w:val="222222"/>
+          <w:sz w:val="32"/>
+          <w:szCs w:val="32"/>
+        </w:rPr>
+      </w:pPr>
+      <w:r>
+        <w:rPr>
+          <w:rFonts w:ascii="Candara" w:eastAsia="Times New Roman" w:hAnsi="Candara" w:cs="Arial"/>
           <w:color w:val="222222"/>
           <w:sz w:val="32"/>
           <w:szCs w:val="32"/>
@@ -202,15 +173,15 @@
         </w:tabs>
         <w:spacing w:after="0" w:line="240" w:lineRule="auto"/>
         <w:rPr>
-          <w:rFonts w:ascii="Candara" w:hAnsi="Candara" w:eastAsia="Times New Roman" w:cs="Courier New"/>
-          <w:color w:val="222222"/>
-          <w:sz w:val="32"/>
-          <w:szCs w:val="32"/>
-        </w:rPr>
-      </w:pPr>
-      <w:r>
-        <w:rPr>
-          <w:rFonts w:ascii="Candara" w:hAnsi="Candara" w:eastAsia="Times New Roman" w:cs="Courier New"/>
+          <w:rFonts w:ascii="Candara" w:eastAsia="Times New Roman" w:hAnsi="Candara" w:cs="Courier New"/>
+          <w:color w:val="222222"/>
+          <w:sz w:val="32"/>
+          <w:szCs w:val="32"/>
+        </w:rPr>
+      </w:pPr>
+      <w:r>
+        <w:rPr>
+          <w:rFonts w:ascii="Candara" w:eastAsia="Times New Roman" w:hAnsi="Candara" w:cs="Courier New"/>
           <w:color w:val="222222"/>
           <w:sz w:val="32"/>
           <w:szCs w:val="32"/>
@@ -240,15 +211,15 @@
         </w:tabs>
         <w:spacing w:after="0" w:line="240" w:lineRule="auto"/>
         <w:rPr>
-          <w:rFonts w:ascii="Candara" w:hAnsi="Candara" w:eastAsia="Times New Roman" w:cs="Courier New"/>
-          <w:color w:val="222222"/>
-          <w:sz w:val="32"/>
-          <w:szCs w:val="32"/>
-        </w:rPr>
-      </w:pPr>
-      <w:r>
-        <w:rPr>
-          <w:rFonts w:ascii="Candara" w:hAnsi="Candara" w:eastAsia="Times New Roman" w:cs="Courier New"/>
+          <w:rFonts w:ascii="Candara" w:eastAsia="Times New Roman" w:hAnsi="Candara" w:cs="Courier New"/>
+          <w:color w:val="222222"/>
+          <w:sz w:val="32"/>
+          <w:szCs w:val="32"/>
+        </w:rPr>
+      </w:pPr>
+      <w:r>
+        <w:rPr>
+          <w:rFonts w:ascii="Candara" w:eastAsia="Times New Roman" w:hAnsi="Candara" w:cs="Courier New"/>
           <w:color w:val="222222"/>
           <w:sz w:val="32"/>
           <w:szCs w:val="32"/>
@@ -261,15 +232,15 @@
         <w:shd w:val="clear" w:color="auto" w:fill="FFFFFF"/>
         <w:spacing w:after="100" w:afterAutospacing="1" w:line="240" w:lineRule="auto"/>
         <w:rPr>
-          <w:rFonts w:ascii="Candara" w:hAnsi="Candara" w:eastAsia="Times New Roman" w:cs="Arial"/>
-          <w:color w:val="222222"/>
-          <w:sz w:val="32"/>
-          <w:szCs w:val="32"/>
-        </w:rPr>
-      </w:pPr>
-      <w:r>
-        <w:rPr>
-          <w:rFonts w:ascii="Candara" w:hAnsi="Candara" w:eastAsia="Times New Roman" w:cs="Arial"/>
+          <w:rFonts w:ascii="Candara" w:eastAsia="Times New Roman" w:hAnsi="Candara" w:cs="Arial"/>
+          <w:color w:val="222222"/>
+          <w:sz w:val="32"/>
+          <w:szCs w:val="32"/>
+        </w:rPr>
+      </w:pPr>
+      <w:r>
+        <w:rPr>
+          <w:rFonts w:ascii="Candara" w:eastAsia="Times New Roman" w:hAnsi="Candara" w:cs="Arial"/>
           <w:color w:val="222222"/>
           <w:sz w:val="32"/>
           <w:szCs w:val="32"/>
@@ -282,15 +253,15 @@
         <w:shd w:val="clear" w:color="auto" w:fill="FFFFFF"/>
         <w:spacing w:after="100" w:afterAutospacing="1" w:line="240" w:lineRule="auto"/>
         <w:rPr>
-          <w:rFonts w:ascii="Candara" w:hAnsi="Candara" w:eastAsia="Times New Roman" w:cs="Arial"/>
-          <w:color w:val="222222"/>
-          <w:sz w:val="32"/>
-          <w:szCs w:val="32"/>
-        </w:rPr>
-      </w:pPr>
-      <w:r>
-        <w:rPr>
-          <w:rFonts w:ascii="Candara" w:hAnsi="Candara" w:eastAsia="Times New Roman" w:cs="Arial"/>
+          <w:rFonts w:ascii="Candara" w:eastAsia="Times New Roman" w:hAnsi="Candara" w:cs="Arial"/>
+          <w:color w:val="222222"/>
+          <w:sz w:val="32"/>
+          <w:szCs w:val="32"/>
+        </w:rPr>
+      </w:pPr>
+      <w:r>
+        <w:rPr>
+          <w:rFonts w:ascii="Candara" w:eastAsia="Times New Roman" w:hAnsi="Candara" w:cs="Arial"/>
           <w:color w:val="222222"/>
           <w:sz w:val="32"/>
           <w:szCs w:val="32"/>
@@ -320,15 +291,15 @@
         </w:tabs>
         <w:spacing w:after="0" w:line="240" w:lineRule="auto"/>
         <w:rPr>
-          <w:rFonts w:ascii="Candara" w:hAnsi="Candara" w:eastAsia="Times New Roman" w:cs="Courier New"/>
-          <w:color w:val="222222"/>
-          <w:sz w:val="32"/>
-          <w:szCs w:val="32"/>
-        </w:rPr>
-      </w:pPr>
-      <w:r>
-        <w:rPr>
-          <w:rFonts w:ascii="Candara" w:hAnsi="Candara" w:eastAsia="Times New Roman" w:cs="Courier New"/>
+          <w:rFonts w:ascii="Candara" w:eastAsia="Times New Roman" w:hAnsi="Candara" w:cs="Courier New"/>
+          <w:color w:val="222222"/>
+          <w:sz w:val="32"/>
+          <w:szCs w:val="32"/>
+        </w:rPr>
+      </w:pPr>
+      <w:r>
+        <w:rPr>
+          <w:rFonts w:ascii="Candara" w:eastAsia="Times New Roman" w:hAnsi="Candara" w:cs="Courier New"/>
           <w:color w:val="222222"/>
           <w:sz w:val="32"/>
           <w:szCs w:val="32"/>
@@ -358,15 +329,15 @@
         </w:tabs>
         <w:spacing w:after="0" w:line="240" w:lineRule="auto"/>
         <w:rPr>
-          <w:rFonts w:ascii="Candara" w:hAnsi="Candara" w:eastAsia="Times New Roman" w:cs="Courier New"/>
-          <w:color w:val="222222"/>
-          <w:sz w:val="32"/>
-          <w:szCs w:val="32"/>
-        </w:rPr>
-      </w:pPr>
-      <w:r>
-        <w:rPr>
-          <w:rFonts w:ascii="Candara" w:hAnsi="Candara" w:eastAsia="Times New Roman" w:cs="Courier New"/>
+          <w:rFonts w:ascii="Candara" w:eastAsia="Times New Roman" w:hAnsi="Candara" w:cs="Courier New"/>
+          <w:color w:val="222222"/>
+          <w:sz w:val="32"/>
+          <w:szCs w:val="32"/>
+        </w:rPr>
+      </w:pPr>
+      <w:r>
+        <w:rPr>
+          <w:rFonts w:ascii="Candara" w:eastAsia="Times New Roman" w:hAnsi="Candara" w:cs="Courier New"/>
           <w:color w:val="222222"/>
           <w:sz w:val="32"/>
           <w:szCs w:val="32"/>
@@ -396,15 +367,15 @@
         </w:tabs>
         <w:spacing w:after="0" w:line="240" w:lineRule="auto"/>
         <w:rPr>
-          <w:rFonts w:ascii="Candara" w:hAnsi="Candara" w:eastAsia="Times New Roman" w:cs="Courier New"/>
-          <w:color w:val="222222"/>
-          <w:sz w:val="32"/>
-          <w:szCs w:val="32"/>
-        </w:rPr>
-      </w:pPr>
-      <w:r>
-        <w:rPr>
-          <w:rFonts w:ascii="Candara" w:hAnsi="Candara" w:eastAsia="Times New Roman" w:cs="Courier New"/>
+          <w:rFonts w:ascii="Candara" w:eastAsia="Times New Roman" w:hAnsi="Candara" w:cs="Courier New"/>
+          <w:color w:val="222222"/>
+          <w:sz w:val="32"/>
+          <w:szCs w:val="32"/>
+        </w:rPr>
+      </w:pPr>
+      <w:r>
+        <w:rPr>
+          <w:rFonts w:ascii="Candara" w:eastAsia="Times New Roman" w:hAnsi="Candara" w:cs="Courier New"/>
           <w:color w:val="222222"/>
           <w:sz w:val="32"/>
           <w:szCs w:val="32"/>
@@ -434,44 +405,44 @@
         </w:tabs>
         <w:spacing w:after="0" w:line="240" w:lineRule="auto"/>
         <w:rPr>
-          <w:rFonts w:ascii="Candara" w:hAnsi="Candara" w:eastAsia="Times New Roman" w:cs="Courier New"/>
-          <w:color w:val="222222"/>
-          <w:sz w:val="32"/>
-          <w:szCs w:val="32"/>
-        </w:rPr>
-      </w:pPr>
-    </w:p>
-    <w:p>
-      <w:pPr>
-        <w:tabs>
-          <w:tab w:val="left" w:pos="916"/>
-          <w:tab w:val="left" w:pos="1832"/>
-          <w:tab w:val="left" w:pos="2748"/>
-          <w:tab w:val="left" w:pos="3664"/>
-          <w:tab w:val="left" w:pos="4580"/>
-          <w:tab w:val="left" w:pos="5496"/>
-          <w:tab w:val="left" w:pos="6412"/>
-          <w:tab w:val="left" w:pos="7328"/>
-          <w:tab w:val="left" w:pos="8244"/>
-          <w:tab w:val="left" w:pos="9160"/>
-          <w:tab w:val="left" w:pos="10076"/>
-          <w:tab w:val="left" w:pos="10992"/>
-          <w:tab w:val="left" w:pos="11908"/>
-          <w:tab w:val="left" w:pos="12824"/>
-          <w:tab w:val="left" w:pos="13740"/>
-          <w:tab w:val="left" w:pos="14656"/>
-        </w:tabs>
-        <w:spacing w:after="0" w:line="240" w:lineRule="auto"/>
-        <w:rPr>
-          <w:rFonts w:ascii="Candara" w:hAnsi="Candara" w:eastAsia="Times New Roman" w:cs="Courier New"/>
-          <w:color w:val="222222"/>
-          <w:sz w:val="32"/>
-          <w:szCs w:val="32"/>
-        </w:rPr>
-      </w:pPr>
-      <w:r>
-        <w:rPr>
-          <w:rFonts w:ascii="Candara" w:hAnsi="Candara" w:eastAsia="Times New Roman" w:cs="Courier New"/>
+          <w:rFonts w:ascii="Candara" w:eastAsia="Times New Roman" w:hAnsi="Candara" w:cs="Courier New"/>
+          <w:color w:val="222222"/>
+          <w:sz w:val="32"/>
+          <w:szCs w:val="32"/>
+        </w:rPr>
+      </w:pPr>
+    </w:p>
+    <w:p>
+      <w:pPr>
+        <w:tabs>
+          <w:tab w:val="left" w:pos="916"/>
+          <w:tab w:val="left" w:pos="1832"/>
+          <w:tab w:val="left" w:pos="2748"/>
+          <w:tab w:val="left" w:pos="3664"/>
+          <w:tab w:val="left" w:pos="4580"/>
+          <w:tab w:val="left" w:pos="5496"/>
+          <w:tab w:val="left" w:pos="6412"/>
+          <w:tab w:val="left" w:pos="7328"/>
+          <w:tab w:val="left" w:pos="8244"/>
+          <w:tab w:val="left" w:pos="9160"/>
+          <w:tab w:val="left" w:pos="10076"/>
+          <w:tab w:val="left" w:pos="10992"/>
+          <w:tab w:val="left" w:pos="11908"/>
+          <w:tab w:val="left" w:pos="12824"/>
+          <w:tab w:val="left" w:pos="13740"/>
+          <w:tab w:val="left" w:pos="14656"/>
+        </w:tabs>
+        <w:spacing w:after="0" w:line="240" w:lineRule="auto"/>
+        <w:rPr>
+          <w:rFonts w:ascii="Candara" w:eastAsia="Times New Roman" w:hAnsi="Candara" w:cs="Courier New"/>
+          <w:color w:val="222222"/>
+          <w:sz w:val="32"/>
+          <w:szCs w:val="32"/>
+        </w:rPr>
+      </w:pPr>
+      <w:r>
+        <w:rPr>
+          <w:rFonts w:ascii="Candara" w:eastAsia="Times New Roman" w:hAnsi="Candara" w:cs="Courier New"/>
           <w:color w:val="222222"/>
           <w:sz w:val="32"/>
           <w:szCs w:val="32"/>
@@ -501,15 +472,15 @@
         </w:tabs>
         <w:spacing w:after="0" w:line="240" w:lineRule="auto"/>
         <w:rPr>
-          <w:rFonts w:ascii="Candara" w:hAnsi="Candara" w:eastAsia="Times New Roman" w:cs="Courier New"/>
-          <w:color w:val="222222"/>
-          <w:sz w:val="32"/>
-          <w:szCs w:val="32"/>
-        </w:rPr>
-      </w:pPr>
-      <w:r>
-        <w:rPr>
-          <w:rFonts w:ascii="Candara" w:hAnsi="Candara" w:eastAsia="Times New Roman" w:cs="Courier New"/>
+          <w:rFonts w:ascii="Candara" w:eastAsia="Times New Roman" w:hAnsi="Candara" w:cs="Courier New"/>
+          <w:color w:val="222222"/>
+          <w:sz w:val="32"/>
+          <w:szCs w:val="32"/>
+        </w:rPr>
+      </w:pPr>
+      <w:r>
+        <w:rPr>
+          <w:rFonts w:ascii="Candara" w:eastAsia="Times New Roman" w:hAnsi="Candara" w:cs="Courier New"/>
           <w:color w:val="222222"/>
           <w:sz w:val="32"/>
           <w:szCs w:val="32"/>
@@ -539,15 +510,15 @@
         </w:tabs>
         <w:spacing w:after="0" w:line="240" w:lineRule="auto"/>
         <w:rPr>
-          <w:rFonts w:ascii="Candara" w:hAnsi="Candara" w:eastAsia="Times New Roman" w:cs="Courier New"/>
-          <w:color w:val="222222"/>
-          <w:sz w:val="32"/>
-          <w:szCs w:val="32"/>
-        </w:rPr>
-      </w:pPr>
-      <w:r>
-        <w:rPr>
-          <w:rFonts w:ascii="Candara" w:hAnsi="Candara" w:eastAsia="Times New Roman" w:cs="Courier New"/>
+          <w:rFonts w:ascii="Candara" w:eastAsia="Times New Roman" w:hAnsi="Candara" w:cs="Courier New"/>
+          <w:color w:val="222222"/>
+          <w:sz w:val="32"/>
+          <w:szCs w:val="32"/>
+        </w:rPr>
+      </w:pPr>
+      <w:r>
+        <w:rPr>
+          <w:rFonts w:ascii="Candara" w:eastAsia="Times New Roman" w:hAnsi="Candara" w:cs="Courier New"/>
           <w:color w:val="222222"/>
           <w:sz w:val="32"/>
           <w:szCs w:val="32"/>
@@ -577,49 +548,47 @@
         </w:tabs>
         <w:spacing w:after="0" w:line="240" w:lineRule="auto"/>
         <w:rPr>
-          <w:rFonts w:ascii="Candara" w:hAnsi="Candara" w:eastAsia="Times New Roman" w:cs="Courier New"/>
-          <w:color w:val="222222"/>
-          <w:sz w:val="32"/>
-          <w:szCs w:val="32"/>
-        </w:rPr>
-      </w:pPr>
-    </w:p>
-    <w:p>
-      <w:pPr>
-        <w:tabs>
-          <w:tab w:val="left" w:pos="916"/>
-          <w:tab w:val="left" w:pos="1832"/>
-          <w:tab w:val="left" w:pos="2748"/>
-          <w:tab w:val="left" w:pos="3664"/>
-          <w:tab w:val="left" w:pos="4580"/>
-          <w:tab w:val="left" w:pos="5496"/>
-          <w:tab w:val="left" w:pos="6412"/>
-          <w:tab w:val="left" w:pos="7328"/>
-          <w:tab w:val="left" w:pos="8244"/>
-          <w:tab w:val="left" w:pos="9160"/>
-          <w:tab w:val="left" w:pos="10076"/>
-          <w:tab w:val="left" w:pos="10992"/>
-          <w:tab w:val="left" w:pos="11908"/>
-          <w:tab w:val="left" w:pos="12824"/>
-          <w:tab w:val="left" w:pos="13740"/>
-          <w:tab w:val="left" w:pos="14656"/>
-        </w:tabs>
-        <w:spacing w:after="0" w:line="240" w:lineRule="auto"/>
-        <w:rPr>
-          <w:rFonts w:hint="default" w:ascii="Candara" w:hAnsi="Candara" w:eastAsia="Times New Roman" w:cs="Courier New"/>
-          <w:color w:val="222222"/>
-          <w:sz w:val="32"/>
-          <w:szCs w:val="32"/>
-          <w:lang w:val="en-US"/>
-        </w:rPr>
-      </w:pPr>
-      <w:r>
-        <w:rPr>
-          <w:rFonts w:hint="default" w:ascii="Candara" w:hAnsi="Candara" w:eastAsia="Times New Roman" w:cs="Courier New"/>
-          <w:color w:val="222222"/>
-          <w:sz w:val="32"/>
-          <w:szCs w:val="32"/>
-          <w:lang w:val="en-US"/>
+          <w:rFonts w:ascii="Candara" w:eastAsia="Times New Roman" w:hAnsi="Candara" w:cs="Courier New"/>
+          <w:color w:val="222222"/>
+          <w:sz w:val="32"/>
+          <w:szCs w:val="32"/>
+        </w:rPr>
+      </w:pPr>
+    </w:p>
+    <w:p>
+      <w:pPr>
+        <w:tabs>
+          <w:tab w:val="left" w:pos="916"/>
+          <w:tab w:val="left" w:pos="1832"/>
+          <w:tab w:val="left" w:pos="2748"/>
+          <w:tab w:val="left" w:pos="3664"/>
+          <w:tab w:val="left" w:pos="4580"/>
+          <w:tab w:val="left" w:pos="5496"/>
+          <w:tab w:val="left" w:pos="6412"/>
+          <w:tab w:val="left" w:pos="7328"/>
+          <w:tab w:val="left" w:pos="8244"/>
+          <w:tab w:val="left" w:pos="9160"/>
+          <w:tab w:val="left" w:pos="10076"/>
+          <w:tab w:val="left" w:pos="10992"/>
+          <w:tab w:val="left" w:pos="11908"/>
+          <w:tab w:val="left" w:pos="12824"/>
+          <w:tab w:val="left" w:pos="13740"/>
+          <w:tab w:val="left" w:pos="14656"/>
+        </w:tabs>
+        <w:spacing w:after="0" w:line="240" w:lineRule="auto"/>
+        <w:rPr>
+          <w:rFonts w:ascii="Candara" w:eastAsia="Times New Roman" w:hAnsi="Candara" w:cs="Courier New"/>
+          <w:color w:val="222222"/>
+          <w:sz w:val="32"/>
+          <w:szCs w:val="32"/>
+        </w:rPr>
+      </w:pPr>
+      <w:r>
+        <w:rPr>
+          <w:rFonts w:ascii="Candara" w:eastAsia="Times New Roman" w:hAnsi="Candara" w:cs="Courier New"/>
+          <w:color w:val="222222"/>
+          <w:sz w:val="32"/>
+          <w:szCs w:val="32"/>
         </w:rPr>
         <w:t>Note: For dependencies vs dev-dependencies</w:t>
       </w:r>
@@ -646,91 +615,50 @@
         </w:tabs>
         <w:spacing w:after="0" w:line="240" w:lineRule="auto"/>
         <w:rPr>
-          <w:rFonts w:hint="default" w:ascii="Candara" w:hAnsi="Candara" w:eastAsia="Times New Roman"/>
-          <w:color w:val="222222"/>
-          <w:sz w:val="32"/>
-          <w:szCs w:val="32"/>
-          <w:lang w:val="en-US"/>
-        </w:rPr>
-      </w:pPr>
-      <w:r>
-        <w:rPr>
-          <w:rFonts w:hint="default" w:ascii="Candara" w:hAnsi="Candara" w:eastAsia="Times New Roman"/>
-          <w:color w:val="222222"/>
-          <w:sz w:val="32"/>
-          <w:szCs w:val="32"/>
-          <w:lang w:val="en-US"/>
-        </w:rPr>
-        <w:fldChar w:fldCharType="begin"/>
-      </w:r>
-      <w:r>
-        <w:rPr>
-          <w:rFonts w:hint="default" w:ascii="Candara" w:hAnsi="Candara" w:eastAsia="Times New Roman"/>
-          <w:color w:val="222222"/>
-          <w:sz w:val="32"/>
-          <w:szCs w:val="32"/>
-          <w:lang w:val="en-US"/>
-        </w:rPr>
-        <w:instrText xml:space="preserve"> HYPERLINK "https://www.matthewburfield.com/do-npm-dependencies-and-dev-dependecies-effect-your-production-build/" </w:instrText>
-      </w:r>
-      <w:r>
-        <w:rPr>
-          <w:rFonts w:hint="default" w:ascii="Candara" w:hAnsi="Candara" w:eastAsia="Times New Roman"/>
-          <w:color w:val="222222"/>
-          <w:sz w:val="32"/>
-          <w:szCs w:val="32"/>
-          <w:lang w:val="en-US"/>
-        </w:rPr>
-        <w:fldChar w:fldCharType="separate"/>
-      </w:r>
-      <w:r>
-        <w:rPr>
-          <w:rStyle w:val="8"/>
-          <w:rFonts w:hint="default" w:ascii="Candara" w:hAnsi="Candara" w:eastAsia="Times New Roman"/>
-          <w:sz w:val="32"/>
-          <w:szCs w:val="32"/>
-          <w:lang w:val="en-US"/>
-        </w:rPr>
-        <w:t>https://www.matthewburfield.com/do-npm-dependencies-and-dev-dependecies-effect-your-production-build/</w:t>
-      </w:r>
-      <w:r>
-        <w:rPr>
-          <w:rFonts w:hint="default" w:ascii="Candara" w:hAnsi="Candara" w:eastAsia="Times New Roman"/>
-          <w:color w:val="222222"/>
-          <w:sz w:val="32"/>
-          <w:szCs w:val="32"/>
-          <w:lang w:val="en-US"/>
-        </w:rPr>
-        <w:fldChar w:fldCharType="end"/>
-      </w:r>
-    </w:p>
-    <w:p>
-      <w:pPr>
-        <w:tabs>
-          <w:tab w:val="left" w:pos="916"/>
-          <w:tab w:val="left" w:pos="1832"/>
-          <w:tab w:val="left" w:pos="2748"/>
-          <w:tab w:val="left" w:pos="3664"/>
-          <w:tab w:val="left" w:pos="4580"/>
-          <w:tab w:val="left" w:pos="5496"/>
-          <w:tab w:val="left" w:pos="6412"/>
-          <w:tab w:val="left" w:pos="7328"/>
-          <w:tab w:val="left" w:pos="8244"/>
-          <w:tab w:val="left" w:pos="9160"/>
-          <w:tab w:val="left" w:pos="10076"/>
-          <w:tab w:val="left" w:pos="10992"/>
-          <w:tab w:val="left" w:pos="11908"/>
-          <w:tab w:val="left" w:pos="12824"/>
-          <w:tab w:val="left" w:pos="13740"/>
-          <w:tab w:val="left" w:pos="14656"/>
-        </w:tabs>
-        <w:spacing w:after="0" w:line="240" w:lineRule="auto"/>
-        <w:rPr>
-          <w:rFonts w:hint="default" w:ascii="Candara" w:hAnsi="Candara" w:eastAsia="Times New Roman"/>
-          <w:color w:val="222222"/>
-          <w:sz w:val="32"/>
-          <w:szCs w:val="32"/>
-          <w:lang w:val="en-US"/>
+          <w:rFonts w:ascii="Candara" w:eastAsia="Times New Roman" w:hAnsi="Candara"/>
+          <w:color w:val="222222"/>
+          <w:sz w:val="32"/>
+          <w:szCs w:val="32"/>
+        </w:rPr>
+      </w:pPr>
+      <w:hyperlink r:id="rId6" w:history="1">
+        <w:r>
+          <w:rPr>
+            <w:rStyle w:val="FollowedHyperlink"/>
+            <w:rFonts w:ascii="Candara" w:eastAsia="Times New Roman" w:hAnsi="Candara"/>
+            <w:sz w:val="32"/>
+            <w:szCs w:val="32"/>
+          </w:rPr>
+          <w:t>https://www.matthewburfield.com/do-npm-dependencies-and-dev-dependecies-effect-your-production-build/</w:t>
+        </w:r>
+      </w:hyperlink>
+    </w:p>
+    <w:p>
+      <w:pPr>
+        <w:tabs>
+          <w:tab w:val="left" w:pos="916"/>
+          <w:tab w:val="left" w:pos="1832"/>
+          <w:tab w:val="left" w:pos="2748"/>
+          <w:tab w:val="left" w:pos="3664"/>
+          <w:tab w:val="left" w:pos="4580"/>
+          <w:tab w:val="left" w:pos="5496"/>
+          <w:tab w:val="left" w:pos="6412"/>
+          <w:tab w:val="left" w:pos="7328"/>
+          <w:tab w:val="left" w:pos="8244"/>
+          <w:tab w:val="left" w:pos="9160"/>
+          <w:tab w:val="left" w:pos="10076"/>
+          <w:tab w:val="left" w:pos="10992"/>
+          <w:tab w:val="left" w:pos="11908"/>
+          <w:tab w:val="left" w:pos="12824"/>
+          <w:tab w:val="left" w:pos="13740"/>
+          <w:tab w:val="left" w:pos="14656"/>
+        </w:tabs>
+        <w:spacing w:after="0" w:line="240" w:lineRule="auto"/>
+        <w:rPr>
+          <w:rFonts w:ascii="Candara" w:eastAsia="Times New Roman" w:hAnsi="Candara"/>
+          <w:color w:val="222222"/>
+          <w:sz w:val="32"/>
+          <w:szCs w:val="32"/>
         </w:rPr>
       </w:pPr>
     </w:p>
@@ -739,31 +667,20 @@
         <w:shd w:val="clear" w:color="auto" w:fill="FFFFFF"/>
         <w:spacing w:after="100" w:afterAutospacing="1" w:line="240" w:lineRule="auto"/>
         <w:rPr>
-          <w:rFonts w:hint="default" w:ascii="Candara" w:hAnsi="Candara" w:eastAsia="Times New Roman" w:cs="Arial"/>
-          <w:color w:val="222222"/>
-          <w:sz w:val="32"/>
-          <w:szCs w:val="32"/>
-          <w:lang w:val="en-US"/>
-        </w:rPr>
-      </w:pPr>
-      <w:r>
-        <w:rPr>
-          <w:rFonts w:ascii="Candara" w:hAnsi="Candara" w:eastAsia="Times New Roman" w:cs="Arial"/>
-          <w:color w:val="222222"/>
-          <w:sz w:val="32"/>
-          <w:szCs w:val="32"/>
-        </w:rPr>
-        <w:t>Open the command prompt and run above commands inside the folder reactproj/.</w:t>
-      </w:r>
-      <w:r>
-        <w:rPr>
-          <w:rFonts w:hint="default" w:ascii="Candara" w:hAnsi="Candara" w:eastAsia="Times New Roman" w:cs="Arial"/>
-          <w:color w:val="222222"/>
-          <w:sz w:val="32"/>
-          <w:szCs w:val="32"/>
-          <w:lang w:val="en-US"/>
-        </w:rPr>
-        <w:t>-</w:t>
+          <w:rFonts w:ascii="Candara" w:eastAsia="Times New Roman" w:hAnsi="Candara" w:cs="Arial"/>
+          <w:color w:val="222222"/>
+          <w:sz w:val="32"/>
+          <w:szCs w:val="32"/>
+        </w:rPr>
+      </w:pPr>
+      <w:r>
+        <w:rPr>
+          <w:rFonts w:ascii="Candara" w:eastAsia="Times New Roman" w:hAnsi="Candara" w:cs="Arial"/>
+          <w:color w:val="222222"/>
+          <w:sz w:val="32"/>
+          <w:szCs w:val="32"/>
+        </w:rPr>
+        <w:t>Open the command prompt and run above commands inside the folder reactproj/.-</w:t>
       </w:r>
     </w:p>
     <w:p>
@@ -771,15 +688,15 @@
         <w:shd w:val="clear" w:color="auto" w:fill="FFFFFF"/>
         <w:spacing w:after="100" w:afterAutospacing="1" w:line="240" w:lineRule="auto"/>
         <w:rPr>
-          <w:rFonts w:ascii="Candara" w:hAnsi="Candara" w:eastAsia="Times New Roman" w:cs="Arial"/>
-          <w:color w:val="222222"/>
-          <w:sz w:val="32"/>
-          <w:szCs w:val="32"/>
-        </w:rPr>
-      </w:pPr>
-      <w:r>
-        <w:rPr>
-          <w:rFonts w:ascii="Candara" w:hAnsi="Candara" w:eastAsia="Times New Roman" w:cs="Arial"/>
+          <w:rFonts w:ascii="Candara" w:eastAsia="Times New Roman" w:hAnsi="Candara" w:cs="Arial"/>
+          <w:color w:val="222222"/>
+          <w:sz w:val="32"/>
+          <w:szCs w:val="32"/>
+        </w:rPr>
+      </w:pPr>
+      <w:r>
+        <w:rPr>
+          <w:rFonts w:ascii="Candara" w:eastAsia="Times New Roman" w:hAnsi="Candara" w:cs="Arial"/>
           <w:color w:val="222222"/>
           <w:sz w:val="32"/>
           <w:szCs w:val="32"/>
@@ -788,7 +705,7 @@
       </w:r>
       <w:r>
         <w:rPr>
-          <w:rFonts w:ascii="Candara" w:hAnsi="Candara" w:eastAsia="Times New Roman" w:cs="Arial"/>
+          <w:rFonts w:ascii="Candara" w:eastAsia="Times New Roman" w:hAnsi="Candara" w:cs="Arial"/>
           <w:b/>
           <w:bCs/>
           <w:color w:val="222222"/>
@@ -799,7 +716,7 @@
       </w:r>
       <w:r>
         <w:rPr>
-          <w:rFonts w:ascii="Candara" w:hAnsi="Candara" w:eastAsia="Times New Roman" w:cs="Arial"/>
+          <w:rFonts w:ascii="Candara" w:eastAsia="Times New Roman" w:hAnsi="Candara" w:cs="Arial"/>
           <w:color w:val="222222"/>
           <w:sz w:val="32"/>
           <w:szCs w:val="32"/>
@@ -812,21 +729,22 @@
         <w:shd w:val="clear" w:color="auto" w:fill="FFFFFF"/>
         <w:spacing w:after="100" w:afterAutospacing="1" w:line="240" w:lineRule="auto"/>
         <w:rPr>
-          <w:rFonts w:ascii="Candara" w:hAnsi="Candara" w:eastAsia="Times New Roman" w:cs="Arial"/>
-          <w:color w:val="222222"/>
-          <w:sz w:val="32"/>
-          <w:szCs w:val="32"/>
-        </w:rPr>
-      </w:pPr>
-      <w:r>
-        <w:rPr>
-          <w:rFonts w:ascii="Candara" w:hAnsi="Candara" w:eastAsia="Times New Roman" w:cs="Arial"/>
+          <w:rFonts w:ascii="Candara" w:eastAsia="Times New Roman" w:hAnsi="Candara" w:cs="Arial"/>
+          <w:color w:val="222222"/>
+          <w:sz w:val="32"/>
+          <w:szCs w:val="32"/>
+        </w:rPr>
+      </w:pPr>
+      <w:r>
+        <w:rPr>
+          <w:rFonts w:ascii="Candara" w:eastAsia="Times New Roman" w:hAnsi="Candara" w:cs="Arial"/>
           <w:b/>
           <w:bCs/>
           <w:color w:val="222222"/>
           <w:sz w:val="32"/>
           <w:szCs w:val="32"/>
         </w:rPr>
+        <w:lastRenderedPageBreak/>
         <w:t>index.js</w:t>
       </w:r>
     </w:p>
@@ -852,15 +770,15 @@
         </w:tabs>
         <w:spacing w:after="0" w:line="240" w:lineRule="auto"/>
         <w:rPr>
-          <w:rFonts w:ascii="Candara" w:hAnsi="Candara" w:eastAsia="Times New Roman" w:cs="Courier New"/>
-          <w:color w:val="222222"/>
-          <w:sz w:val="32"/>
-          <w:szCs w:val="32"/>
-        </w:rPr>
-      </w:pPr>
-      <w:r>
-        <w:rPr>
-          <w:rFonts w:ascii="Candara" w:hAnsi="Candara" w:eastAsia="Times New Roman" w:cs="Courier New"/>
+          <w:rFonts w:ascii="Candara" w:eastAsia="Times New Roman" w:hAnsi="Candara" w:cs="Courier New"/>
+          <w:color w:val="222222"/>
+          <w:sz w:val="32"/>
+          <w:szCs w:val="32"/>
+        </w:rPr>
+      </w:pPr>
+      <w:r>
+        <w:rPr>
+          <w:rFonts w:ascii="Candara" w:eastAsia="Times New Roman" w:hAnsi="Candara" w:cs="Courier New"/>
           <w:color w:val="222222"/>
           <w:sz w:val="32"/>
           <w:szCs w:val="32"/>
@@ -890,15 +808,15 @@
         </w:tabs>
         <w:spacing w:after="0" w:line="240" w:lineRule="auto"/>
         <w:rPr>
-          <w:rFonts w:ascii="Candara" w:hAnsi="Candara" w:eastAsia="Times New Roman" w:cs="Courier New"/>
-          <w:color w:val="222222"/>
-          <w:sz w:val="32"/>
-          <w:szCs w:val="32"/>
-        </w:rPr>
-      </w:pPr>
-      <w:r>
-        <w:rPr>
-          <w:rFonts w:ascii="Candara" w:hAnsi="Candara" w:eastAsia="Times New Roman" w:cs="Courier New"/>
+          <w:rFonts w:ascii="Candara" w:eastAsia="Times New Roman" w:hAnsi="Candara" w:cs="Courier New"/>
+          <w:color w:val="222222"/>
+          <w:sz w:val="32"/>
+          <w:szCs w:val="32"/>
+        </w:rPr>
+      </w:pPr>
+      <w:r>
+        <w:rPr>
+          <w:rFonts w:ascii="Candara" w:eastAsia="Times New Roman" w:hAnsi="Candara" w:cs="Courier New"/>
           <w:color w:val="222222"/>
           <w:sz w:val="32"/>
           <w:szCs w:val="32"/>
@@ -928,44 +846,44 @@
         </w:tabs>
         <w:spacing w:after="0" w:line="240" w:lineRule="auto"/>
         <w:rPr>
-          <w:rFonts w:ascii="Candara" w:hAnsi="Candara" w:eastAsia="Times New Roman" w:cs="Courier New"/>
-          <w:color w:val="222222"/>
-          <w:sz w:val="32"/>
-          <w:szCs w:val="32"/>
-        </w:rPr>
-      </w:pPr>
-    </w:p>
-    <w:p>
-      <w:pPr>
-        <w:tabs>
-          <w:tab w:val="left" w:pos="916"/>
-          <w:tab w:val="left" w:pos="1832"/>
-          <w:tab w:val="left" w:pos="2748"/>
-          <w:tab w:val="left" w:pos="3664"/>
-          <w:tab w:val="left" w:pos="4580"/>
-          <w:tab w:val="left" w:pos="5496"/>
-          <w:tab w:val="left" w:pos="6412"/>
-          <w:tab w:val="left" w:pos="7328"/>
-          <w:tab w:val="left" w:pos="8244"/>
-          <w:tab w:val="left" w:pos="9160"/>
-          <w:tab w:val="left" w:pos="10076"/>
-          <w:tab w:val="left" w:pos="10992"/>
-          <w:tab w:val="left" w:pos="11908"/>
-          <w:tab w:val="left" w:pos="12824"/>
-          <w:tab w:val="left" w:pos="13740"/>
-          <w:tab w:val="left" w:pos="14656"/>
-        </w:tabs>
-        <w:spacing w:after="0" w:line="240" w:lineRule="auto"/>
-        <w:rPr>
-          <w:rFonts w:ascii="Candara" w:hAnsi="Candara" w:eastAsia="Times New Roman" w:cs="Courier New"/>
-          <w:color w:val="222222"/>
-          <w:sz w:val="32"/>
-          <w:szCs w:val="32"/>
-        </w:rPr>
-      </w:pPr>
-      <w:r>
-        <w:rPr>
-          <w:rFonts w:ascii="Candara" w:hAnsi="Candara" w:eastAsia="Times New Roman" w:cs="Courier New"/>
+          <w:rFonts w:ascii="Candara" w:eastAsia="Times New Roman" w:hAnsi="Candara" w:cs="Courier New"/>
+          <w:color w:val="222222"/>
+          <w:sz w:val="32"/>
+          <w:szCs w:val="32"/>
+        </w:rPr>
+      </w:pPr>
+    </w:p>
+    <w:p>
+      <w:pPr>
+        <w:tabs>
+          <w:tab w:val="left" w:pos="916"/>
+          <w:tab w:val="left" w:pos="1832"/>
+          <w:tab w:val="left" w:pos="2748"/>
+          <w:tab w:val="left" w:pos="3664"/>
+          <w:tab w:val="left" w:pos="4580"/>
+          <w:tab w:val="left" w:pos="5496"/>
+          <w:tab w:val="left" w:pos="6412"/>
+          <w:tab w:val="left" w:pos="7328"/>
+          <w:tab w:val="left" w:pos="8244"/>
+          <w:tab w:val="left" w:pos="9160"/>
+          <w:tab w:val="left" w:pos="10076"/>
+          <w:tab w:val="left" w:pos="10992"/>
+          <w:tab w:val="left" w:pos="11908"/>
+          <w:tab w:val="left" w:pos="12824"/>
+          <w:tab w:val="left" w:pos="13740"/>
+          <w:tab w:val="left" w:pos="14656"/>
+        </w:tabs>
+        <w:spacing w:after="0" w:line="240" w:lineRule="auto"/>
+        <w:rPr>
+          <w:rFonts w:ascii="Candara" w:eastAsia="Times New Roman" w:hAnsi="Candara" w:cs="Courier New"/>
+          <w:color w:val="222222"/>
+          <w:sz w:val="32"/>
+          <w:szCs w:val="32"/>
+        </w:rPr>
+      </w:pPr>
+      <w:r>
+        <w:rPr>
+          <w:rFonts w:ascii="Candara" w:eastAsia="Times New Roman" w:hAnsi="Candara" w:cs="Courier New"/>
           <w:color w:val="222222"/>
           <w:sz w:val="32"/>
           <w:szCs w:val="32"/>
@@ -995,72 +913,53 @@
         </w:tabs>
         <w:spacing w:after="0" w:line="240" w:lineRule="auto"/>
         <w:rPr>
-          <w:rFonts w:ascii="Candara" w:hAnsi="Candara" w:eastAsia="Times New Roman" w:cs="Courier New"/>
-          <w:color w:val="222222"/>
-          <w:sz w:val="32"/>
-          <w:szCs w:val="32"/>
-        </w:rPr>
-      </w:pPr>
-      <w:r>
-        <w:rPr>
-          <w:rFonts w:ascii="Candara" w:hAnsi="Candara" w:eastAsia="Times New Roman" w:cs="Courier New"/>
-          <w:color w:val="222222"/>
-          <w:sz w:val="32"/>
-          <w:szCs w:val="32"/>
-        </w:rPr>
-        <w:t xml:space="preserve">&lt;h1&gt;Hello, </w:t>
-      </w:r>
-      <w:r>
-        <w:rPr>
-          <w:rFonts w:hint="default" w:ascii="Candara" w:hAnsi="Candara" w:eastAsia="Times New Roman" w:cs="Courier New"/>
-          <w:color w:val="222222"/>
-          <w:sz w:val="32"/>
-          <w:szCs w:val="32"/>
-          <w:lang w:val="en-US"/>
-        </w:rPr>
-        <w:t>user</w:t>
-      </w:r>
-      <w:r>
-        <w:rPr>
-          <w:rFonts w:ascii="Candara" w:hAnsi="Candara" w:eastAsia="Times New Roman" w:cs="Courier New"/>
-          <w:color w:val="222222"/>
-          <w:sz w:val="32"/>
-          <w:szCs w:val="32"/>
-        </w:rPr>
-        <w:t>!&lt;/h1&gt;,</w:t>
-      </w:r>
-    </w:p>
-    <w:p>
-      <w:pPr>
-        <w:tabs>
-          <w:tab w:val="left" w:pos="916"/>
-          <w:tab w:val="left" w:pos="1832"/>
-          <w:tab w:val="left" w:pos="2748"/>
-          <w:tab w:val="left" w:pos="3664"/>
-          <w:tab w:val="left" w:pos="4580"/>
-          <w:tab w:val="left" w:pos="5496"/>
-          <w:tab w:val="left" w:pos="6412"/>
-          <w:tab w:val="left" w:pos="7328"/>
-          <w:tab w:val="left" w:pos="8244"/>
-          <w:tab w:val="left" w:pos="9160"/>
-          <w:tab w:val="left" w:pos="10076"/>
-          <w:tab w:val="left" w:pos="10992"/>
-          <w:tab w:val="left" w:pos="11908"/>
-          <w:tab w:val="left" w:pos="12824"/>
-          <w:tab w:val="left" w:pos="13740"/>
-          <w:tab w:val="left" w:pos="14656"/>
-        </w:tabs>
-        <w:spacing w:after="0" w:line="240" w:lineRule="auto"/>
-        <w:rPr>
-          <w:rFonts w:ascii="Candara" w:hAnsi="Candara" w:eastAsia="Times New Roman" w:cs="Courier New"/>
-          <w:color w:val="222222"/>
-          <w:sz w:val="32"/>
-          <w:szCs w:val="32"/>
-        </w:rPr>
-      </w:pPr>
-      <w:r>
-        <w:rPr>
-          <w:rFonts w:ascii="Candara" w:hAnsi="Candara" w:eastAsia="Times New Roman" w:cs="Courier New"/>
+          <w:rFonts w:ascii="Candara" w:eastAsia="Times New Roman" w:hAnsi="Candara" w:cs="Courier New"/>
+          <w:color w:val="222222"/>
+          <w:sz w:val="32"/>
+          <w:szCs w:val="32"/>
+        </w:rPr>
+      </w:pPr>
+      <w:r>
+        <w:rPr>
+          <w:rFonts w:ascii="Candara" w:eastAsia="Times New Roman" w:hAnsi="Candara" w:cs="Courier New"/>
+          <w:color w:val="222222"/>
+          <w:sz w:val="32"/>
+          <w:szCs w:val="32"/>
+        </w:rPr>
+        <w:t>&lt;h1&gt;Hello, user!&lt;/h1&gt;,</w:t>
+      </w:r>
+    </w:p>
+    <w:p>
+      <w:pPr>
+        <w:tabs>
+          <w:tab w:val="left" w:pos="916"/>
+          <w:tab w:val="left" w:pos="1832"/>
+          <w:tab w:val="left" w:pos="2748"/>
+          <w:tab w:val="left" w:pos="3664"/>
+          <w:tab w:val="left" w:pos="4580"/>
+          <w:tab w:val="left" w:pos="5496"/>
+          <w:tab w:val="left" w:pos="6412"/>
+          <w:tab w:val="left" w:pos="7328"/>
+          <w:tab w:val="left" w:pos="8244"/>
+          <w:tab w:val="left" w:pos="9160"/>
+          <w:tab w:val="left" w:pos="10076"/>
+          <w:tab w:val="left" w:pos="10992"/>
+          <w:tab w:val="left" w:pos="11908"/>
+          <w:tab w:val="left" w:pos="12824"/>
+          <w:tab w:val="left" w:pos="13740"/>
+          <w:tab w:val="left" w:pos="14656"/>
+        </w:tabs>
+        <w:spacing w:after="0" w:line="240" w:lineRule="auto"/>
+        <w:rPr>
+          <w:rFonts w:ascii="Candara" w:eastAsia="Times New Roman" w:hAnsi="Candara" w:cs="Courier New"/>
+          <w:color w:val="222222"/>
+          <w:sz w:val="32"/>
+          <w:szCs w:val="32"/>
+        </w:rPr>
+      </w:pPr>
+      <w:r>
+        <w:rPr>
+          <w:rFonts w:ascii="Candara" w:eastAsia="Times New Roman" w:hAnsi="Candara" w:cs="Courier New"/>
           <w:color w:val="222222"/>
           <w:sz w:val="32"/>
           <w:szCs w:val="32"/>
@@ -1090,15 +989,15 @@
         </w:tabs>
         <w:spacing w:after="0" w:line="240" w:lineRule="auto"/>
         <w:rPr>
-          <w:rFonts w:ascii="Candara" w:hAnsi="Candara" w:eastAsia="Times New Roman" w:cs="Courier New"/>
-          <w:color w:val="222222"/>
-          <w:sz w:val="32"/>
-          <w:szCs w:val="32"/>
-        </w:rPr>
-      </w:pPr>
-      <w:r>
-        <w:rPr>
-          <w:rFonts w:ascii="Candara" w:hAnsi="Candara" w:eastAsia="Times New Roman" w:cs="Courier New"/>
+          <w:rFonts w:ascii="Candara" w:eastAsia="Times New Roman" w:hAnsi="Candara" w:cs="Courier New"/>
+          <w:color w:val="222222"/>
+          <w:sz w:val="32"/>
+          <w:szCs w:val="32"/>
+        </w:rPr>
+      </w:pPr>
+      <w:r>
+        <w:rPr>
+          <w:rFonts w:ascii="Candara" w:eastAsia="Times New Roman" w:hAnsi="Candara" w:cs="Courier New"/>
           <w:color w:val="222222"/>
           <w:sz w:val="32"/>
           <w:szCs w:val="32"/>
@@ -1111,15 +1010,15 @@
         <w:shd w:val="clear" w:color="auto" w:fill="FFFFFF"/>
         <w:spacing w:after="100" w:afterAutospacing="1" w:line="240" w:lineRule="auto"/>
         <w:rPr>
-          <w:rFonts w:ascii="Candara" w:hAnsi="Candara" w:eastAsia="Times New Roman" w:cs="Arial"/>
-          <w:color w:val="222222"/>
-          <w:sz w:val="32"/>
-          <w:szCs w:val="32"/>
-        </w:rPr>
-      </w:pPr>
-      <w:r>
-        <w:rPr>
-          <w:rFonts w:ascii="Candara" w:hAnsi="Candara" w:eastAsia="Times New Roman" w:cs="Arial"/>
+          <w:rFonts w:ascii="Candara" w:eastAsia="Times New Roman" w:hAnsi="Candara" w:cs="Arial"/>
+          <w:color w:val="222222"/>
+          <w:sz w:val="32"/>
+          <w:szCs w:val="32"/>
+        </w:rPr>
+      </w:pPr>
+      <w:r>
+        <w:rPr>
+          <w:rFonts w:ascii="Candara" w:eastAsia="Times New Roman" w:hAnsi="Candara" w:cs="Arial"/>
           <w:color w:val="222222"/>
           <w:sz w:val="32"/>
           <w:szCs w:val="32"/>
@@ -1128,7 +1027,7 @@
       </w:r>
       <w:r>
         <w:rPr>
-          <w:rFonts w:ascii="Candara" w:hAnsi="Candara" w:eastAsia="Times New Roman" w:cs="Arial"/>
+          <w:rFonts w:ascii="Candara" w:eastAsia="Times New Roman" w:hAnsi="Candara" w:cs="Arial"/>
           <w:b/>
           <w:bCs/>
           <w:color w:val="222222"/>
@@ -1139,19 +1038,18 @@
       </w:r>
       <w:r>
         <w:rPr>
-          <w:rFonts w:hint="default" w:ascii="Candara" w:hAnsi="Candara" w:eastAsia="Times New Roman" w:cs="Courier New"/>
+          <w:rFonts w:ascii="Candara" w:eastAsia="Times New Roman" w:hAnsi="Candara" w:cs="Courier New"/>
           <w:b/>
           <w:bCs/>
           <w:color w:val="222222"/>
           <w:sz w:val="32"/>
           <w:szCs w:val="32"/>
-          <w:lang w:val="en-US"/>
         </w:rPr>
         <w:t>user</w:t>
       </w:r>
       <w:r>
         <w:rPr>
-          <w:rFonts w:ascii="Candara" w:hAnsi="Candara" w:eastAsia="Times New Roman" w:cs="Arial"/>
+          <w:rFonts w:ascii="Candara" w:eastAsia="Times New Roman" w:hAnsi="Candara" w:cs="Arial"/>
           <w:b/>
           <w:bCs/>
           <w:color w:val="222222"/>
@@ -1162,7 +1060,7 @@
       </w:r>
       <w:r>
         <w:rPr>
-          <w:rFonts w:ascii="Candara" w:hAnsi="Candara" w:eastAsia="Times New Roman" w:cs="Arial"/>
+          <w:rFonts w:ascii="Candara" w:eastAsia="Times New Roman" w:hAnsi="Candara" w:cs="Arial"/>
           <w:color w:val="222222"/>
           <w:sz w:val="32"/>
           <w:szCs w:val="32"/>
@@ -1175,15 +1073,15 @@
         <w:shd w:val="clear" w:color="auto" w:fill="FFFFFF"/>
         <w:spacing w:after="100" w:afterAutospacing="1" w:line="240" w:lineRule="auto"/>
         <w:rPr>
-          <w:rFonts w:ascii="Candara" w:hAnsi="Candara" w:eastAsia="Times New Roman" w:cs="Arial"/>
-          <w:color w:val="222222"/>
-          <w:sz w:val="32"/>
-          <w:szCs w:val="32"/>
-        </w:rPr>
-      </w:pPr>
-      <w:r>
-        <w:rPr>
-          <w:rFonts w:ascii="Candara" w:hAnsi="Candara" w:eastAsia="Times New Roman" w:cs="Arial"/>
+          <w:rFonts w:ascii="Candara" w:eastAsia="Times New Roman" w:hAnsi="Candara" w:cs="Arial"/>
+          <w:color w:val="222222"/>
+          <w:sz w:val="32"/>
+          <w:szCs w:val="32"/>
+        </w:rPr>
+      </w:pPr>
+      <w:r>
+        <w:rPr>
+          <w:rFonts w:ascii="Candara" w:eastAsia="Times New Roman" w:hAnsi="Candara" w:cs="Arial"/>
           <w:color w:val="222222"/>
           <w:sz w:val="32"/>
           <w:szCs w:val="32"/>
@@ -1196,15 +1094,15 @@
         <w:shd w:val="clear" w:color="auto" w:fill="FFFFFF"/>
         <w:spacing w:after="100" w:afterAutospacing="1" w:line="240" w:lineRule="auto"/>
         <w:rPr>
-          <w:rFonts w:ascii="Candara" w:hAnsi="Candara" w:eastAsia="Times New Roman" w:cs="Arial"/>
-          <w:color w:val="222222"/>
-          <w:sz w:val="32"/>
-          <w:szCs w:val="32"/>
-        </w:rPr>
-      </w:pPr>
-      <w:r>
-        <w:rPr>
-          <w:rFonts w:ascii="Candara" w:hAnsi="Candara" w:eastAsia="Times New Roman" w:cs="Arial"/>
+          <w:rFonts w:ascii="Candara" w:eastAsia="Times New Roman" w:hAnsi="Candara" w:cs="Arial"/>
+          <w:color w:val="222222"/>
+          <w:sz w:val="32"/>
+          <w:szCs w:val="32"/>
+        </w:rPr>
+      </w:pPr>
+      <w:r>
+        <w:rPr>
+          <w:rFonts w:ascii="Candara" w:eastAsia="Times New Roman" w:hAnsi="Candara" w:cs="Arial"/>
           <w:b/>
           <w:bCs/>
           <w:color w:val="222222"/>
@@ -1236,15 +1134,15 @@
         </w:tabs>
         <w:spacing w:after="0" w:line="240" w:lineRule="auto"/>
         <w:rPr>
-          <w:rFonts w:ascii="Candara" w:hAnsi="Candara" w:eastAsia="Times New Roman" w:cs="Courier New"/>
-          <w:color w:val="222222"/>
-          <w:sz w:val="32"/>
-          <w:szCs w:val="32"/>
-        </w:rPr>
-      </w:pPr>
-      <w:r>
-        <w:rPr>
-          <w:rFonts w:ascii="Candara" w:hAnsi="Candara" w:eastAsia="Times New Roman" w:cs="Courier New"/>
+          <w:rFonts w:ascii="Candara" w:eastAsia="Times New Roman" w:hAnsi="Candara" w:cs="Courier New"/>
+          <w:color w:val="222222"/>
+          <w:sz w:val="32"/>
+          <w:szCs w:val="32"/>
+        </w:rPr>
+      </w:pPr>
+      <w:r>
+        <w:rPr>
+          <w:rFonts w:ascii="Candara" w:eastAsia="Times New Roman" w:hAnsi="Candara" w:cs="Courier New"/>
           <w:color w:val="222222"/>
           <w:sz w:val="32"/>
           <w:szCs w:val="32"/>
@@ -1274,15 +1172,15 @@
         </w:tabs>
         <w:spacing w:after="0" w:line="240" w:lineRule="auto"/>
         <w:rPr>
-          <w:rFonts w:ascii="Candara" w:hAnsi="Candara" w:eastAsia="Times New Roman" w:cs="Courier New"/>
-          <w:color w:val="222222"/>
-          <w:sz w:val="32"/>
-          <w:szCs w:val="32"/>
-        </w:rPr>
-      </w:pPr>
-      <w:r>
-        <w:rPr>
-          <w:rFonts w:ascii="Candara" w:hAnsi="Candara" w:eastAsia="Times New Roman" w:cs="Courier New"/>
+          <w:rFonts w:ascii="Candara" w:eastAsia="Times New Roman" w:hAnsi="Candara" w:cs="Courier New"/>
+          <w:color w:val="222222"/>
+          <w:sz w:val="32"/>
+          <w:szCs w:val="32"/>
+        </w:rPr>
+      </w:pPr>
+      <w:r>
+        <w:rPr>
+          <w:rFonts w:ascii="Candara" w:eastAsia="Times New Roman" w:hAnsi="Candara" w:cs="Courier New"/>
           <w:color w:val="222222"/>
           <w:sz w:val="32"/>
           <w:szCs w:val="32"/>
@@ -1312,15 +1210,15 @@
         </w:tabs>
         <w:spacing w:after="0" w:line="240" w:lineRule="auto"/>
         <w:rPr>
-          <w:rFonts w:ascii="Candara" w:hAnsi="Candara" w:eastAsia="Times New Roman" w:cs="Courier New"/>
-          <w:color w:val="222222"/>
-          <w:sz w:val="32"/>
-          <w:szCs w:val="32"/>
-        </w:rPr>
-      </w:pPr>
-      <w:r>
-        <w:rPr>
-          <w:rFonts w:ascii="Candara" w:hAnsi="Candara" w:eastAsia="Times New Roman" w:cs="Courier New"/>
+          <w:rFonts w:ascii="Candara" w:eastAsia="Times New Roman" w:hAnsi="Candara" w:cs="Courier New"/>
+          <w:color w:val="222222"/>
+          <w:sz w:val="32"/>
+          <w:szCs w:val="32"/>
+        </w:rPr>
+      </w:pPr>
+      <w:r>
+        <w:rPr>
+          <w:rFonts w:ascii="Candara" w:eastAsia="Times New Roman" w:hAnsi="Candara" w:cs="Courier New"/>
           <w:color w:val="222222"/>
           <w:sz w:val="32"/>
           <w:szCs w:val="32"/>
@@ -1350,15 +1248,15 @@
         </w:tabs>
         <w:spacing w:after="0" w:line="240" w:lineRule="auto"/>
         <w:rPr>
-          <w:rFonts w:ascii="Candara" w:hAnsi="Candara" w:eastAsia="Times New Roman" w:cs="Courier New"/>
-          <w:color w:val="222222"/>
-          <w:sz w:val="32"/>
-          <w:szCs w:val="32"/>
-        </w:rPr>
-      </w:pPr>
-      <w:r>
-        <w:rPr>
-          <w:rFonts w:ascii="Candara" w:hAnsi="Candara" w:eastAsia="Times New Roman" w:cs="Courier New"/>
+          <w:rFonts w:ascii="Candara" w:eastAsia="Times New Roman" w:hAnsi="Candara" w:cs="Courier New"/>
+          <w:color w:val="222222"/>
+          <w:sz w:val="32"/>
+          <w:szCs w:val="32"/>
+        </w:rPr>
+      </w:pPr>
+      <w:r>
+        <w:rPr>
+          <w:rFonts w:ascii="Candara" w:eastAsia="Times New Roman" w:hAnsi="Candara" w:cs="Courier New"/>
           <w:color w:val="222222"/>
           <w:sz w:val="32"/>
           <w:szCs w:val="32"/>
@@ -1388,15 +1286,15 @@
         </w:tabs>
         <w:spacing w:after="0" w:line="240" w:lineRule="auto"/>
         <w:rPr>
-          <w:rFonts w:ascii="Candara" w:hAnsi="Candara" w:eastAsia="Times New Roman" w:cs="Courier New"/>
-          <w:color w:val="222222"/>
-          <w:sz w:val="32"/>
-          <w:szCs w:val="32"/>
-        </w:rPr>
-      </w:pPr>
-      <w:r>
-        <w:rPr>
-          <w:rFonts w:ascii="Candara" w:hAnsi="Candara" w:eastAsia="Times New Roman" w:cs="Courier New"/>
+          <w:rFonts w:ascii="Candara" w:eastAsia="Times New Roman" w:hAnsi="Candara" w:cs="Courier New"/>
+          <w:color w:val="222222"/>
+          <w:sz w:val="32"/>
+          <w:szCs w:val="32"/>
+        </w:rPr>
+      </w:pPr>
+      <w:r>
+        <w:rPr>
+          <w:rFonts w:ascii="Candara" w:eastAsia="Times New Roman" w:hAnsi="Candara" w:cs="Courier New"/>
           <w:color w:val="222222"/>
           <w:sz w:val="32"/>
           <w:szCs w:val="32"/>
@@ -1426,15 +1324,15 @@
         </w:tabs>
         <w:spacing w:after="0" w:line="240" w:lineRule="auto"/>
         <w:rPr>
-          <w:rFonts w:ascii="Candara" w:hAnsi="Candara" w:eastAsia="Times New Roman" w:cs="Courier New"/>
-          <w:color w:val="222222"/>
-          <w:sz w:val="32"/>
-          <w:szCs w:val="32"/>
-        </w:rPr>
-      </w:pPr>
-      <w:r>
-        <w:rPr>
-          <w:rFonts w:ascii="Candara" w:hAnsi="Candara" w:eastAsia="Times New Roman" w:cs="Courier New"/>
+          <w:rFonts w:ascii="Candara" w:eastAsia="Times New Roman" w:hAnsi="Candara" w:cs="Courier New"/>
+          <w:color w:val="222222"/>
+          <w:sz w:val="32"/>
+          <w:szCs w:val="32"/>
+        </w:rPr>
+      </w:pPr>
+      <w:r>
+        <w:rPr>
+          <w:rFonts w:ascii="Candara" w:eastAsia="Times New Roman" w:hAnsi="Candara" w:cs="Courier New"/>
           <w:color w:val="222222"/>
           <w:sz w:val="32"/>
           <w:szCs w:val="32"/>
@@ -1464,15 +1362,15 @@
         </w:tabs>
         <w:spacing w:after="0" w:line="240" w:lineRule="auto"/>
         <w:rPr>
-          <w:rFonts w:ascii="Candara" w:hAnsi="Candara" w:eastAsia="Times New Roman" w:cs="Courier New"/>
-          <w:color w:val="222222"/>
-          <w:sz w:val="32"/>
-          <w:szCs w:val="32"/>
-        </w:rPr>
-      </w:pPr>
-      <w:r>
-        <w:rPr>
-          <w:rFonts w:ascii="Candara" w:hAnsi="Candara" w:eastAsia="Times New Roman" w:cs="Courier New"/>
+          <w:rFonts w:ascii="Candara" w:eastAsia="Times New Roman" w:hAnsi="Candara" w:cs="Courier New"/>
+          <w:color w:val="222222"/>
+          <w:sz w:val="32"/>
+          <w:szCs w:val="32"/>
+        </w:rPr>
+      </w:pPr>
+      <w:r>
+        <w:rPr>
+          <w:rFonts w:ascii="Candara" w:eastAsia="Times New Roman" w:hAnsi="Candara" w:cs="Courier New"/>
           <w:color w:val="222222"/>
           <w:sz w:val="32"/>
           <w:szCs w:val="32"/>
@@ -1502,15 +1400,15 @@
         </w:tabs>
         <w:spacing w:after="0" w:line="240" w:lineRule="auto"/>
         <w:rPr>
-          <w:rFonts w:ascii="Candara" w:hAnsi="Candara" w:eastAsia="Times New Roman" w:cs="Courier New"/>
-          <w:color w:val="222222"/>
-          <w:sz w:val="32"/>
-          <w:szCs w:val="32"/>
-        </w:rPr>
-      </w:pPr>
-      <w:r>
-        <w:rPr>
-          <w:rFonts w:ascii="Candara" w:hAnsi="Candara" w:eastAsia="Times New Roman" w:cs="Courier New"/>
+          <w:rFonts w:ascii="Candara" w:eastAsia="Times New Roman" w:hAnsi="Candara" w:cs="Courier New"/>
+          <w:color w:val="222222"/>
+          <w:sz w:val="32"/>
+          <w:szCs w:val="32"/>
+        </w:rPr>
+      </w:pPr>
+      <w:r>
+        <w:rPr>
+          <w:rFonts w:ascii="Candara" w:eastAsia="Times New Roman" w:hAnsi="Candara" w:cs="Courier New"/>
           <w:color w:val="222222"/>
           <w:sz w:val="32"/>
           <w:szCs w:val="32"/>
@@ -1540,15 +1438,15 @@
         </w:tabs>
         <w:spacing w:after="0" w:line="240" w:lineRule="auto"/>
         <w:rPr>
-          <w:rFonts w:ascii="Candara" w:hAnsi="Candara" w:eastAsia="Times New Roman" w:cs="Courier New"/>
-          <w:color w:val="222222"/>
-          <w:sz w:val="32"/>
-          <w:szCs w:val="32"/>
-        </w:rPr>
-      </w:pPr>
-      <w:r>
-        <w:rPr>
-          <w:rFonts w:ascii="Candara" w:hAnsi="Candara" w:eastAsia="Times New Roman" w:cs="Courier New"/>
+          <w:rFonts w:ascii="Candara" w:eastAsia="Times New Roman" w:hAnsi="Candara" w:cs="Courier New"/>
+          <w:color w:val="222222"/>
+          <w:sz w:val="32"/>
+          <w:szCs w:val="32"/>
+        </w:rPr>
+      </w:pPr>
+      <w:r>
+        <w:rPr>
+          <w:rFonts w:ascii="Candara" w:eastAsia="Times New Roman" w:hAnsi="Candara" w:cs="Courier New"/>
           <w:color w:val="222222"/>
           <w:sz w:val="32"/>
           <w:szCs w:val="32"/>
@@ -1578,15 +1476,15 @@
         </w:tabs>
         <w:spacing w:after="0" w:line="240" w:lineRule="auto"/>
         <w:rPr>
-          <w:rFonts w:ascii="Candara" w:hAnsi="Candara" w:eastAsia="Times New Roman" w:cs="Courier New"/>
-          <w:color w:val="222222"/>
-          <w:sz w:val="32"/>
-          <w:szCs w:val="32"/>
-        </w:rPr>
-      </w:pPr>
-      <w:r>
-        <w:rPr>
-          <w:rFonts w:ascii="Candara" w:hAnsi="Candara" w:eastAsia="Times New Roman" w:cs="Courier New"/>
+          <w:rFonts w:ascii="Candara" w:eastAsia="Times New Roman" w:hAnsi="Candara" w:cs="Courier New"/>
+          <w:color w:val="222222"/>
+          <w:sz w:val="32"/>
+          <w:szCs w:val="32"/>
+        </w:rPr>
+      </w:pPr>
+      <w:r>
+        <w:rPr>
+          <w:rFonts w:ascii="Candara" w:eastAsia="Times New Roman" w:hAnsi="Candara" w:cs="Courier New"/>
           <w:color w:val="222222"/>
           <w:sz w:val="32"/>
           <w:szCs w:val="32"/>
@@ -1599,15 +1497,15 @@
         <w:shd w:val="clear" w:color="auto" w:fill="FFFFFF"/>
         <w:spacing w:after="100" w:afterAutospacing="1" w:line="240" w:lineRule="auto"/>
         <w:rPr>
-          <w:rFonts w:ascii="Candara" w:hAnsi="Candara" w:eastAsia="Times New Roman" w:cs="Arial"/>
-          <w:color w:val="222222"/>
-          <w:sz w:val="32"/>
-          <w:szCs w:val="32"/>
-        </w:rPr>
-      </w:pPr>
-      <w:r>
-        <w:rPr>
-          <w:rFonts w:ascii="Candara" w:hAnsi="Candara" w:eastAsia="Times New Roman" w:cs="Arial"/>
+          <w:rFonts w:ascii="Candara" w:eastAsia="Times New Roman" w:hAnsi="Candara" w:cs="Arial"/>
+          <w:color w:val="222222"/>
+          <w:sz w:val="32"/>
+          <w:szCs w:val="32"/>
+        </w:rPr>
+      </w:pPr>
+      <w:r>
+        <w:rPr>
+          <w:rFonts w:ascii="Candara" w:eastAsia="Times New Roman" w:hAnsi="Candara" w:cs="Arial"/>
           <w:color w:val="222222"/>
           <w:sz w:val="32"/>
           <w:szCs w:val="32"/>
@@ -1637,15 +1535,15 @@
         </w:tabs>
         <w:spacing w:after="0" w:line="240" w:lineRule="auto"/>
         <w:rPr>
-          <w:rFonts w:ascii="Candara" w:hAnsi="Candara" w:eastAsia="Times New Roman" w:cs="Courier New"/>
-          <w:color w:val="222222"/>
-          <w:sz w:val="32"/>
-          <w:szCs w:val="32"/>
-        </w:rPr>
-      </w:pPr>
-      <w:r>
-        <w:rPr>
-          <w:rFonts w:ascii="Candara" w:hAnsi="Candara" w:eastAsia="Times New Roman" w:cs="Courier New"/>
+          <w:rFonts w:ascii="Candara" w:eastAsia="Times New Roman" w:hAnsi="Candara" w:cs="Courier New"/>
+          <w:color w:val="222222"/>
+          <w:sz w:val="32"/>
+          <w:szCs w:val="32"/>
+        </w:rPr>
+      </w:pPr>
+      <w:r>
+        <w:rPr>
+          <w:rFonts w:ascii="Candara" w:eastAsia="Times New Roman" w:hAnsi="Candara" w:cs="Courier New"/>
           <w:color w:val="222222"/>
           <w:sz w:val="32"/>
           <w:szCs w:val="32"/>
@@ -1675,19 +1573,20 @@
         </w:tabs>
         <w:spacing w:after="0" w:line="240" w:lineRule="auto"/>
         <w:rPr>
-          <w:rFonts w:ascii="Candara" w:hAnsi="Candara" w:eastAsia="Times New Roman" w:cs="Courier New"/>
-          <w:color w:val="222222"/>
-          <w:sz w:val="32"/>
-          <w:szCs w:val="32"/>
-        </w:rPr>
-      </w:pPr>
-      <w:r>
-        <w:rPr>
-          <w:rFonts w:ascii="Candara" w:hAnsi="Candara" w:eastAsia="Times New Roman" w:cs="Courier New"/>
-          <w:color w:val="222222"/>
-          <w:sz w:val="32"/>
-          <w:szCs w:val="32"/>
-        </w:rPr>
+          <w:rFonts w:ascii="Candara" w:eastAsia="Times New Roman" w:hAnsi="Candara" w:cs="Courier New"/>
+          <w:color w:val="222222"/>
+          <w:sz w:val="32"/>
+          <w:szCs w:val="32"/>
+        </w:rPr>
+      </w:pPr>
+      <w:r>
+        <w:rPr>
+          <w:rFonts w:ascii="Candara" w:eastAsia="Times New Roman" w:hAnsi="Candara" w:cs="Courier New"/>
+          <w:color w:val="222222"/>
+          <w:sz w:val="32"/>
+          <w:szCs w:val="32"/>
+        </w:rPr>
+        <w:lastRenderedPageBreak/>
         <w:t xml:space="preserve">    "start": "react-scripts start" </w:t>
       </w:r>
     </w:p>
@@ -1713,15 +1612,15 @@
         </w:tabs>
         <w:spacing w:after="0" w:line="240" w:lineRule="auto"/>
         <w:rPr>
-          <w:rFonts w:ascii="Candara" w:hAnsi="Candara" w:eastAsia="Times New Roman" w:cs="Courier New"/>
-          <w:color w:val="222222"/>
-          <w:sz w:val="32"/>
-          <w:szCs w:val="32"/>
-        </w:rPr>
-      </w:pPr>
-      <w:r>
-        <w:rPr>
-          <w:rFonts w:ascii="Candara" w:hAnsi="Candara" w:eastAsia="Times New Roman" w:cs="Courier New"/>
+          <w:rFonts w:ascii="Candara" w:eastAsia="Times New Roman" w:hAnsi="Candara" w:cs="Courier New"/>
+          <w:color w:val="222222"/>
+          <w:sz w:val="32"/>
+          <w:szCs w:val="32"/>
+        </w:rPr>
+      </w:pPr>
+      <w:r>
+        <w:rPr>
+          <w:rFonts w:ascii="Candara" w:eastAsia="Times New Roman" w:hAnsi="Candara" w:cs="Courier New"/>
           <w:color w:val="222222"/>
           <w:sz w:val="32"/>
           <w:szCs w:val="32"/>
@@ -1734,15 +1633,15 @@
         <w:shd w:val="clear" w:color="auto" w:fill="FFFFFF"/>
         <w:spacing w:after="100" w:afterAutospacing="1" w:line="240" w:lineRule="auto"/>
         <w:rPr>
-          <w:rFonts w:ascii="Candara" w:hAnsi="Candara" w:eastAsia="Times New Roman" w:cs="Arial"/>
-          <w:color w:val="222222"/>
-          <w:sz w:val="32"/>
-          <w:szCs w:val="32"/>
-        </w:rPr>
-      </w:pPr>
-      <w:r>
-        <w:rPr>
-          <w:rFonts w:ascii="Candara" w:hAnsi="Candara" w:eastAsia="Times New Roman" w:cs="Arial"/>
+          <w:rFonts w:ascii="Candara" w:eastAsia="Times New Roman" w:hAnsi="Candara" w:cs="Arial"/>
+          <w:color w:val="222222"/>
+          <w:sz w:val="32"/>
+          <w:szCs w:val="32"/>
+        </w:rPr>
+      </w:pPr>
+      <w:r>
+        <w:rPr>
+          <w:rFonts w:ascii="Candara" w:eastAsia="Times New Roman" w:hAnsi="Candara" w:cs="Arial"/>
           <w:color w:val="222222"/>
           <w:sz w:val="32"/>
           <w:szCs w:val="32"/>
@@ -1755,15 +1654,15 @@
         <w:shd w:val="clear" w:color="auto" w:fill="FFFFFF"/>
         <w:spacing w:after="100" w:afterAutospacing="1" w:line="240" w:lineRule="auto"/>
         <w:rPr>
-          <w:rFonts w:ascii="Candara" w:hAnsi="Candara" w:eastAsia="Times New Roman" w:cs="Arial"/>
-          <w:color w:val="222222"/>
-          <w:sz w:val="32"/>
-          <w:szCs w:val="32"/>
-        </w:rPr>
-      </w:pPr>
-      <w:r>
-        <w:rPr>
-          <w:rFonts w:ascii="Candara" w:hAnsi="Candara" w:eastAsia="Times New Roman" w:cs="Arial"/>
+          <w:rFonts w:ascii="Candara" w:eastAsia="Times New Roman" w:hAnsi="Candara" w:cs="Arial"/>
+          <w:color w:val="222222"/>
+          <w:sz w:val="32"/>
+          <w:szCs w:val="32"/>
+        </w:rPr>
+      </w:pPr>
+      <w:r>
+        <w:rPr>
+          <w:rFonts w:ascii="Candara" w:eastAsia="Times New Roman" w:hAnsi="Candara" w:cs="Arial"/>
           <w:b/>
           <w:bCs/>
           <w:color w:val="222222"/>
@@ -1795,15 +1694,15 @@
         </w:tabs>
         <w:spacing w:after="0" w:line="240" w:lineRule="auto"/>
         <w:rPr>
-          <w:rFonts w:ascii="Candara" w:hAnsi="Candara" w:eastAsia="Times New Roman" w:cs="Courier New"/>
-          <w:color w:val="222222"/>
-          <w:sz w:val="32"/>
-          <w:szCs w:val="32"/>
-        </w:rPr>
-      </w:pPr>
-      <w:r>
-        <w:rPr>
-          <w:rFonts w:ascii="Candara" w:hAnsi="Candara" w:eastAsia="Times New Roman" w:cs="Courier New"/>
+          <w:rFonts w:ascii="Candara" w:eastAsia="Times New Roman" w:hAnsi="Candara" w:cs="Courier New"/>
+          <w:color w:val="222222"/>
+          <w:sz w:val="32"/>
+          <w:szCs w:val="32"/>
+        </w:rPr>
+      </w:pPr>
+      <w:r>
+        <w:rPr>
+          <w:rFonts w:ascii="Candara" w:eastAsia="Times New Roman" w:hAnsi="Candara" w:cs="Courier New"/>
           <w:color w:val="222222"/>
           <w:sz w:val="32"/>
           <w:szCs w:val="32"/>
@@ -1833,15 +1732,15 @@
         </w:tabs>
         <w:spacing w:after="0" w:line="240" w:lineRule="auto"/>
         <w:rPr>
-          <w:rFonts w:ascii="Candara" w:hAnsi="Candara" w:eastAsia="Times New Roman" w:cs="Courier New"/>
-          <w:color w:val="222222"/>
-          <w:sz w:val="32"/>
-          <w:szCs w:val="32"/>
-        </w:rPr>
-      </w:pPr>
-      <w:r>
-        <w:rPr>
-          <w:rFonts w:ascii="Candara" w:hAnsi="Candara" w:eastAsia="Times New Roman" w:cs="Courier New"/>
+          <w:rFonts w:ascii="Candara" w:eastAsia="Times New Roman" w:hAnsi="Candara" w:cs="Courier New"/>
+          <w:color w:val="222222"/>
+          <w:sz w:val="32"/>
+          <w:szCs w:val="32"/>
+        </w:rPr>
+      </w:pPr>
+      <w:r>
+        <w:rPr>
+          <w:rFonts w:ascii="Candara" w:eastAsia="Times New Roman" w:hAnsi="Candara" w:cs="Courier New"/>
           <w:color w:val="222222"/>
           <w:sz w:val="32"/>
           <w:szCs w:val="32"/>
@@ -1871,15 +1770,15 @@
         </w:tabs>
         <w:spacing w:after="0" w:line="240" w:lineRule="auto"/>
         <w:rPr>
-          <w:rFonts w:ascii="Candara" w:hAnsi="Candara" w:eastAsia="Times New Roman" w:cs="Courier New"/>
-          <w:color w:val="222222"/>
-          <w:sz w:val="32"/>
-          <w:szCs w:val="32"/>
-        </w:rPr>
-      </w:pPr>
-      <w:r>
-        <w:rPr>
-          <w:rFonts w:ascii="Candara" w:hAnsi="Candara" w:eastAsia="Times New Roman" w:cs="Courier New"/>
+          <w:rFonts w:ascii="Candara" w:eastAsia="Times New Roman" w:hAnsi="Candara" w:cs="Courier New"/>
+          <w:color w:val="222222"/>
+          <w:sz w:val="32"/>
+          <w:szCs w:val="32"/>
+        </w:rPr>
+      </w:pPr>
+      <w:r>
+        <w:rPr>
+          <w:rFonts w:ascii="Candara" w:eastAsia="Times New Roman" w:hAnsi="Candara" w:cs="Courier New"/>
           <w:color w:val="222222"/>
           <w:sz w:val="32"/>
           <w:szCs w:val="32"/>
@@ -1909,15 +1808,15 @@
         </w:tabs>
         <w:spacing w:after="0" w:line="240" w:lineRule="auto"/>
         <w:rPr>
-          <w:rFonts w:ascii="Candara" w:hAnsi="Candara" w:eastAsia="Times New Roman" w:cs="Courier New"/>
-          <w:color w:val="222222"/>
-          <w:sz w:val="32"/>
-          <w:szCs w:val="32"/>
-        </w:rPr>
-      </w:pPr>
-      <w:r>
-        <w:rPr>
-          <w:rFonts w:ascii="Candara" w:hAnsi="Candara" w:eastAsia="Times New Roman" w:cs="Courier New"/>
+          <w:rFonts w:ascii="Candara" w:eastAsia="Times New Roman" w:hAnsi="Candara" w:cs="Courier New"/>
+          <w:color w:val="222222"/>
+          <w:sz w:val="32"/>
+          <w:szCs w:val="32"/>
+        </w:rPr>
+      </w:pPr>
+      <w:r>
+        <w:rPr>
+          <w:rFonts w:ascii="Candara" w:eastAsia="Times New Roman" w:hAnsi="Candara" w:cs="Courier New"/>
           <w:color w:val="222222"/>
           <w:sz w:val="32"/>
           <w:szCs w:val="32"/>
@@ -1947,15 +1846,15 @@
         </w:tabs>
         <w:spacing w:after="0" w:line="240" w:lineRule="auto"/>
         <w:rPr>
-          <w:rFonts w:ascii="Candara" w:hAnsi="Candara" w:eastAsia="Times New Roman" w:cs="Courier New"/>
-          <w:color w:val="222222"/>
-          <w:sz w:val="32"/>
-          <w:szCs w:val="32"/>
-        </w:rPr>
-      </w:pPr>
-      <w:r>
-        <w:rPr>
-          <w:rFonts w:ascii="Candara" w:hAnsi="Candara" w:eastAsia="Times New Roman" w:cs="Courier New"/>
+          <w:rFonts w:ascii="Candara" w:eastAsia="Times New Roman" w:hAnsi="Candara" w:cs="Courier New"/>
+          <w:color w:val="222222"/>
+          <w:sz w:val="32"/>
+          <w:szCs w:val="32"/>
+        </w:rPr>
+      </w:pPr>
+      <w:r>
+        <w:rPr>
+          <w:rFonts w:ascii="Candara" w:eastAsia="Times New Roman" w:hAnsi="Candara" w:cs="Courier New"/>
           <w:color w:val="222222"/>
           <w:sz w:val="32"/>
           <w:szCs w:val="32"/>
@@ -1985,15 +1884,15 @@
         </w:tabs>
         <w:spacing w:after="0" w:line="240" w:lineRule="auto"/>
         <w:rPr>
-          <w:rFonts w:ascii="Candara" w:hAnsi="Candara" w:eastAsia="Times New Roman" w:cs="Courier New"/>
-          <w:color w:val="222222"/>
-          <w:sz w:val="32"/>
-          <w:szCs w:val="32"/>
-        </w:rPr>
-      </w:pPr>
-      <w:r>
-        <w:rPr>
-          <w:rFonts w:ascii="Candara" w:hAnsi="Candara" w:eastAsia="Times New Roman" w:cs="Courier New"/>
+          <w:rFonts w:ascii="Candara" w:eastAsia="Times New Roman" w:hAnsi="Candara" w:cs="Courier New"/>
+          <w:color w:val="222222"/>
+          <w:sz w:val="32"/>
+          <w:szCs w:val="32"/>
+        </w:rPr>
+      </w:pPr>
+      <w:r>
+        <w:rPr>
+          <w:rFonts w:ascii="Candara" w:eastAsia="Times New Roman" w:hAnsi="Candara" w:cs="Courier New"/>
           <w:color w:val="222222"/>
           <w:sz w:val="32"/>
           <w:szCs w:val="32"/>
@@ -2023,15 +1922,15 @@
         </w:tabs>
         <w:spacing w:after="0" w:line="240" w:lineRule="auto"/>
         <w:rPr>
-          <w:rFonts w:ascii="Candara" w:hAnsi="Candara" w:eastAsia="Times New Roman" w:cs="Courier New"/>
-          <w:color w:val="222222"/>
-          <w:sz w:val="32"/>
-          <w:szCs w:val="32"/>
-        </w:rPr>
-      </w:pPr>
-      <w:r>
-        <w:rPr>
-          <w:rFonts w:ascii="Candara" w:hAnsi="Candara" w:eastAsia="Times New Roman" w:cs="Courier New"/>
+          <w:rFonts w:ascii="Candara" w:eastAsia="Times New Roman" w:hAnsi="Candara" w:cs="Courier New"/>
+          <w:color w:val="222222"/>
+          <w:sz w:val="32"/>
+          <w:szCs w:val="32"/>
+        </w:rPr>
+      </w:pPr>
+      <w:r>
+        <w:rPr>
+          <w:rFonts w:ascii="Candara" w:eastAsia="Times New Roman" w:hAnsi="Candara" w:cs="Courier New"/>
           <w:color w:val="222222"/>
           <w:sz w:val="32"/>
           <w:szCs w:val="32"/>
@@ -2061,15 +1960,15 @@
         </w:tabs>
         <w:spacing w:after="0" w:line="240" w:lineRule="auto"/>
         <w:rPr>
-          <w:rFonts w:ascii="Candara" w:hAnsi="Candara" w:eastAsia="Times New Roman" w:cs="Courier New"/>
-          <w:color w:val="222222"/>
-          <w:sz w:val="32"/>
-          <w:szCs w:val="32"/>
-        </w:rPr>
-      </w:pPr>
-      <w:r>
-        <w:rPr>
-          <w:rFonts w:ascii="Candara" w:hAnsi="Candara" w:eastAsia="Times New Roman" w:cs="Courier New"/>
+          <w:rFonts w:ascii="Candara" w:eastAsia="Times New Roman" w:hAnsi="Candara" w:cs="Courier New"/>
+          <w:color w:val="222222"/>
+          <w:sz w:val="32"/>
+          <w:szCs w:val="32"/>
+        </w:rPr>
+      </w:pPr>
+      <w:r>
+        <w:rPr>
+          <w:rFonts w:ascii="Candara" w:eastAsia="Times New Roman" w:hAnsi="Candara" w:cs="Courier New"/>
           <w:color w:val="222222"/>
           <w:sz w:val="32"/>
           <w:szCs w:val="32"/>
@@ -2099,15 +1998,15 @@
         </w:tabs>
         <w:spacing w:after="0" w:line="240" w:lineRule="auto"/>
         <w:rPr>
-          <w:rFonts w:ascii="Candara" w:hAnsi="Candara" w:eastAsia="Times New Roman" w:cs="Courier New"/>
-          <w:color w:val="222222"/>
-          <w:sz w:val="32"/>
-          <w:szCs w:val="32"/>
-        </w:rPr>
-      </w:pPr>
-      <w:r>
-        <w:rPr>
-          <w:rFonts w:ascii="Candara" w:hAnsi="Candara" w:eastAsia="Times New Roman" w:cs="Courier New"/>
+          <w:rFonts w:ascii="Candara" w:eastAsia="Times New Roman" w:hAnsi="Candara" w:cs="Courier New"/>
+          <w:color w:val="222222"/>
+          <w:sz w:val="32"/>
+          <w:szCs w:val="32"/>
+        </w:rPr>
+      </w:pPr>
+      <w:r>
+        <w:rPr>
+          <w:rFonts w:ascii="Candara" w:eastAsia="Times New Roman" w:hAnsi="Candara" w:cs="Courier New"/>
           <w:color w:val="222222"/>
           <w:sz w:val="32"/>
           <w:szCs w:val="32"/>
@@ -2137,15 +2036,15 @@
         </w:tabs>
         <w:spacing w:after="0" w:line="240" w:lineRule="auto"/>
         <w:rPr>
-          <w:rFonts w:ascii="Candara" w:hAnsi="Candara" w:eastAsia="Times New Roman" w:cs="Courier New"/>
-          <w:color w:val="222222"/>
-          <w:sz w:val="32"/>
-          <w:szCs w:val="32"/>
-        </w:rPr>
-      </w:pPr>
-      <w:r>
-        <w:rPr>
-          <w:rFonts w:ascii="Candara" w:hAnsi="Candara" w:eastAsia="Times New Roman" w:cs="Courier New"/>
+          <w:rFonts w:ascii="Candara" w:eastAsia="Times New Roman" w:hAnsi="Candara" w:cs="Courier New"/>
+          <w:color w:val="222222"/>
+          <w:sz w:val="32"/>
+          <w:szCs w:val="32"/>
+        </w:rPr>
+      </w:pPr>
+      <w:r>
+        <w:rPr>
+          <w:rFonts w:ascii="Candara" w:eastAsia="Times New Roman" w:hAnsi="Candara" w:cs="Courier New"/>
           <w:color w:val="222222"/>
           <w:sz w:val="32"/>
           <w:szCs w:val="32"/>
@@ -2175,15 +2074,15 @@
         </w:tabs>
         <w:spacing w:after="0" w:line="240" w:lineRule="auto"/>
         <w:rPr>
-          <w:rFonts w:ascii="Candara" w:hAnsi="Candara" w:eastAsia="Times New Roman" w:cs="Courier New"/>
-          <w:color w:val="222222"/>
-          <w:sz w:val="32"/>
-          <w:szCs w:val="32"/>
-        </w:rPr>
-      </w:pPr>
-      <w:r>
-        <w:rPr>
-          <w:rFonts w:ascii="Candara" w:hAnsi="Candara" w:eastAsia="Times New Roman" w:cs="Courier New"/>
+          <w:rFonts w:ascii="Candara" w:eastAsia="Times New Roman" w:hAnsi="Candara" w:cs="Courier New"/>
+          <w:color w:val="222222"/>
+          <w:sz w:val="32"/>
+          <w:szCs w:val="32"/>
+        </w:rPr>
+      </w:pPr>
+      <w:r>
+        <w:rPr>
+          <w:rFonts w:ascii="Candara" w:eastAsia="Times New Roman" w:hAnsi="Candara" w:cs="Courier New"/>
           <w:color w:val="222222"/>
           <w:sz w:val="32"/>
           <w:szCs w:val="32"/>
@@ -2213,15 +2112,15 @@
         </w:tabs>
         <w:spacing w:after="0" w:line="240" w:lineRule="auto"/>
         <w:rPr>
-          <w:rFonts w:ascii="Candara" w:hAnsi="Candara" w:eastAsia="Times New Roman" w:cs="Courier New"/>
-          <w:color w:val="222222"/>
-          <w:sz w:val="32"/>
-          <w:szCs w:val="32"/>
-        </w:rPr>
-      </w:pPr>
-      <w:r>
-        <w:rPr>
-          <w:rFonts w:ascii="Candara" w:hAnsi="Candara" w:eastAsia="Times New Roman" w:cs="Courier New"/>
+          <w:rFonts w:ascii="Candara" w:eastAsia="Times New Roman" w:hAnsi="Candara" w:cs="Courier New"/>
+          <w:color w:val="222222"/>
+          <w:sz w:val="32"/>
+          <w:szCs w:val="32"/>
+        </w:rPr>
+      </w:pPr>
+      <w:r>
+        <w:rPr>
+          <w:rFonts w:ascii="Candara" w:eastAsia="Times New Roman" w:hAnsi="Candara" w:cs="Courier New"/>
           <w:color w:val="222222"/>
           <w:sz w:val="32"/>
           <w:szCs w:val="32"/>
@@ -2251,15 +2150,15 @@
         </w:tabs>
         <w:spacing w:after="0" w:line="240" w:lineRule="auto"/>
         <w:rPr>
-          <w:rFonts w:ascii="Candara" w:hAnsi="Candara" w:eastAsia="Times New Roman" w:cs="Courier New"/>
-          <w:color w:val="222222"/>
-          <w:sz w:val="32"/>
-          <w:szCs w:val="32"/>
-        </w:rPr>
-      </w:pPr>
-      <w:r>
-        <w:rPr>
-          <w:rFonts w:ascii="Candara" w:hAnsi="Candara" w:eastAsia="Times New Roman" w:cs="Courier New"/>
+          <w:rFonts w:ascii="Candara" w:eastAsia="Times New Roman" w:hAnsi="Candara" w:cs="Courier New"/>
+          <w:color w:val="222222"/>
+          <w:sz w:val="32"/>
+          <w:szCs w:val="32"/>
+        </w:rPr>
+      </w:pPr>
+      <w:r>
+        <w:rPr>
+          <w:rFonts w:ascii="Candara" w:eastAsia="Times New Roman" w:hAnsi="Candara" w:cs="Courier New"/>
           <w:color w:val="222222"/>
           <w:sz w:val="32"/>
           <w:szCs w:val="32"/>
@@ -2289,15 +2188,15 @@
         </w:tabs>
         <w:spacing w:after="0" w:line="240" w:lineRule="auto"/>
         <w:rPr>
-          <w:rFonts w:ascii="Candara" w:hAnsi="Candara" w:eastAsia="Times New Roman" w:cs="Courier New"/>
-          <w:color w:val="222222"/>
-          <w:sz w:val="32"/>
-          <w:szCs w:val="32"/>
-        </w:rPr>
-      </w:pPr>
-      <w:r>
-        <w:rPr>
-          <w:rFonts w:ascii="Candara" w:hAnsi="Candara" w:eastAsia="Times New Roman" w:cs="Courier New"/>
+          <w:rFonts w:ascii="Candara" w:eastAsia="Times New Roman" w:hAnsi="Candara" w:cs="Courier New"/>
+          <w:color w:val="222222"/>
+          <w:sz w:val="32"/>
+          <w:szCs w:val="32"/>
+        </w:rPr>
+      </w:pPr>
+      <w:r>
+        <w:rPr>
+          <w:rFonts w:ascii="Candara" w:eastAsia="Times New Roman" w:hAnsi="Candara" w:cs="Courier New"/>
           <w:color w:val="222222"/>
           <w:sz w:val="32"/>
           <w:szCs w:val="32"/>
@@ -2327,15 +2226,15 @@
         </w:tabs>
         <w:spacing w:after="0" w:line="240" w:lineRule="auto"/>
         <w:rPr>
-          <w:rFonts w:ascii="Candara" w:hAnsi="Candara" w:eastAsia="Times New Roman" w:cs="Courier New"/>
-          <w:color w:val="222222"/>
-          <w:sz w:val="32"/>
-          <w:szCs w:val="32"/>
-        </w:rPr>
-      </w:pPr>
-      <w:r>
-        <w:rPr>
-          <w:rFonts w:ascii="Candara" w:hAnsi="Candara" w:eastAsia="Times New Roman" w:cs="Courier New"/>
+          <w:rFonts w:ascii="Candara" w:eastAsia="Times New Roman" w:hAnsi="Candara" w:cs="Courier New"/>
+          <w:color w:val="222222"/>
+          <w:sz w:val="32"/>
+          <w:szCs w:val="32"/>
+        </w:rPr>
+      </w:pPr>
+      <w:r>
+        <w:rPr>
+          <w:rFonts w:ascii="Candara" w:eastAsia="Times New Roman" w:hAnsi="Candara" w:cs="Courier New"/>
           <w:color w:val="222222"/>
           <w:sz w:val="32"/>
           <w:szCs w:val="32"/>
@@ -2365,15 +2264,15 @@
         </w:tabs>
         <w:spacing w:after="0" w:line="240" w:lineRule="auto"/>
         <w:rPr>
-          <w:rFonts w:ascii="Candara" w:hAnsi="Candara" w:eastAsia="Times New Roman" w:cs="Courier New"/>
-          <w:color w:val="222222"/>
-          <w:sz w:val="32"/>
-          <w:szCs w:val="32"/>
-        </w:rPr>
-      </w:pPr>
-      <w:r>
-        <w:rPr>
-          <w:rFonts w:ascii="Candara" w:hAnsi="Candara" w:eastAsia="Times New Roman" w:cs="Courier New"/>
+          <w:rFonts w:ascii="Candara" w:eastAsia="Times New Roman" w:hAnsi="Candara" w:cs="Courier New"/>
+          <w:color w:val="222222"/>
+          <w:sz w:val="32"/>
+          <w:szCs w:val="32"/>
+        </w:rPr>
+      </w:pPr>
+      <w:r>
+        <w:rPr>
+          <w:rFonts w:ascii="Candara" w:eastAsia="Times New Roman" w:hAnsi="Candara" w:cs="Courier New"/>
           <w:color w:val="222222"/>
           <w:sz w:val="32"/>
           <w:szCs w:val="32"/>
@@ -2386,15 +2285,15 @@
         <w:shd w:val="clear" w:color="auto" w:fill="FFFFFF"/>
         <w:spacing w:after="100" w:afterAutospacing="1" w:line="240" w:lineRule="auto"/>
         <w:rPr>
-          <w:rFonts w:ascii="Candara" w:hAnsi="Candara" w:eastAsia="Times New Roman" w:cs="Arial"/>
-          <w:color w:val="222222"/>
-          <w:sz w:val="32"/>
-          <w:szCs w:val="32"/>
-        </w:rPr>
-      </w:pPr>
-      <w:r>
-        <w:rPr>
-          <w:rFonts w:ascii="Candara" w:hAnsi="Candara" w:eastAsia="Times New Roman" w:cs="Arial"/>
+          <w:rFonts w:ascii="Candara" w:eastAsia="Times New Roman" w:hAnsi="Candara" w:cs="Arial"/>
+          <w:color w:val="222222"/>
+          <w:sz w:val="32"/>
+          <w:szCs w:val="32"/>
+        </w:rPr>
+      </w:pPr>
+      <w:r>
+        <w:rPr>
+          <w:rFonts w:ascii="Candara" w:eastAsia="Times New Roman" w:hAnsi="Candara" w:cs="Arial"/>
           <w:color w:val="222222"/>
           <w:sz w:val="32"/>
           <w:szCs w:val="32"/>
@@ -2424,15 +2323,15 @@
         </w:tabs>
         <w:spacing w:after="0" w:line="240" w:lineRule="auto"/>
         <w:rPr>
-          <w:rFonts w:ascii="Candara" w:hAnsi="Candara" w:eastAsia="Times New Roman" w:cs="Courier New"/>
-          <w:color w:val="222222"/>
-          <w:sz w:val="32"/>
-          <w:szCs w:val="32"/>
-        </w:rPr>
-      </w:pPr>
-      <w:r>
-        <w:rPr>
-          <w:rFonts w:ascii="Candara" w:hAnsi="Candara" w:eastAsia="Times New Roman" w:cs="Courier New"/>
+          <w:rFonts w:ascii="Candara" w:eastAsia="Times New Roman" w:hAnsi="Candara" w:cs="Courier New"/>
+          <w:color w:val="222222"/>
+          <w:sz w:val="32"/>
+          <w:szCs w:val="32"/>
+        </w:rPr>
+      </w:pPr>
+      <w:r>
+        <w:rPr>
+          <w:rFonts w:ascii="Candara" w:eastAsia="Times New Roman" w:hAnsi="Candara" w:cs="Courier New"/>
           <w:color w:val="222222"/>
           <w:sz w:val="32"/>
           <w:szCs w:val="32"/>
@@ -2462,15 +2361,15 @@
         </w:tabs>
         <w:spacing w:after="0" w:line="240" w:lineRule="auto"/>
         <w:rPr>
-          <w:rFonts w:ascii="Candara" w:hAnsi="Candara" w:eastAsia="Times New Roman" w:cs="Courier New"/>
-          <w:color w:val="222222"/>
-          <w:sz w:val="32"/>
-          <w:szCs w:val="32"/>
-        </w:rPr>
-      </w:pPr>
-      <w:r>
-        <w:rPr>
-          <w:rFonts w:ascii="Candara" w:hAnsi="Candara" w:eastAsia="Times New Roman" w:cs="Courier New"/>
+          <w:rFonts w:ascii="Candara" w:eastAsia="Times New Roman" w:hAnsi="Candara" w:cs="Courier New"/>
+          <w:color w:val="222222"/>
+          <w:sz w:val="32"/>
+          <w:szCs w:val="32"/>
+        </w:rPr>
+      </w:pPr>
+      <w:r>
+        <w:rPr>
+          <w:rFonts w:ascii="Candara" w:eastAsia="Times New Roman" w:hAnsi="Candara" w:cs="Courier New"/>
           <w:color w:val="222222"/>
           <w:sz w:val="32"/>
           <w:szCs w:val="32"/>
@@ -2479,7 +2378,7 @@
       </w:r>
       <w:r>
         <w:rPr>
-          <w:rFonts w:ascii="Candara" w:hAnsi="Candara" w:eastAsia="Times New Roman" w:cs="Courier New"/>
+          <w:rFonts w:ascii="Candara" w:eastAsia="Times New Roman" w:hAnsi="Candara" w:cs="Courier New"/>
           <w:color w:val="222222"/>
           <w:sz w:val="32"/>
           <w:szCs w:val="32"/>
@@ -2488,7 +2387,7 @@
       </w:r>
       <w:r>
         <w:rPr>
-          <w:rFonts w:ascii="Candara" w:hAnsi="Candara" w:eastAsia="Times New Roman" w:cs="Courier New"/>
+          <w:rFonts w:ascii="Candara" w:eastAsia="Times New Roman" w:hAnsi="Candara" w:cs="Courier New"/>
           <w:color w:val="222222"/>
           <w:sz w:val="32"/>
           <w:szCs w:val="32"/>
@@ -2518,15 +2417,15 @@
         </w:tabs>
         <w:spacing w:after="0" w:line="240" w:lineRule="auto"/>
         <w:rPr>
-          <w:rFonts w:ascii="Candara" w:hAnsi="Candara" w:eastAsia="Times New Roman" w:cs="Courier New"/>
-          <w:color w:val="222222"/>
-          <w:sz w:val="32"/>
-          <w:szCs w:val="32"/>
-        </w:rPr>
-      </w:pPr>
-      <w:r>
-        <w:rPr>
-          <w:rFonts w:ascii="Candara" w:hAnsi="Candara" w:eastAsia="Times New Roman" w:cs="Courier New"/>
+          <w:rFonts w:ascii="Candara" w:eastAsia="Times New Roman" w:hAnsi="Candara" w:cs="Courier New"/>
+          <w:color w:val="222222"/>
+          <w:sz w:val="32"/>
+          <w:szCs w:val="32"/>
+        </w:rPr>
+      </w:pPr>
+      <w:r>
+        <w:rPr>
+          <w:rFonts w:ascii="Candara" w:eastAsia="Times New Roman" w:hAnsi="Candara" w:cs="Courier New"/>
           <w:color w:val="222222"/>
           <w:sz w:val="32"/>
           <w:szCs w:val="32"/>
@@ -2535,7 +2434,7 @@
       </w:r>
       <w:r>
         <w:rPr>
-          <w:rFonts w:ascii="Candara" w:hAnsi="Candara" w:eastAsia="Times New Roman" w:cs="Courier New"/>
+          <w:rFonts w:ascii="Candara" w:eastAsia="Times New Roman" w:hAnsi="Candara" w:cs="Courier New"/>
           <w:color w:val="222222"/>
           <w:sz w:val="32"/>
           <w:szCs w:val="32"/>
@@ -2544,7 +2443,7 @@
       </w:r>
       <w:r>
         <w:rPr>
-          <w:rFonts w:ascii="Candara" w:hAnsi="Candara" w:eastAsia="Times New Roman" w:cs="Courier New"/>
+          <w:rFonts w:ascii="Candara" w:eastAsia="Times New Roman" w:hAnsi="Candara" w:cs="Courier New"/>
           <w:color w:val="222222"/>
           <w:sz w:val="32"/>
           <w:szCs w:val="32"/>
@@ -2574,15 +2473,15 @@
         </w:tabs>
         <w:spacing w:after="0" w:line="240" w:lineRule="auto"/>
         <w:rPr>
-          <w:rFonts w:ascii="Candara" w:hAnsi="Candara" w:eastAsia="Times New Roman" w:cs="Courier New"/>
-          <w:color w:val="222222"/>
-          <w:sz w:val="32"/>
-          <w:szCs w:val="32"/>
-        </w:rPr>
-      </w:pPr>
-      <w:r>
-        <w:rPr>
-          <w:rFonts w:ascii="Candara" w:hAnsi="Candara" w:eastAsia="Times New Roman" w:cs="Courier New"/>
+          <w:rFonts w:ascii="Candara" w:eastAsia="Times New Roman" w:hAnsi="Candara" w:cs="Courier New"/>
+          <w:color w:val="222222"/>
+          <w:sz w:val="32"/>
+          <w:szCs w:val="32"/>
+        </w:rPr>
+      </w:pPr>
+      <w:r>
+        <w:rPr>
+          <w:rFonts w:ascii="Candara" w:eastAsia="Times New Roman" w:hAnsi="Candara" w:cs="Courier New"/>
           <w:color w:val="222222"/>
           <w:sz w:val="32"/>
           <w:szCs w:val="32"/>
@@ -2591,7 +2490,7 @@
       </w:r>
       <w:r>
         <w:rPr>
-          <w:rFonts w:ascii="Candara" w:hAnsi="Candara" w:eastAsia="Times New Roman" w:cs="Courier New"/>
+          <w:rFonts w:ascii="Candara" w:eastAsia="Times New Roman" w:hAnsi="Candara" w:cs="Courier New"/>
           <w:color w:val="222222"/>
           <w:sz w:val="32"/>
           <w:szCs w:val="32"/>
@@ -2621,7 +2520,7 @@
         </w:tabs>
         <w:spacing w:after="0" w:line="240" w:lineRule="auto"/>
         <w:rPr>
-          <w:rFonts w:ascii="Candara" w:hAnsi="Candara" w:eastAsia="Times New Roman" w:cs="Courier New"/>
+          <w:rFonts w:ascii="Candara" w:eastAsia="Times New Roman" w:hAnsi="Candara" w:cs="Courier New"/>
           <w:color w:val="222222"/>
           <w:sz w:val="32"/>
           <w:szCs w:val="32"/>
@@ -2633,15 +2532,15 @@
         <w:shd w:val="clear" w:color="auto" w:fill="FFFFFF"/>
         <w:spacing w:after="100" w:afterAutospacing="1" w:line="240" w:lineRule="auto"/>
         <w:rPr>
-          <w:rFonts w:ascii="Candara" w:hAnsi="Candara" w:eastAsia="Times New Roman" w:cs="Arial"/>
-          <w:color w:val="222222"/>
-          <w:sz w:val="32"/>
-          <w:szCs w:val="32"/>
-        </w:rPr>
-      </w:pPr>
-      <w:r>
-        <w:rPr>
-          <w:rFonts w:ascii="Candara" w:hAnsi="Candara" w:eastAsia="Times New Roman" w:cs="Arial"/>
+          <w:rFonts w:ascii="Candara" w:eastAsia="Times New Roman" w:hAnsi="Candara" w:cs="Arial"/>
+          <w:color w:val="222222"/>
+          <w:sz w:val="32"/>
+          <w:szCs w:val="32"/>
+        </w:rPr>
+      </w:pPr>
+      <w:r>
+        <w:rPr>
+          <w:rFonts w:ascii="Candara" w:eastAsia="Times New Roman" w:hAnsi="Candara" w:cs="Arial"/>
           <w:color w:val="222222"/>
           <w:sz w:val="32"/>
           <w:szCs w:val="32"/>
@@ -2650,7 +2549,7 @@
       </w:r>
       <w:r>
         <w:rPr>
-          <w:rFonts w:ascii="Candara" w:hAnsi="Candara" w:eastAsia="Times New Roman" w:cs="Consolas"/>
+          <w:rFonts w:ascii="Candara" w:eastAsia="Times New Roman" w:hAnsi="Candara" w:cs="Consolas"/>
           <w:color w:val="9C1D3D"/>
           <w:sz w:val="32"/>
           <w:szCs w:val="32"/>
@@ -2659,7 +2558,7 @@
       </w:r>
       <w:r>
         <w:rPr>
-          <w:rFonts w:ascii="Candara" w:hAnsi="Candara" w:eastAsia="Times New Roman" w:cs="Arial"/>
+          <w:rFonts w:ascii="Candara" w:eastAsia="Times New Roman" w:hAnsi="Candara" w:cs="Arial"/>
           <w:color w:val="222222"/>
           <w:sz w:val="32"/>
           <w:szCs w:val="32"/>
@@ -2672,15 +2571,15 @@
         <w:shd w:val="clear" w:color="auto" w:fill="FFFFFF"/>
         <w:spacing w:after="100" w:afterAutospacing="1" w:line="240" w:lineRule="auto"/>
         <w:rPr>
-          <w:rFonts w:ascii="Candara" w:hAnsi="Candara" w:eastAsia="Times New Roman" w:cs="Arial"/>
-          <w:color w:val="222222"/>
-          <w:sz w:val="32"/>
-          <w:szCs w:val="32"/>
-        </w:rPr>
-      </w:pPr>
-      <w:r>
-        <w:rPr>
-          <w:rFonts w:ascii="Candara" w:hAnsi="Candara" w:eastAsia="Times New Roman" w:cs="Arial"/>
+          <w:rFonts w:ascii="Candara" w:eastAsia="Times New Roman" w:hAnsi="Candara" w:cs="Arial"/>
+          <w:color w:val="222222"/>
+          <w:sz w:val="32"/>
+          <w:szCs w:val="32"/>
+        </w:rPr>
+      </w:pPr>
+      <w:r>
+        <w:rPr>
+          <w:rFonts w:ascii="Candara" w:eastAsia="Times New Roman" w:hAnsi="Candara" w:cs="Arial"/>
           <w:b/>
           <w:bCs/>
           <w:color w:val="222222"/>
@@ -2712,19 +2611,20 @@
         </w:tabs>
         <w:spacing w:after="0" w:line="240" w:lineRule="auto"/>
         <w:rPr>
-          <w:rFonts w:ascii="Candara" w:hAnsi="Candara" w:eastAsia="Times New Roman" w:cs="Courier New"/>
-          <w:color w:val="222222"/>
-          <w:sz w:val="32"/>
-          <w:szCs w:val="32"/>
-        </w:rPr>
-      </w:pPr>
-      <w:r>
-        <w:rPr>
-          <w:rFonts w:ascii="Candara" w:hAnsi="Candara" w:eastAsia="Times New Roman" w:cs="Courier New"/>
-          <w:color w:val="222222"/>
-          <w:sz w:val="32"/>
-          <w:szCs w:val="32"/>
-        </w:rPr>
+          <w:rFonts w:ascii="Candara" w:eastAsia="Times New Roman" w:hAnsi="Candara" w:cs="Courier New"/>
+          <w:color w:val="222222"/>
+          <w:sz w:val="32"/>
+          <w:szCs w:val="32"/>
+        </w:rPr>
+      </w:pPr>
+      <w:r>
+        <w:rPr>
+          <w:rFonts w:ascii="Candara" w:eastAsia="Times New Roman" w:hAnsi="Candara" w:cs="Courier New"/>
+          <w:color w:val="222222"/>
+          <w:sz w:val="32"/>
+          <w:szCs w:val="32"/>
+        </w:rPr>
+        <w:lastRenderedPageBreak/>
         <w:t>&lt;!DOCTYPE html&gt;</w:t>
       </w:r>
     </w:p>
@@ -2750,15 +2650,15 @@
         </w:tabs>
         <w:spacing w:after="0" w:line="240" w:lineRule="auto"/>
         <w:rPr>
-          <w:rFonts w:ascii="Candara" w:hAnsi="Candara" w:eastAsia="Times New Roman" w:cs="Courier New"/>
-          <w:color w:val="222222"/>
-          <w:sz w:val="32"/>
-          <w:szCs w:val="32"/>
-        </w:rPr>
-      </w:pPr>
-      <w:r>
-        <w:rPr>
-          <w:rFonts w:ascii="Candara" w:hAnsi="Candara" w:eastAsia="Times New Roman" w:cs="Courier New"/>
+          <w:rFonts w:ascii="Candara" w:eastAsia="Times New Roman" w:hAnsi="Candara" w:cs="Courier New"/>
+          <w:color w:val="222222"/>
+          <w:sz w:val="32"/>
+          <w:szCs w:val="32"/>
+        </w:rPr>
+      </w:pPr>
+      <w:r>
+        <w:rPr>
+          <w:rFonts w:ascii="Candara" w:eastAsia="Times New Roman" w:hAnsi="Candara" w:cs="Courier New"/>
           <w:color w:val="222222"/>
           <w:sz w:val="32"/>
           <w:szCs w:val="32"/>
@@ -2788,15 +2688,15 @@
         </w:tabs>
         <w:spacing w:after="0" w:line="240" w:lineRule="auto"/>
         <w:rPr>
-          <w:rFonts w:ascii="Candara" w:hAnsi="Candara" w:eastAsia="Times New Roman" w:cs="Courier New"/>
-          <w:color w:val="222222"/>
-          <w:sz w:val="32"/>
-          <w:szCs w:val="32"/>
-        </w:rPr>
-      </w:pPr>
-      <w:r>
-        <w:rPr>
-          <w:rFonts w:ascii="Candara" w:hAnsi="Candara" w:eastAsia="Times New Roman" w:cs="Courier New"/>
+          <w:rFonts w:ascii="Candara" w:eastAsia="Times New Roman" w:hAnsi="Candara" w:cs="Courier New"/>
+          <w:color w:val="222222"/>
+          <w:sz w:val="32"/>
+          <w:szCs w:val="32"/>
+        </w:rPr>
+      </w:pPr>
+      <w:r>
+        <w:rPr>
+          <w:rFonts w:ascii="Candara" w:eastAsia="Times New Roman" w:hAnsi="Candara" w:cs="Courier New"/>
           <w:color w:val="222222"/>
           <w:sz w:val="32"/>
           <w:szCs w:val="32"/>
@@ -2826,15 +2726,15 @@
         </w:tabs>
         <w:spacing w:after="0" w:line="240" w:lineRule="auto"/>
         <w:rPr>
-          <w:rFonts w:ascii="Candara" w:hAnsi="Candara" w:eastAsia="Times New Roman" w:cs="Courier New"/>
-          <w:color w:val="222222"/>
-          <w:sz w:val="32"/>
-          <w:szCs w:val="32"/>
-        </w:rPr>
-      </w:pPr>
-      <w:r>
-        <w:rPr>
-          <w:rFonts w:ascii="Candara" w:hAnsi="Candara" w:eastAsia="Times New Roman" w:cs="Courier New"/>
+          <w:rFonts w:ascii="Candara" w:eastAsia="Times New Roman" w:hAnsi="Candara" w:cs="Courier New"/>
+          <w:color w:val="222222"/>
+          <w:sz w:val="32"/>
+          <w:szCs w:val="32"/>
+        </w:rPr>
+      </w:pPr>
+      <w:r>
+        <w:rPr>
+          <w:rFonts w:ascii="Candara" w:eastAsia="Times New Roman" w:hAnsi="Candara" w:cs="Courier New"/>
           <w:color w:val="222222"/>
           <w:sz w:val="32"/>
           <w:szCs w:val="32"/>
@@ -2864,15 +2764,15 @@
         </w:tabs>
         <w:spacing w:after="0" w:line="240" w:lineRule="auto"/>
         <w:rPr>
-          <w:rFonts w:ascii="Candara" w:hAnsi="Candara" w:eastAsia="Times New Roman" w:cs="Courier New"/>
-          <w:color w:val="222222"/>
-          <w:sz w:val="32"/>
-          <w:szCs w:val="32"/>
-        </w:rPr>
-      </w:pPr>
-      <w:r>
-        <w:rPr>
-          <w:rFonts w:ascii="Candara" w:hAnsi="Candara" w:eastAsia="Times New Roman" w:cs="Courier New"/>
+          <w:rFonts w:ascii="Candara" w:eastAsia="Times New Roman" w:hAnsi="Candara" w:cs="Courier New"/>
+          <w:color w:val="222222"/>
+          <w:sz w:val="32"/>
+          <w:szCs w:val="32"/>
+        </w:rPr>
+      </w:pPr>
+      <w:r>
+        <w:rPr>
+          <w:rFonts w:ascii="Candara" w:eastAsia="Times New Roman" w:hAnsi="Candara" w:cs="Courier New"/>
           <w:color w:val="222222"/>
           <w:sz w:val="32"/>
           <w:szCs w:val="32"/>
@@ -2902,15 +2802,15 @@
         </w:tabs>
         <w:spacing w:after="0" w:line="240" w:lineRule="auto"/>
         <w:rPr>
-          <w:rFonts w:ascii="Candara" w:hAnsi="Candara" w:eastAsia="Times New Roman" w:cs="Courier New"/>
-          <w:color w:val="222222"/>
-          <w:sz w:val="32"/>
-          <w:szCs w:val="32"/>
-        </w:rPr>
-      </w:pPr>
-      <w:r>
-        <w:rPr>
-          <w:rFonts w:ascii="Candara" w:hAnsi="Candara" w:eastAsia="Times New Roman" w:cs="Courier New"/>
+          <w:rFonts w:ascii="Candara" w:eastAsia="Times New Roman" w:hAnsi="Candara" w:cs="Courier New"/>
+          <w:color w:val="222222"/>
+          <w:sz w:val="32"/>
+          <w:szCs w:val="32"/>
+        </w:rPr>
+      </w:pPr>
+      <w:r>
+        <w:rPr>
+          <w:rFonts w:ascii="Candara" w:eastAsia="Times New Roman" w:hAnsi="Candara" w:cs="Courier New"/>
           <w:color w:val="222222"/>
           <w:sz w:val="32"/>
           <w:szCs w:val="32"/>
@@ -2940,15 +2840,15 @@
         </w:tabs>
         <w:spacing w:after="0" w:line="240" w:lineRule="auto"/>
         <w:rPr>
-          <w:rFonts w:ascii="Candara" w:hAnsi="Candara" w:eastAsia="Times New Roman" w:cs="Courier New"/>
-          <w:color w:val="222222"/>
-          <w:sz w:val="32"/>
-          <w:szCs w:val="32"/>
-        </w:rPr>
-      </w:pPr>
-      <w:r>
-        <w:rPr>
-          <w:rFonts w:ascii="Candara" w:hAnsi="Candara" w:eastAsia="Times New Roman" w:cs="Courier New"/>
+          <w:rFonts w:ascii="Candara" w:eastAsia="Times New Roman" w:hAnsi="Candara" w:cs="Courier New"/>
+          <w:color w:val="222222"/>
+          <w:sz w:val="32"/>
+          <w:szCs w:val="32"/>
+        </w:rPr>
+      </w:pPr>
+      <w:r>
+        <w:rPr>
+          <w:rFonts w:ascii="Candara" w:eastAsia="Times New Roman" w:hAnsi="Candara" w:cs="Courier New"/>
           <w:color w:val="222222"/>
           <w:sz w:val="32"/>
           <w:szCs w:val="32"/>
@@ -2978,15 +2878,15 @@
         </w:tabs>
         <w:spacing w:after="0" w:line="240" w:lineRule="auto"/>
         <w:rPr>
-          <w:rFonts w:ascii="Candara" w:hAnsi="Candara" w:eastAsia="Times New Roman" w:cs="Courier New"/>
-          <w:color w:val="222222"/>
-          <w:sz w:val="32"/>
-          <w:szCs w:val="32"/>
-        </w:rPr>
-      </w:pPr>
-      <w:r>
-        <w:rPr>
-          <w:rFonts w:ascii="Candara" w:hAnsi="Candara" w:eastAsia="Times New Roman" w:cs="Courier New"/>
+          <w:rFonts w:ascii="Candara" w:eastAsia="Times New Roman" w:hAnsi="Candara" w:cs="Courier New"/>
+          <w:color w:val="222222"/>
+          <w:sz w:val="32"/>
+          <w:szCs w:val="32"/>
+        </w:rPr>
+      </w:pPr>
+      <w:r>
+        <w:rPr>
+          <w:rFonts w:ascii="Candara" w:eastAsia="Times New Roman" w:hAnsi="Candara" w:cs="Courier New"/>
           <w:color w:val="222222"/>
           <w:sz w:val="32"/>
           <w:szCs w:val="32"/>
@@ -3016,15 +2916,15 @@
         </w:tabs>
         <w:spacing w:after="0" w:line="240" w:lineRule="auto"/>
         <w:rPr>
-          <w:rFonts w:ascii="Candara" w:hAnsi="Candara" w:eastAsia="Times New Roman" w:cs="Courier New"/>
-          <w:color w:val="222222"/>
-          <w:sz w:val="32"/>
-          <w:szCs w:val="32"/>
-        </w:rPr>
-      </w:pPr>
-      <w:r>
-        <w:rPr>
-          <w:rFonts w:ascii="Candara" w:hAnsi="Candara" w:eastAsia="Times New Roman" w:cs="Courier New"/>
+          <w:rFonts w:ascii="Candara" w:eastAsia="Times New Roman" w:hAnsi="Candara" w:cs="Courier New"/>
+          <w:color w:val="222222"/>
+          <w:sz w:val="32"/>
+          <w:szCs w:val="32"/>
+        </w:rPr>
+      </w:pPr>
+      <w:r>
+        <w:rPr>
+          <w:rFonts w:ascii="Candara" w:eastAsia="Times New Roman" w:hAnsi="Candara" w:cs="Courier New"/>
           <w:color w:val="222222"/>
           <w:sz w:val="32"/>
           <w:szCs w:val="32"/>
@@ -3054,15 +2954,15 @@
         </w:tabs>
         <w:spacing w:after="0" w:line="240" w:lineRule="auto"/>
         <w:rPr>
-          <w:rFonts w:ascii="Candara" w:hAnsi="Candara" w:eastAsia="Times New Roman" w:cs="Arial"/>
-          <w:color w:val="222222"/>
-          <w:sz w:val="32"/>
-          <w:szCs w:val="32"/>
-        </w:rPr>
-      </w:pPr>
-      <w:r>
-        <w:rPr>
-          <w:rFonts w:ascii="Candara" w:hAnsi="Candara" w:eastAsia="Times New Roman" w:cs="Courier New"/>
+          <w:rFonts w:ascii="Candara" w:eastAsia="Times New Roman" w:hAnsi="Candara" w:cs="Arial"/>
+          <w:color w:val="222222"/>
+          <w:sz w:val="32"/>
+          <w:szCs w:val="32"/>
+        </w:rPr>
+      </w:pPr>
+      <w:r>
+        <w:rPr>
+          <w:rFonts w:ascii="Candara" w:eastAsia="Times New Roman" w:hAnsi="Candara" w:cs="Courier New"/>
           <w:color w:val="222222"/>
           <w:sz w:val="32"/>
           <w:szCs w:val="32"/>
@@ -3075,15 +2975,15 @@
         <w:shd w:val="clear" w:color="auto" w:fill="FFFFFF"/>
         <w:spacing w:after="100" w:afterAutospacing="1" w:line="240" w:lineRule="auto"/>
         <w:rPr>
-          <w:rFonts w:ascii="Candara" w:hAnsi="Candara" w:eastAsia="Times New Roman" w:cs="Arial"/>
-          <w:color w:val="222222"/>
-          <w:sz w:val="32"/>
-          <w:szCs w:val="32"/>
-        </w:rPr>
-      </w:pPr>
-      <w:r>
-        <w:rPr>
-          <w:rFonts w:ascii="Candara" w:hAnsi="Candara" w:eastAsia="Times New Roman" w:cs="Arial"/>
+          <w:rFonts w:ascii="Candara" w:eastAsia="Times New Roman" w:hAnsi="Candara" w:cs="Arial"/>
+          <w:color w:val="222222"/>
+          <w:sz w:val="32"/>
+          <w:szCs w:val="32"/>
+        </w:rPr>
+      </w:pPr>
+      <w:r>
+        <w:rPr>
+          <w:rFonts w:ascii="Candara" w:eastAsia="Times New Roman" w:hAnsi="Candara" w:cs="Arial"/>
           <w:color w:val="222222"/>
           <w:sz w:val="32"/>
           <w:szCs w:val="32"/>
@@ -3113,15 +3013,15 @@
         </w:tabs>
         <w:spacing w:after="0" w:line="240" w:lineRule="auto"/>
         <w:rPr>
-          <w:rFonts w:ascii="Candara" w:hAnsi="Candara" w:eastAsia="Times New Roman" w:cs="Courier New"/>
-          <w:color w:val="222222"/>
-          <w:sz w:val="32"/>
-          <w:szCs w:val="32"/>
-        </w:rPr>
-      </w:pPr>
-      <w:r>
-        <w:rPr>
-          <w:rFonts w:ascii="Candara" w:hAnsi="Candara" w:eastAsia="Times New Roman" w:cs="Courier New"/>
+          <w:rFonts w:ascii="Candara" w:eastAsia="Times New Roman" w:hAnsi="Candara" w:cs="Courier New"/>
+          <w:color w:val="222222"/>
+          <w:sz w:val="32"/>
+          <w:szCs w:val="32"/>
+        </w:rPr>
+      </w:pPr>
+      <w:r>
+        <w:rPr>
+          <w:rFonts w:ascii="Candara" w:eastAsia="Times New Roman" w:hAnsi="Candara" w:cs="Courier New"/>
           <w:color w:val="222222"/>
           <w:sz w:val="32"/>
           <w:szCs w:val="32"/>
@@ -3151,28 +3051,20 @@
         </w:tabs>
         <w:spacing w:after="0" w:line="240" w:lineRule="auto"/>
         <w:rPr>
-          <w:rFonts w:ascii="Candara" w:hAnsi="Candara" w:eastAsia="Times New Roman" w:cs="Courier New"/>
-          <w:color w:val="222222"/>
-          <w:sz w:val="32"/>
-          <w:szCs w:val="32"/>
-        </w:rPr>
-      </w:pPr>
-      <w:r>
-        <w:rPr>
-          <w:rFonts w:ascii="Candara" w:hAnsi="Candara" w:eastAsia="Times New Roman" w:cs="Courier New"/>
+          <w:rFonts w:ascii="Candara" w:eastAsia="Times New Roman" w:hAnsi="Candara" w:cs="Courier New"/>
+          <w:color w:val="222222"/>
+          <w:sz w:val="32"/>
+          <w:szCs w:val="32"/>
+        </w:rPr>
+      </w:pPr>
+      <w:r>
+        <w:rPr>
+          <w:rFonts w:ascii="Candara" w:eastAsia="Times New Roman" w:hAnsi="Candara" w:cs="Courier New"/>
           <w:color w:val="222222"/>
           <w:sz w:val="32"/>
           <w:szCs w:val="32"/>
         </w:rPr>
         <w:tab/>
-      </w:r>
-      <w:r>
-        <w:rPr>
-          <w:rFonts w:ascii="Candara" w:hAnsi="Candara" w:eastAsia="Times New Roman" w:cs="Courier New"/>
-          <w:color w:val="222222"/>
-          <w:sz w:val="32"/>
-          <w:szCs w:val="32"/>
-        </w:rPr>
         <w:t xml:space="preserve"> src/</w:t>
       </w:r>
     </w:p>
@@ -3198,28 +3090,20 @@
         </w:tabs>
         <w:spacing w:after="0" w:line="240" w:lineRule="auto"/>
         <w:rPr>
-          <w:rFonts w:ascii="Candara" w:hAnsi="Candara" w:eastAsia="Times New Roman" w:cs="Courier New"/>
-          <w:color w:val="222222"/>
-          <w:sz w:val="32"/>
-          <w:szCs w:val="32"/>
-        </w:rPr>
-      </w:pPr>
-      <w:r>
-        <w:rPr>
-          <w:rFonts w:ascii="Candara" w:hAnsi="Candara" w:eastAsia="Times New Roman" w:cs="Courier New"/>
+          <w:rFonts w:ascii="Candara" w:eastAsia="Times New Roman" w:hAnsi="Candara" w:cs="Courier New"/>
+          <w:color w:val="222222"/>
+          <w:sz w:val="32"/>
+          <w:szCs w:val="32"/>
+        </w:rPr>
+      </w:pPr>
+      <w:r>
+        <w:rPr>
+          <w:rFonts w:ascii="Candara" w:eastAsia="Times New Roman" w:hAnsi="Candara" w:cs="Courier New"/>
           <w:color w:val="222222"/>
           <w:sz w:val="32"/>
           <w:szCs w:val="32"/>
         </w:rPr>
         <w:tab/>
-      </w:r>
-      <w:r>
-        <w:rPr>
-          <w:rFonts w:ascii="Candara" w:hAnsi="Candara" w:eastAsia="Times New Roman" w:cs="Courier New"/>
-          <w:color w:val="222222"/>
-          <w:sz w:val="32"/>
-          <w:szCs w:val="32"/>
-        </w:rPr>
         <w:t xml:space="preserve">    index.js</w:t>
       </w:r>
     </w:p>
@@ -3245,28 +3129,20 @@
         </w:tabs>
         <w:spacing w:after="0" w:line="240" w:lineRule="auto"/>
         <w:rPr>
-          <w:rFonts w:ascii="Candara" w:hAnsi="Candara" w:eastAsia="Times New Roman" w:cs="Courier New"/>
-          <w:color w:val="222222"/>
-          <w:sz w:val="32"/>
-          <w:szCs w:val="32"/>
-        </w:rPr>
-      </w:pPr>
-      <w:r>
-        <w:rPr>
-          <w:rFonts w:ascii="Candara" w:hAnsi="Candara" w:eastAsia="Times New Roman" w:cs="Courier New"/>
+          <w:rFonts w:ascii="Candara" w:eastAsia="Times New Roman" w:hAnsi="Candara" w:cs="Courier New"/>
+          <w:color w:val="222222"/>
+          <w:sz w:val="32"/>
+          <w:szCs w:val="32"/>
+        </w:rPr>
+      </w:pPr>
+      <w:r>
+        <w:rPr>
+          <w:rFonts w:ascii="Candara" w:eastAsia="Times New Roman" w:hAnsi="Candara" w:cs="Courier New"/>
           <w:color w:val="222222"/>
           <w:sz w:val="32"/>
           <w:szCs w:val="32"/>
         </w:rPr>
         <w:tab/>
-      </w:r>
-      <w:r>
-        <w:rPr>
-          <w:rFonts w:ascii="Candara" w:hAnsi="Candara" w:eastAsia="Times New Roman" w:cs="Courier New"/>
-          <w:color w:val="222222"/>
-          <w:sz w:val="32"/>
-          <w:szCs w:val="32"/>
-        </w:rPr>
         <w:t xml:space="preserve"> node_modules/</w:t>
       </w:r>
     </w:p>
@@ -3292,28 +3168,20 @@
         </w:tabs>
         <w:spacing w:after="0" w:line="240" w:lineRule="auto"/>
         <w:rPr>
-          <w:rFonts w:ascii="Candara" w:hAnsi="Candara" w:eastAsia="Times New Roman" w:cs="Courier New"/>
-          <w:color w:val="222222"/>
-          <w:sz w:val="32"/>
-          <w:szCs w:val="32"/>
-        </w:rPr>
-      </w:pPr>
-      <w:r>
-        <w:rPr>
-          <w:rFonts w:ascii="Candara" w:hAnsi="Candara" w:eastAsia="Times New Roman" w:cs="Courier New"/>
+          <w:rFonts w:ascii="Candara" w:eastAsia="Times New Roman" w:hAnsi="Candara" w:cs="Courier New"/>
+          <w:color w:val="222222"/>
+          <w:sz w:val="32"/>
+          <w:szCs w:val="32"/>
+        </w:rPr>
+      </w:pPr>
+      <w:r>
+        <w:rPr>
+          <w:rFonts w:ascii="Candara" w:eastAsia="Times New Roman" w:hAnsi="Candara" w:cs="Courier New"/>
           <w:color w:val="222222"/>
           <w:sz w:val="32"/>
           <w:szCs w:val="32"/>
         </w:rPr>
         <w:tab/>
-      </w:r>
-      <w:r>
-        <w:rPr>
-          <w:rFonts w:ascii="Candara" w:hAnsi="Candara" w:eastAsia="Times New Roman" w:cs="Courier New"/>
-          <w:color w:val="222222"/>
-          <w:sz w:val="32"/>
-          <w:szCs w:val="32"/>
-        </w:rPr>
         <w:t xml:space="preserve"> public/</w:t>
       </w:r>
     </w:p>
@@ -3339,15 +3207,15 @@
         </w:tabs>
         <w:spacing w:after="0" w:line="240" w:lineRule="auto"/>
         <w:rPr>
-          <w:rFonts w:ascii="Candara" w:hAnsi="Candara" w:eastAsia="Times New Roman" w:cs="Courier New"/>
-          <w:color w:val="222222"/>
-          <w:sz w:val="32"/>
-          <w:szCs w:val="32"/>
-        </w:rPr>
-      </w:pPr>
-      <w:r>
-        <w:rPr>
-          <w:rFonts w:ascii="Candara" w:hAnsi="Candara" w:eastAsia="Times New Roman" w:cs="Courier New"/>
+          <w:rFonts w:ascii="Candara" w:eastAsia="Times New Roman" w:hAnsi="Candara" w:cs="Courier New"/>
+          <w:color w:val="222222"/>
+          <w:sz w:val="32"/>
+          <w:szCs w:val="32"/>
+        </w:rPr>
+      </w:pPr>
+      <w:r>
+        <w:rPr>
+          <w:rFonts w:ascii="Candara" w:eastAsia="Times New Roman" w:hAnsi="Candara" w:cs="Courier New"/>
           <w:color w:val="222222"/>
           <w:sz w:val="32"/>
           <w:szCs w:val="32"/>
@@ -3377,28 +3245,20 @@
         </w:tabs>
         <w:spacing w:after="0" w:line="240" w:lineRule="auto"/>
         <w:rPr>
-          <w:rFonts w:ascii="Candara" w:hAnsi="Candara" w:eastAsia="Times New Roman" w:cs="Courier New"/>
-          <w:color w:val="222222"/>
-          <w:sz w:val="32"/>
-          <w:szCs w:val="32"/>
-        </w:rPr>
-      </w:pPr>
-      <w:r>
-        <w:rPr>
-          <w:rFonts w:ascii="Candara" w:hAnsi="Candara" w:eastAsia="Times New Roman" w:cs="Courier New"/>
+          <w:rFonts w:ascii="Candara" w:eastAsia="Times New Roman" w:hAnsi="Candara" w:cs="Courier New"/>
+          <w:color w:val="222222"/>
+          <w:sz w:val="32"/>
+          <w:szCs w:val="32"/>
+        </w:rPr>
+      </w:pPr>
+      <w:r>
+        <w:rPr>
+          <w:rFonts w:ascii="Candara" w:eastAsia="Times New Roman" w:hAnsi="Candara" w:cs="Courier New"/>
           <w:color w:val="222222"/>
           <w:sz w:val="32"/>
           <w:szCs w:val="32"/>
         </w:rPr>
         <w:tab/>
-      </w:r>
-      <w:r>
-        <w:rPr>
-          <w:rFonts w:ascii="Candara" w:hAnsi="Candara" w:eastAsia="Times New Roman" w:cs="Courier New"/>
-          <w:color w:val="222222"/>
-          <w:sz w:val="32"/>
-          <w:szCs w:val="32"/>
-        </w:rPr>
         <w:t xml:space="preserve"> package.json</w:t>
       </w:r>
     </w:p>
@@ -3408,7 +3268,7 @@
         <w:spacing w:after="120" w:line="404" w:lineRule="atLeast"/>
         <w:outlineLvl w:val="2"/>
         <w:rPr>
-          <w:rFonts w:ascii="Candara" w:hAnsi="Candara" w:eastAsia="Times New Roman" w:cs="Arial"/>
+          <w:rFonts w:ascii="Candara" w:eastAsia="Times New Roman" w:hAnsi="Candara" w:cs="Arial"/>
           <w:b/>
           <w:bCs/>
           <w:color w:val="222222"/>
@@ -3418,7 +3278,7 @@
       </w:pPr>
       <w:r>
         <w:rPr>
-          <w:rFonts w:ascii="Candara" w:hAnsi="Candara" w:eastAsia="Times New Roman" w:cs="Arial"/>
+          <w:rFonts w:ascii="Candara" w:eastAsia="Times New Roman" w:hAnsi="Candara" w:cs="Arial"/>
           <w:b/>
           <w:bCs/>
           <w:color w:val="222222"/>
@@ -3433,15 +3293,15 @@
         <w:shd w:val="clear" w:color="auto" w:fill="FFFFFF"/>
         <w:spacing w:after="100" w:afterAutospacing="1" w:line="240" w:lineRule="auto"/>
         <w:rPr>
-          <w:rFonts w:ascii="Candara" w:hAnsi="Candara" w:eastAsia="Times New Roman" w:cs="Arial"/>
-          <w:color w:val="222222"/>
-          <w:sz w:val="32"/>
-          <w:szCs w:val="32"/>
-        </w:rPr>
-      </w:pPr>
-      <w:r>
-        <w:rPr>
-          <w:rFonts w:ascii="Candara" w:hAnsi="Candara" w:eastAsia="Times New Roman" w:cs="Arial"/>
+          <w:rFonts w:ascii="Candara" w:eastAsia="Times New Roman" w:hAnsi="Candara" w:cs="Arial"/>
+          <w:color w:val="222222"/>
+          <w:sz w:val="32"/>
+          <w:szCs w:val="32"/>
+        </w:rPr>
+      </w:pPr>
+      <w:r>
+        <w:rPr>
+          <w:rFonts w:ascii="Candara" w:eastAsia="Times New Roman" w:hAnsi="Candara" w:cs="Arial"/>
           <w:color w:val="222222"/>
           <w:sz w:val="32"/>
           <w:szCs w:val="32"/>
@@ -3454,15 +3314,15 @@
         <w:shd w:val="clear" w:color="auto" w:fill="FFFFFF"/>
         <w:spacing w:after="100" w:afterAutospacing="1" w:line="240" w:lineRule="auto"/>
         <w:rPr>
-          <w:rFonts w:ascii="Candara" w:hAnsi="Candara" w:eastAsia="Times New Roman" w:cs="Arial"/>
-          <w:color w:val="222222"/>
-          <w:sz w:val="32"/>
-          <w:szCs w:val="32"/>
-        </w:rPr>
-      </w:pPr>
-      <w:r>
-        <w:rPr>
-          <w:rFonts w:ascii="Candara" w:hAnsi="Candara" w:eastAsia="Times New Roman" w:cs="Arial"/>
+          <w:rFonts w:ascii="Candara" w:eastAsia="Times New Roman" w:hAnsi="Candara" w:cs="Arial"/>
+          <w:color w:val="222222"/>
+          <w:sz w:val="32"/>
+          <w:szCs w:val="32"/>
+        </w:rPr>
+      </w:pPr>
+      <w:r>
+        <w:rPr>
+          <w:rFonts w:ascii="Candara" w:eastAsia="Times New Roman" w:hAnsi="Candara" w:cs="Arial"/>
           <w:b/>
           <w:bCs/>
           <w:color w:val="222222"/>
@@ -3473,7 +3333,7 @@
       </w:r>
       <w:r>
         <w:rPr>
-          <w:rFonts w:ascii="Candara" w:hAnsi="Candara" w:eastAsia="Times New Roman" w:cs="Arial"/>
+          <w:rFonts w:ascii="Candara" w:eastAsia="Times New Roman" w:hAnsi="Candara" w:cs="Arial"/>
           <w:color w:val="222222"/>
           <w:sz w:val="32"/>
           <w:szCs w:val="32"/>
@@ -3482,20 +3342,12 @@
       </w:r>
       <w:r>
         <w:rPr>
-          <w:rFonts w:ascii="Candara" w:hAnsi="Candara" w:eastAsia="Times New Roman" w:cs="Arial"/>
-          <w:color w:val="222222"/>
-          <w:sz w:val="32"/>
-          <w:szCs w:val="32"/>
-        </w:rPr>
-        <w:br w:type="textWrapping"/>
-      </w:r>
-      <w:r>
-        <w:rPr>
-          <w:rFonts w:ascii="Candara" w:hAnsi="Candara" w:eastAsia="Times New Roman" w:cs="Arial"/>
-          <w:color w:val="222222"/>
-          <w:sz w:val="32"/>
-          <w:szCs w:val="32"/>
-        </w:rPr>
+          <w:rFonts w:ascii="Candara" w:eastAsia="Times New Roman" w:hAnsi="Candara" w:cs="Arial"/>
+          <w:color w:val="222222"/>
+          <w:sz w:val="32"/>
+          <w:szCs w:val="32"/>
+        </w:rPr>
+        <w:br/>
         <w:t>1. To start with ReactJS, we need to first import the react packages as follows.</w:t>
       </w:r>
     </w:p>
@@ -3521,15 +3373,15 @@
         </w:tabs>
         <w:spacing w:after="0" w:line="240" w:lineRule="auto"/>
         <w:rPr>
-          <w:rFonts w:ascii="Candara" w:hAnsi="Candara" w:eastAsia="Times New Roman" w:cs="Courier New"/>
-          <w:color w:val="222222"/>
-          <w:sz w:val="32"/>
-          <w:szCs w:val="32"/>
-        </w:rPr>
-      </w:pPr>
-      <w:r>
-        <w:rPr>
-          <w:rFonts w:ascii="Candara" w:hAnsi="Candara" w:eastAsia="Times New Roman" w:cs="Courier New"/>
+          <w:rFonts w:ascii="Candara" w:eastAsia="Times New Roman" w:hAnsi="Candara" w:cs="Courier New"/>
+          <w:color w:val="222222"/>
+          <w:sz w:val="32"/>
+          <w:szCs w:val="32"/>
+        </w:rPr>
+      </w:pPr>
+      <w:r>
+        <w:rPr>
+          <w:rFonts w:ascii="Candara" w:eastAsia="Times New Roman" w:hAnsi="Candara" w:cs="Courier New"/>
           <w:color w:val="222222"/>
           <w:sz w:val="32"/>
           <w:szCs w:val="32"/>
@@ -3538,7 +3390,7 @@
       </w:r>
       <w:r>
         <w:rPr>
-          <w:rFonts w:ascii="Candara" w:hAnsi="Candara" w:eastAsia="Times New Roman" w:cs="Courier New"/>
+          <w:rFonts w:ascii="Candara" w:eastAsia="Times New Roman" w:hAnsi="Candara" w:cs="Courier New"/>
           <w:color w:val="222222"/>
           <w:sz w:val="32"/>
           <w:szCs w:val="32"/>
@@ -3568,15 +3420,15 @@
         </w:tabs>
         <w:spacing w:after="0" w:line="240" w:lineRule="auto"/>
         <w:rPr>
-          <w:rFonts w:ascii="Candara" w:hAnsi="Candara" w:eastAsia="Times New Roman" w:cs="Courier New"/>
-          <w:color w:val="222222"/>
-          <w:sz w:val="32"/>
-          <w:szCs w:val="32"/>
-        </w:rPr>
-      </w:pPr>
-      <w:r>
-        <w:rPr>
-          <w:rFonts w:ascii="Candara" w:hAnsi="Candara" w:eastAsia="Times New Roman" w:cs="Courier New"/>
+          <w:rFonts w:ascii="Candara" w:eastAsia="Times New Roman" w:hAnsi="Candara" w:cs="Courier New"/>
+          <w:color w:val="222222"/>
+          <w:sz w:val="32"/>
+          <w:szCs w:val="32"/>
+        </w:rPr>
+      </w:pPr>
+      <w:r>
+        <w:rPr>
+          <w:rFonts w:ascii="Candara" w:eastAsia="Times New Roman" w:hAnsi="Candara" w:cs="Courier New"/>
           <w:color w:val="222222"/>
           <w:sz w:val="32"/>
           <w:szCs w:val="32"/>
@@ -3585,7 +3437,7 @@
       </w:r>
       <w:r>
         <w:rPr>
-          <w:rFonts w:ascii="Candara" w:hAnsi="Candara" w:eastAsia="Times New Roman" w:cs="Courier New"/>
+          <w:rFonts w:ascii="Candara" w:eastAsia="Times New Roman" w:hAnsi="Candara" w:cs="Courier New"/>
           <w:color w:val="222222"/>
           <w:sz w:val="32"/>
           <w:szCs w:val="32"/>
@@ -3598,7 +3450,7 @@
         <w:shd w:val="clear" w:color="auto" w:fill="FFFFFF"/>
         <w:spacing w:after="100" w:afterAutospacing="1" w:line="240" w:lineRule="auto"/>
         <w:rPr>
-          <w:rFonts w:ascii="Candara" w:hAnsi="Candara" w:eastAsia="Times New Roman" w:cs="Arial"/>
+          <w:rFonts w:ascii="Candara" w:eastAsia="Times New Roman" w:hAnsi="Candara" w:cs="Arial"/>
           <w:color w:val="222222"/>
           <w:sz w:val="32"/>
           <w:szCs w:val="32"/>
@@ -3610,19 +3462,20 @@
         <w:shd w:val="clear" w:color="auto" w:fill="FFFFFF"/>
         <w:spacing w:after="100" w:afterAutospacing="1" w:line="240" w:lineRule="auto"/>
         <w:rPr>
-          <w:rFonts w:ascii="Candara" w:hAnsi="Candara" w:eastAsia="Times New Roman" w:cs="Arial"/>
-          <w:color w:val="222222"/>
-          <w:sz w:val="32"/>
-          <w:szCs w:val="32"/>
-        </w:rPr>
-      </w:pPr>
-      <w:r>
-        <w:rPr>
-          <w:rFonts w:ascii="Candara" w:hAnsi="Candara" w:eastAsia="Times New Roman" w:cs="Arial"/>
-          <w:color w:val="222222"/>
-          <w:sz w:val="32"/>
-          <w:szCs w:val="32"/>
-        </w:rPr>
+          <w:rFonts w:ascii="Candara" w:eastAsia="Times New Roman" w:hAnsi="Candara" w:cs="Arial"/>
+          <w:color w:val="222222"/>
+          <w:sz w:val="32"/>
+          <w:szCs w:val="32"/>
+        </w:rPr>
+      </w:pPr>
+      <w:r>
+        <w:rPr>
+          <w:rFonts w:ascii="Candara" w:eastAsia="Times New Roman" w:hAnsi="Candara" w:cs="Arial"/>
+          <w:color w:val="222222"/>
+          <w:sz w:val="32"/>
+          <w:szCs w:val="32"/>
+        </w:rPr>
+        <w:lastRenderedPageBreak/>
         <w:t>2. Save the file as index.js in src/ folder</w:t>
       </w:r>
     </w:p>
@@ -3631,15 +3484,15 @@
         <w:shd w:val="clear" w:color="auto" w:fill="FFFFFF"/>
         <w:spacing w:after="100" w:afterAutospacing="1" w:line="240" w:lineRule="auto"/>
         <w:rPr>
-          <w:rFonts w:ascii="Candara" w:hAnsi="Candara" w:eastAsia="Times New Roman" w:cs="Arial"/>
-          <w:color w:val="222222"/>
-          <w:sz w:val="32"/>
-          <w:szCs w:val="32"/>
-        </w:rPr>
-      </w:pPr>
-      <w:r>
-        <w:rPr>
-          <w:rFonts w:ascii="Candara" w:hAnsi="Candara" w:eastAsia="Times New Roman" w:cs="Arial"/>
+          <w:rFonts w:ascii="Candara" w:eastAsia="Times New Roman" w:hAnsi="Candara" w:cs="Arial"/>
+          <w:color w:val="222222"/>
+          <w:sz w:val="32"/>
+          <w:szCs w:val="32"/>
+        </w:rPr>
+      </w:pPr>
+      <w:r>
+        <w:rPr>
+          <w:rFonts w:ascii="Candara" w:eastAsia="Times New Roman" w:hAnsi="Candara" w:cs="Arial"/>
           <w:b/>
           <w:bCs/>
           <w:color w:val="222222"/>
@@ -3650,7 +3503,7 @@
       </w:r>
       <w:r>
         <w:rPr>
-          <w:rFonts w:ascii="Candara" w:hAnsi="Candara" w:eastAsia="Times New Roman" w:cs="Arial"/>
+          <w:rFonts w:ascii="Candara" w:eastAsia="Times New Roman" w:hAnsi="Candara" w:cs="Arial"/>
           <w:color w:val="222222"/>
           <w:sz w:val="32"/>
           <w:szCs w:val="32"/>
@@ -3659,88 +3512,57 @@
       </w:r>
       <w:r>
         <w:rPr>
-          <w:rFonts w:ascii="Candara" w:hAnsi="Candara" w:eastAsia="Times New Roman" w:cs="Arial"/>
-          <w:color w:val="222222"/>
-          <w:sz w:val="32"/>
-          <w:szCs w:val="32"/>
-        </w:rPr>
-        <w:br w:type="textWrapping"/>
-      </w:r>
-      <w:r>
-        <w:rPr>
-          <w:rFonts w:ascii="Candara" w:hAnsi="Candara" w:eastAsia="Times New Roman" w:cs="Arial"/>
-          <w:color w:val="222222"/>
-          <w:sz w:val="32"/>
-          <w:szCs w:val="32"/>
-        </w:rPr>
+          <w:rFonts w:ascii="Candara" w:eastAsia="Times New Roman" w:hAnsi="Candara" w:cs="Arial"/>
+          <w:color w:val="222222"/>
+          <w:sz w:val="32"/>
+          <w:szCs w:val="32"/>
+        </w:rPr>
+        <w:br/>
         <w:t>We will write a simple code in this tutorial React JS, wherein we will display the message </w:t>
       </w:r>
       <w:r>
         <w:rPr>
-          <w:rFonts w:ascii="Candara" w:hAnsi="Candara" w:eastAsia="Times New Roman" w:cs="Arial"/>
+          <w:rFonts w:ascii="Candara" w:eastAsia="Times New Roman" w:hAnsi="Candara" w:cs="Arial"/>
           <w:b/>
           <w:bCs/>
           <w:color w:val="222222"/>
           <w:sz w:val="32"/>
           <w:szCs w:val="32"/>
         </w:rPr>
-        <w:t xml:space="preserve">“Hello, </w:t>
-      </w:r>
-      <w:r>
-        <w:rPr>
-          <w:rFonts w:hint="default" w:ascii="Candara" w:hAnsi="Candara" w:eastAsia="Times New Roman" w:cs="Arial"/>
-          <w:b/>
-          <w:bCs/>
-          <w:color w:val="222222"/>
-          <w:sz w:val="32"/>
-          <w:szCs w:val="32"/>
-          <w:lang w:val="en-US"/>
-        </w:rPr>
-        <w:t>user</w:t>
-      </w:r>
-      <w:r>
-        <w:rPr>
-          <w:rFonts w:ascii="Candara" w:hAnsi="Candara" w:eastAsia="Times New Roman" w:cs="Arial"/>
-          <w:b/>
-          <w:bCs/>
-          <w:color w:val="222222"/>
-          <w:sz w:val="32"/>
-          <w:szCs w:val="32"/>
-        </w:rPr>
-        <w:t>”</w:t>
-      </w:r>
-    </w:p>
-    <w:p>
-      <w:pPr>
-        <w:tabs>
-          <w:tab w:val="left" w:pos="916"/>
-          <w:tab w:val="left" w:pos="1832"/>
-          <w:tab w:val="left" w:pos="2748"/>
-          <w:tab w:val="left" w:pos="3664"/>
-          <w:tab w:val="left" w:pos="4580"/>
-          <w:tab w:val="left" w:pos="5496"/>
-          <w:tab w:val="left" w:pos="6412"/>
-          <w:tab w:val="left" w:pos="7328"/>
-          <w:tab w:val="left" w:pos="8244"/>
-          <w:tab w:val="left" w:pos="9160"/>
-          <w:tab w:val="left" w:pos="10076"/>
-          <w:tab w:val="left" w:pos="10992"/>
-          <w:tab w:val="left" w:pos="11908"/>
-          <w:tab w:val="left" w:pos="12824"/>
-          <w:tab w:val="left" w:pos="13740"/>
-          <w:tab w:val="left" w:pos="14656"/>
-        </w:tabs>
-        <w:spacing w:after="0" w:line="240" w:lineRule="auto"/>
-        <w:rPr>
-          <w:rFonts w:ascii="Candara" w:hAnsi="Candara" w:eastAsia="Times New Roman" w:cs="Courier New"/>
-          <w:color w:val="222222"/>
-          <w:sz w:val="32"/>
-          <w:szCs w:val="32"/>
-        </w:rPr>
-      </w:pPr>
-      <w:r>
-        <w:rPr>
-          <w:rFonts w:ascii="Candara" w:hAnsi="Candara" w:eastAsia="Times New Roman" w:cs="Courier New"/>
+        <w:t>“Hello, user”</w:t>
+      </w:r>
+    </w:p>
+    <w:p>
+      <w:pPr>
+        <w:tabs>
+          <w:tab w:val="left" w:pos="916"/>
+          <w:tab w:val="left" w:pos="1832"/>
+          <w:tab w:val="left" w:pos="2748"/>
+          <w:tab w:val="left" w:pos="3664"/>
+          <w:tab w:val="left" w:pos="4580"/>
+          <w:tab w:val="left" w:pos="5496"/>
+          <w:tab w:val="left" w:pos="6412"/>
+          <w:tab w:val="left" w:pos="7328"/>
+          <w:tab w:val="left" w:pos="8244"/>
+          <w:tab w:val="left" w:pos="9160"/>
+          <w:tab w:val="left" w:pos="10076"/>
+          <w:tab w:val="left" w:pos="10992"/>
+          <w:tab w:val="left" w:pos="11908"/>
+          <w:tab w:val="left" w:pos="12824"/>
+          <w:tab w:val="left" w:pos="13740"/>
+          <w:tab w:val="left" w:pos="14656"/>
+        </w:tabs>
+        <w:spacing w:after="0" w:line="240" w:lineRule="auto"/>
+        <w:rPr>
+          <w:rFonts w:ascii="Candara" w:eastAsia="Times New Roman" w:hAnsi="Candara" w:cs="Courier New"/>
+          <w:color w:val="222222"/>
+          <w:sz w:val="32"/>
+          <w:szCs w:val="32"/>
+        </w:rPr>
+      </w:pPr>
+      <w:r>
+        <w:rPr>
+          <w:rFonts w:ascii="Candara" w:eastAsia="Times New Roman" w:hAnsi="Candara" w:cs="Courier New"/>
           <w:color w:val="222222"/>
           <w:sz w:val="32"/>
           <w:szCs w:val="32"/>
@@ -3770,101 +3592,82 @@
         </w:tabs>
         <w:spacing w:after="0" w:line="240" w:lineRule="auto"/>
         <w:rPr>
-          <w:rFonts w:ascii="Candara" w:hAnsi="Candara" w:eastAsia="Times New Roman" w:cs="Courier New"/>
-          <w:color w:val="222222"/>
-          <w:sz w:val="32"/>
-          <w:szCs w:val="32"/>
-        </w:rPr>
-      </w:pPr>
-    </w:p>
-    <w:p>
-      <w:pPr>
-        <w:tabs>
-          <w:tab w:val="left" w:pos="916"/>
-          <w:tab w:val="left" w:pos="1832"/>
-          <w:tab w:val="left" w:pos="2748"/>
-          <w:tab w:val="left" w:pos="3664"/>
-          <w:tab w:val="left" w:pos="4580"/>
-          <w:tab w:val="left" w:pos="5496"/>
-          <w:tab w:val="left" w:pos="6412"/>
-          <w:tab w:val="left" w:pos="7328"/>
-          <w:tab w:val="left" w:pos="8244"/>
-          <w:tab w:val="left" w:pos="9160"/>
-          <w:tab w:val="left" w:pos="10076"/>
-          <w:tab w:val="left" w:pos="10992"/>
-          <w:tab w:val="left" w:pos="11908"/>
-          <w:tab w:val="left" w:pos="12824"/>
-          <w:tab w:val="left" w:pos="13740"/>
-          <w:tab w:val="left" w:pos="14656"/>
-        </w:tabs>
-        <w:spacing w:after="0" w:line="240" w:lineRule="auto"/>
-        <w:rPr>
-          <w:rFonts w:ascii="Candara" w:hAnsi="Candara" w:eastAsia="Times New Roman" w:cs="Courier New"/>
-          <w:color w:val="222222"/>
-          <w:sz w:val="32"/>
-          <w:szCs w:val="32"/>
-        </w:rPr>
-      </w:pPr>
-      <w:r>
-        <w:rPr>
-          <w:rFonts w:ascii="Candara" w:hAnsi="Candara" w:eastAsia="Times New Roman" w:cs="Courier New"/>
-          <w:color w:val="222222"/>
-          <w:sz w:val="32"/>
-          <w:szCs w:val="32"/>
-        </w:rPr>
-        <w:t xml:space="preserve">&lt;h1&gt;Hello, </w:t>
-      </w:r>
-      <w:r>
-        <w:rPr>
-          <w:rFonts w:hint="default" w:ascii="Candara" w:hAnsi="Candara" w:eastAsia="Times New Roman" w:cs="Courier New"/>
-          <w:color w:val="222222"/>
-          <w:sz w:val="32"/>
-          <w:szCs w:val="32"/>
-          <w:lang w:val="en-US"/>
-        </w:rPr>
-        <w:t>user</w:t>
-      </w:r>
-      <w:r>
-        <w:rPr>
-          <w:rFonts w:ascii="Candara" w:hAnsi="Candara" w:eastAsia="Times New Roman" w:cs="Courier New"/>
-          <w:color w:val="222222"/>
-          <w:sz w:val="32"/>
-          <w:szCs w:val="32"/>
-        </w:rPr>
-        <w:t>!&lt;/h1&gt;,</w:t>
-      </w:r>
-    </w:p>
-    <w:p>
-      <w:pPr>
-        <w:tabs>
-          <w:tab w:val="left" w:pos="916"/>
-          <w:tab w:val="left" w:pos="1832"/>
-          <w:tab w:val="left" w:pos="2748"/>
-          <w:tab w:val="left" w:pos="3664"/>
-          <w:tab w:val="left" w:pos="4580"/>
-          <w:tab w:val="left" w:pos="5496"/>
-          <w:tab w:val="left" w:pos="6412"/>
-          <w:tab w:val="left" w:pos="7328"/>
-          <w:tab w:val="left" w:pos="8244"/>
-          <w:tab w:val="left" w:pos="9160"/>
-          <w:tab w:val="left" w:pos="10076"/>
-          <w:tab w:val="left" w:pos="10992"/>
-          <w:tab w:val="left" w:pos="11908"/>
-          <w:tab w:val="left" w:pos="12824"/>
-          <w:tab w:val="left" w:pos="13740"/>
-          <w:tab w:val="left" w:pos="14656"/>
-        </w:tabs>
-        <w:spacing w:after="0" w:line="240" w:lineRule="auto"/>
-        <w:rPr>
-          <w:rFonts w:ascii="Candara" w:hAnsi="Candara" w:eastAsia="Times New Roman" w:cs="Courier New"/>
-          <w:color w:val="222222"/>
-          <w:sz w:val="32"/>
-          <w:szCs w:val="32"/>
-        </w:rPr>
-      </w:pPr>
-      <w:r>
-        <w:rPr>
-          <w:rFonts w:ascii="Candara" w:hAnsi="Candara" w:eastAsia="Times New Roman" w:cs="Courier New"/>
+          <w:rFonts w:ascii="Candara" w:eastAsia="Times New Roman" w:hAnsi="Candara" w:cs="Courier New"/>
+          <w:color w:val="222222"/>
+          <w:sz w:val="32"/>
+          <w:szCs w:val="32"/>
+        </w:rPr>
+      </w:pPr>
+    </w:p>
+    <w:p>
+      <w:pPr>
+        <w:tabs>
+          <w:tab w:val="left" w:pos="916"/>
+          <w:tab w:val="left" w:pos="1832"/>
+          <w:tab w:val="left" w:pos="2748"/>
+          <w:tab w:val="left" w:pos="3664"/>
+          <w:tab w:val="left" w:pos="4580"/>
+          <w:tab w:val="left" w:pos="5496"/>
+          <w:tab w:val="left" w:pos="6412"/>
+          <w:tab w:val="left" w:pos="7328"/>
+          <w:tab w:val="left" w:pos="8244"/>
+          <w:tab w:val="left" w:pos="9160"/>
+          <w:tab w:val="left" w:pos="10076"/>
+          <w:tab w:val="left" w:pos="10992"/>
+          <w:tab w:val="left" w:pos="11908"/>
+          <w:tab w:val="left" w:pos="12824"/>
+          <w:tab w:val="left" w:pos="13740"/>
+          <w:tab w:val="left" w:pos="14656"/>
+        </w:tabs>
+        <w:spacing w:after="0" w:line="240" w:lineRule="auto"/>
+        <w:rPr>
+          <w:rFonts w:ascii="Candara" w:eastAsia="Times New Roman" w:hAnsi="Candara" w:cs="Courier New"/>
+          <w:color w:val="222222"/>
+          <w:sz w:val="32"/>
+          <w:szCs w:val="32"/>
+        </w:rPr>
+      </w:pPr>
+      <w:r>
+        <w:rPr>
+          <w:rFonts w:ascii="Candara" w:eastAsia="Times New Roman" w:hAnsi="Candara" w:cs="Courier New"/>
+          <w:color w:val="222222"/>
+          <w:sz w:val="32"/>
+          <w:szCs w:val="32"/>
+        </w:rPr>
+        <w:t>&lt;h1&gt;Hello, user!&lt;/h1&gt;,</w:t>
+      </w:r>
+    </w:p>
+    <w:p>
+      <w:pPr>
+        <w:tabs>
+          <w:tab w:val="left" w:pos="916"/>
+          <w:tab w:val="left" w:pos="1832"/>
+          <w:tab w:val="left" w:pos="2748"/>
+          <w:tab w:val="left" w:pos="3664"/>
+          <w:tab w:val="left" w:pos="4580"/>
+          <w:tab w:val="left" w:pos="5496"/>
+          <w:tab w:val="left" w:pos="6412"/>
+          <w:tab w:val="left" w:pos="7328"/>
+          <w:tab w:val="left" w:pos="8244"/>
+          <w:tab w:val="left" w:pos="9160"/>
+          <w:tab w:val="left" w:pos="10076"/>
+          <w:tab w:val="left" w:pos="10992"/>
+          <w:tab w:val="left" w:pos="11908"/>
+          <w:tab w:val="left" w:pos="12824"/>
+          <w:tab w:val="left" w:pos="13740"/>
+          <w:tab w:val="left" w:pos="14656"/>
+        </w:tabs>
+        <w:spacing w:after="0" w:line="240" w:lineRule="auto"/>
+        <w:rPr>
+          <w:rFonts w:ascii="Candara" w:eastAsia="Times New Roman" w:hAnsi="Candara" w:cs="Courier New"/>
+          <w:color w:val="222222"/>
+          <w:sz w:val="32"/>
+          <w:szCs w:val="32"/>
+        </w:rPr>
+      </w:pPr>
+      <w:r>
+        <w:rPr>
+          <w:rFonts w:ascii="Candara" w:eastAsia="Times New Roman" w:hAnsi="Candara" w:cs="Courier New"/>
           <w:color w:val="222222"/>
           <w:sz w:val="32"/>
           <w:szCs w:val="32"/>
@@ -3894,38 +3697,36 @@
         </w:tabs>
         <w:spacing w:after="0" w:line="240" w:lineRule="auto"/>
         <w:rPr>
-          <w:rFonts w:ascii="Candara" w:hAnsi="Candara" w:eastAsia="Times New Roman" w:cs="Courier New"/>
-          <w:color w:val="222222"/>
-          <w:sz w:val="32"/>
-          <w:szCs w:val="32"/>
-        </w:rPr>
-      </w:pPr>
-      <w:r>
-        <w:rPr>
-          <w:rFonts w:ascii="Candara" w:hAnsi="Candara" w:eastAsia="Times New Roman" w:cs="Courier New"/>
+          <w:rFonts w:ascii="Candara" w:eastAsia="Times New Roman" w:hAnsi="Candara" w:cs="Courier New"/>
+          <w:color w:val="222222"/>
+          <w:sz w:val="32"/>
+          <w:szCs w:val="32"/>
+        </w:rPr>
+      </w:pPr>
+      <w:r>
+        <w:rPr>
+          <w:rFonts w:ascii="Candara" w:eastAsia="Times New Roman" w:hAnsi="Candara" w:cs="Courier New"/>
           <w:color w:val="222222"/>
           <w:sz w:val="32"/>
           <w:szCs w:val="32"/>
         </w:rPr>
         <w:t>);</w:t>
       </w:r>
-      <w:bookmarkStart w:id="0" w:name="_GoBack"/>
-      <w:bookmarkEnd w:id="0"/>
     </w:p>
     <w:p>
       <w:pPr>
         <w:shd w:val="clear" w:color="auto" w:fill="FFFFFF"/>
         <w:spacing w:after="100" w:afterAutospacing="1" w:line="240" w:lineRule="auto"/>
         <w:rPr>
-          <w:rFonts w:ascii="Candara" w:hAnsi="Candara" w:eastAsia="Times New Roman" w:cs="Arial"/>
-          <w:color w:val="222222"/>
-          <w:sz w:val="32"/>
-          <w:szCs w:val="32"/>
-        </w:rPr>
-      </w:pPr>
-      <w:r>
-        <w:rPr>
-          <w:rFonts w:ascii="Candara" w:hAnsi="Candara" w:eastAsia="Times New Roman" w:cs="Arial"/>
+          <w:rFonts w:ascii="Candara" w:eastAsia="Times New Roman" w:hAnsi="Candara" w:cs="Arial"/>
+          <w:color w:val="222222"/>
+          <w:sz w:val="32"/>
+          <w:szCs w:val="32"/>
+        </w:rPr>
+      </w:pPr>
+      <w:r>
+        <w:rPr>
+          <w:rFonts w:ascii="Candara" w:eastAsia="Times New Roman" w:hAnsi="Candara" w:cs="Arial"/>
           <w:b/>
           <w:bCs/>
           <w:color w:val="222222"/>
@@ -3936,7 +3737,7 @@
       </w:r>
       <w:r>
         <w:rPr>
-          <w:rFonts w:ascii="Candara" w:hAnsi="Candara" w:eastAsia="Times New Roman" w:cs="Arial"/>
+          <w:rFonts w:ascii="Candara" w:eastAsia="Times New Roman" w:hAnsi="Candara" w:cs="Arial"/>
           <w:color w:val="222222"/>
           <w:sz w:val="32"/>
           <w:szCs w:val="32"/>
@@ -3966,15 +3767,15 @@
         </w:tabs>
         <w:spacing w:after="0" w:line="240" w:lineRule="auto"/>
         <w:rPr>
-          <w:rFonts w:ascii="Candara" w:hAnsi="Candara" w:eastAsia="Times New Roman" w:cs="Courier New"/>
-          <w:color w:val="222222"/>
-          <w:sz w:val="32"/>
-          <w:szCs w:val="32"/>
-        </w:rPr>
-      </w:pPr>
-      <w:r>
-        <w:rPr>
-          <w:rFonts w:ascii="Candara" w:hAnsi="Candara" w:eastAsia="Times New Roman" w:cs="Courier New"/>
+          <w:rFonts w:ascii="Candara" w:eastAsia="Times New Roman" w:hAnsi="Candara" w:cs="Courier New"/>
+          <w:color w:val="222222"/>
+          <w:sz w:val="32"/>
+          <w:szCs w:val="32"/>
+        </w:rPr>
+      </w:pPr>
+      <w:r>
+        <w:rPr>
+          <w:rFonts w:ascii="Candara" w:eastAsia="Times New Roman" w:hAnsi="Candara" w:cs="Courier New"/>
           <w:color w:val="222222"/>
           <w:sz w:val="32"/>
           <w:szCs w:val="32"/>
@@ -4004,15 +3805,15 @@
         </w:tabs>
         <w:spacing w:after="0" w:line="240" w:lineRule="auto"/>
         <w:rPr>
-          <w:rFonts w:ascii="Candara" w:hAnsi="Candara" w:eastAsia="Times New Roman" w:cs="Courier New"/>
-          <w:color w:val="222222"/>
-          <w:sz w:val="32"/>
-          <w:szCs w:val="32"/>
-        </w:rPr>
-      </w:pPr>
-      <w:r>
-        <w:rPr>
-          <w:rFonts w:ascii="Candara" w:hAnsi="Candara" w:eastAsia="Times New Roman" w:cs="Courier New"/>
+          <w:rFonts w:ascii="Candara" w:eastAsia="Times New Roman" w:hAnsi="Candara" w:cs="Courier New"/>
+          <w:color w:val="222222"/>
+          <w:sz w:val="32"/>
+          <w:szCs w:val="32"/>
+        </w:rPr>
+      </w:pPr>
+      <w:r>
+        <w:rPr>
+          <w:rFonts w:ascii="Candara" w:eastAsia="Times New Roman" w:hAnsi="Candara" w:cs="Courier New"/>
           <w:color w:val="222222"/>
           <w:sz w:val="32"/>
           <w:szCs w:val="32"/>
@@ -4042,15 +3843,15 @@
         </w:tabs>
         <w:spacing w:after="0" w:line="240" w:lineRule="auto"/>
         <w:rPr>
-          <w:rFonts w:ascii="Candara" w:hAnsi="Candara" w:eastAsia="Times New Roman" w:cs="Courier New"/>
-          <w:color w:val="222222"/>
-          <w:sz w:val="32"/>
-          <w:szCs w:val="32"/>
-        </w:rPr>
-      </w:pPr>
-      <w:r>
-        <w:rPr>
-          <w:rFonts w:ascii="Candara" w:hAnsi="Candara" w:eastAsia="Times New Roman" w:cs="Courier New"/>
+          <w:rFonts w:ascii="Candara" w:eastAsia="Times New Roman" w:hAnsi="Candara" w:cs="Courier New"/>
+          <w:color w:val="222222"/>
+          <w:sz w:val="32"/>
+          <w:szCs w:val="32"/>
+        </w:rPr>
+      </w:pPr>
+      <w:r>
+        <w:rPr>
+          <w:rFonts w:ascii="Candara" w:eastAsia="Times New Roman" w:hAnsi="Candara" w:cs="Courier New"/>
           <w:color w:val="222222"/>
           <w:sz w:val="32"/>
           <w:szCs w:val="32"/>
@@ -4080,15 +3881,15 @@
         </w:tabs>
         <w:spacing w:after="0" w:line="240" w:lineRule="auto"/>
         <w:rPr>
-          <w:rFonts w:ascii="Candara" w:hAnsi="Candara" w:eastAsia="Times New Roman" w:cs="Courier New"/>
-          <w:color w:val="222222"/>
-          <w:sz w:val="32"/>
-          <w:szCs w:val="32"/>
-        </w:rPr>
-      </w:pPr>
-      <w:r>
-        <w:rPr>
-          <w:rFonts w:ascii="Candara" w:hAnsi="Candara" w:eastAsia="Times New Roman" w:cs="Courier New"/>
+          <w:rFonts w:ascii="Candara" w:eastAsia="Times New Roman" w:hAnsi="Candara" w:cs="Courier New"/>
+          <w:color w:val="222222"/>
+          <w:sz w:val="32"/>
+          <w:szCs w:val="32"/>
+        </w:rPr>
+      </w:pPr>
+      <w:r>
+        <w:rPr>
+          <w:rFonts w:ascii="Candara" w:eastAsia="Times New Roman" w:hAnsi="Candara" w:cs="Courier New"/>
           <w:color w:val="222222"/>
           <w:sz w:val="32"/>
           <w:szCs w:val="32"/>
@@ -4118,15 +3919,15 @@
         </w:tabs>
         <w:spacing w:after="0" w:line="240" w:lineRule="auto"/>
         <w:rPr>
-          <w:rFonts w:ascii="Candara" w:hAnsi="Candara" w:eastAsia="Times New Roman" w:cs="Courier New"/>
-          <w:color w:val="222222"/>
-          <w:sz w:val="32"/>
-          <w:szCs w:val="32"/>
-        </w:rPr>
-      </w:pPr>
-      <w:r>
-        <w:rPr>
-          <w:rFonts w:ascii="Candara" w:hAnsi="Candara" w:eastAsia="Times New Roman" w:cs="Courier New"/>
+          <w:rFonts w:ascii="Candara" w:eastAsia="Times New Roman" w:hAnsi="Candara" w:cs="Courier New"/>
+          <w:color w:val="222222"/>
+          <w:sz w:val="32"/>
+          <w:szCs w:val="32"/>
+        </w:rPr>
+      </w:pPr>
+      <w:r>
+        <w:rPr>
+          <w:rFonts w:ascii="Candara" w:eastAsia="Times New Roman" w:hAnsi="Candara" w:cs="Courier New"/>
           <w:color w:val="222222"/>
           <w:sz w:val="32"/>
           <w:szCs w:val="32"/>
@@ -4156,15 +3957,15 @@
         </w:tabs>
         <w:spacing w:after="0" w:line="240" w:lineRule="auto"/>
         <w:rPr>
-          <w:rFonts w:ascii="Candara" w:hAnsi="Candara" w:eastAsia="Times New Roman" w:cs="Courier New"/>
-          <w:color w:val="222222"/>
-          <w:sz w:val="32"/>
-          <w:szCs w:val="32"/>
-        </w:rPr>
-      </w:pPr>
-      <w:r>
-        <w:rPr>
-          <w:rFonts w:ascii="Candara" w:hAnsi="Candara" w:eastAsia="Times New Roman" w:cs="Courier New"/>
+          <w:rFonts w:ascii="Candara" w:eastAsia="Times New Roman" w:hAnsi="Candara" w:cs="Courier New"/>
+          <w:color w:val="222222"/>
+          <w:sz w:val="32"/>
+          <w:szCs w:val="32"/>
+        </w:rPr>
+      </w:pPr>
+      <w:r>
+        <w:rPr>
+          <w:rFonts w:ascii="Candara" w:eastAsia="Times New Roman" w:hAnsi="Candara" w:cs="Courier New"/>
           <w:color w:val="222222"/>
           <w:sz w:val="32"/>
           <w:szCs w:val="32"/>
@@ -4194,15 +3995,15 @@
         </w:tabs>
         <w:spacing w:after="0" w:line="240" w:lineRule="auto"/>
         <w:rPr>
-          <w:rFonts w:ascii="Candara" w:hAnsi="Candara" w:eastAsia="Times New Roman" w:cs="Courier New"/>
-          <w:color w:val="222222"/>
-          <w:sz w:val="32"/>
-          <w:szCs w:val="32"/>
-        </w:rPr>
-      </w:pPr>
-      <w:r>
-        <w:rPr>
-          <w:rFonts w:ascii="Candara" w:hAnsi="Candara" w:eastAsia="Times New Roman" w:cs="Courier New"/>
+          <w:rFonts w:ascii="Candara" w:eastAsia="Times New Roman" w:hAnsi="Candara" w:cs="Courier New"/>
+          <w:color w:val="222222"/>
+          <w:sz w:val="32"/>
+          <w:szCs w:val="32"/>
+        </w:rPr>
+      </w:pPr>
+      <w:r>
+        <w:rPr>
+          <w:rFonts w:ascii="Candara" w:eastAsia="Times New Roman" w:hAnsi="Candara" w:cs="Courier New"/>
           <w:color w:val="222222"/>
           <w:sz w:val="32"/>
           <w:szCs w:val="32"/>
@@ -4232,15 +4033,15 @@
         </w:tabs>
         <w:spacing w:after="0" w:line="240" w:lineRule="auto"/>
         <w:rPr>
-          <w:rFonts w:ascii="Candara" w:hAnsi="Candara" w:eastAsia="Times New Roman" w:cs="Courier New"/>
-          <w:color w:val="222222"/>
-          <w:sz w:val="32"/>
-          <w:szCs w:val="32"/>
-        </w:rPr>
-      </w:pPr>
-      <w:r>
-        <w:rPr>
-          <w:rFonts w:ascii="Candara" w:hAnsi="Candara" w:eastAsia="Times New Roman" w:cs="Courier New"/>
+          <w:rFonts w:ascii="Candara" w:eastAsia="Times New Roman" w:hAnsi="Candara" w:cs="Courier New"/>
+          <w:color w:val="222222"/>
+          <w:sz w:val="32"/>
+          <w:szCs w:val="32"/>
+        </w:rPr>
+      </w:pPr>
+      <w:r>
+        <w:rPr>
+          <w:rFonts w:ascii="Candara" w:eastAsia="Times New Roman" w:hAnsi="Candara" w:cs="Courier New"/>
           <w:color w:val="222222"/>
           <w:sz w:val="32"/>
           <w:szCs w:val="32"/>
@@ -4270,15 +4071,15 @@
         </w:tabs>
         <w:spacing w:after="0" w:line="240" w:lineRule="auto"/>
         <w:rPr>
-          <w:rFonts w:ascii="Candara" w:hAnsi="Candara" w:eastAsia="Times New Roman" w:cs="Courier New"/>
-          <w:color w:val="222222"/>
-          <w:sz w:val="32"/>
-          <w:szCs w:val="32"/>
-        </w:rPr>
-      </w:pPr>
-      <w:r>
-        <w:rPr>
-          <w:rFonts w:ascii="Candara" w:hAnsi="Candara" w:eastAsia="Times New Roman" w:cs="Courier New"/>
+          <w:rFonts w:ascii="Candara" w:eastAsia="Times New Roman" w:hAnsi="Candara" w:cs="Courier New"/>
+          <w:color w:val="222222"/>
+          <w:sz w:val="32"/>
+          <w:szCs w:val="32"/>
+        </w:rPr>
+      </w:pPr>
+      <w:r>
+        <w:rPr>
+          <w:rFonts w:ascii="Candara" w:eastAsia="Times New Roman" w:hAnsi="Candara" w:cs="Courier New"/>
           <w:color w:val="222222"/>
           <w:sz w:val="32"/>
           <w:szCs w:val="32"/>
@@ -4308,15 +4109,15 @@
         </w:tabs>
         <w:spacing w:after="0" w:line="240" w:lineRule="auto"/>
         <w:rPr>
-          <w:rFonts w:ascii="Candara" w:hAnsi="Candara" w:eastAsia="Times New Roman" w:cs="Courier New"/>
-          <w:color w:val="222222"/>
-          <w:sz w:val="32"/>
-          <w:szCs w:val="32"/>
-        </w:rPr>
-      </w:pPr>
-      <w:r>
-        <w:rPr>
-          <w:rFonts w:ascii="Candara" w:hAnsi="Candara" w:eastAsia="Times New Roman" w:cs="Courier New"/>
+          <w:rFonts w:ascii="Candara" w:eastAsia="Times New Roman" w:hAnsi="Candara" w:cs="Courier New"/>
+          <w:color w:val="222222"/>
+          <w:sz w:val="32"/>
+          <w:szCs w:val="32"/>
+        </w:rPr>
+      </w:pPr>
+      <w:r>
+        <w:rPr>
+          <w:rFonts w:ascii="Candara" w:eastAsia="Times New Roman" w:hAnsi="Candara" w:cs="Courier New"/>
           <w:color w:val="222222"/>
           <w:sz w:val="32"/>
           <w:szCs w:val="32"/>
@@ -4329,15 +4130,15 @@
         <w:shd w:val="clear" w:color="auto" w:fill="FFFFFF"/>
         <w:spacing w:after="100" w:afterAutospacing="1" w:line="240" w:lineRule="auto"/>
         <w:rPr>
-          <w:rFonts w:ascii="Candara" w:hAnsi="Candara" w:eastAsia="Times New Roman" w:cs="Arial"/>
-          <w:color w:val="222222"/>
-          <w:sz w:val="32"/>
-          <w:szCs w:val="32"/>
-        </w:rPr>
-      </w:pPr>
-      <w:r>
-        <w:rPr>
-          <w:rFonts w:ascii="Candara" w:hAnsi="Candara" w:eastAsia="Times New Roman" w:cs="Arial"/>
+          <w:rFonts w:ascii="Candara" w:eastAsia="Times New Roman" w:hAnsi="Candara" w:cs="Arial"/>
+          <w:color w:val="222222"/>
+          <w:sz w:val="32"/>
+          <w:szCs w:val="32"/>
+        </w:rPr>
+      </w:pPr>
+      <w:r>
+        <w:rPr>
+          <w:rFonts w:ascii="Candara" w:eastAsia="Times New Roman" w:hAnsi="Candara" w:cs="Arial"/>
           <w:b/>
           <w:bCs/>
           <w:color w:val="222222"/>
@@ -4348,7 +4149,7 @@
       </w:r>
       <w:r>
         <w:rPr>
-          <w:rFonts w:ascii="Candara" w:hAnsi="Candara" w:eastAsia="Times New Roman" w:cs="Arial"/>
+          <w:rFonts w:ascii="Candara" w:eastAsia="Times New Roman" w:hAnsi="Candara" w:cs="Arial"/>
           <w:color w:val="222222"/>
           <w:sz w:val="32"/>
           <w:szCs w:val="32"/>
@@ -4361,15 +4162,15 @@
         <w:shd w:val="clear" w:color="auto" w:fill="FFFFFF"/>
         <w:spacing w:after="100" w:afterAutospacing="1" w:line="240" w:lineRule="auto"/>
         <w:rPr>
-          <w:rFonts w:ascii="Candara" w:hAnsi="Candara" w:eastAsia="Times New Roman" w:cs="Arial"/>
-          <w:color w:val="222222"/>
-          <w:sz w:val="32"/>
-          <w:szCs w:val="32"/>
-        </w:rPr>
-      </w:pPr>
-      <w:r>
-        <w:rPr>
-          <w:rFonts w:ascii="Candara" w:hAnsi="Candara" w:eastAsia="Times New Roman" w:cs="Arial"/>
+          <w:rFonts w:ascii="Candara" w:eastAsia="Times New Roman" w:hAnsi="Candara" w:cs="Arial"/>
+          <w:color w:val="222222"/>
+          <w:sz w:val="32"/>
+          <w:szCs w:val="32"/>
+        </w:rPr>
+      </w:pPr>
+      <w:r>
+        <w:rPr>
+          <w:rFonts w:ascii="Candara" w:eastAsia="Times New Roman" w:hAnsi="Candara" w:cs="Arial"/>
           <w:color w:val="222222"/>
           <w:sz w:val="32"/>
           <w:szCs w:val="32"/>
@@ -4382,15 +4183,15 @@
         <w:shd w:val="clear" w:color="auto" w:fill="FFFFFF"/>
         <w:spacing w:after="100" w:afterAutospacing="1" w:line="240" w:lineRule="auto"/>
         <w:rPr>
-          <w:rFonts w:ascii="Candara" w:hAnsi="Candara" w:eastAsia="Times New Roman" w:cs="Arial"/>
-          <w:color w:val="222222"/>
-          <w:sz w:val="32"/>
-          <w:szCs w:val="32"/>
-        </w:rPr>
-      </w:pPr>
-      <w:r>
-        <w:rPr>
-          <w:rFonts w:ascii="Candara" w:hAnsi="Candara" w:eastAsia="Times New Roman" w:cs="Arial"/>
+          <w:rFonts w:ascii="Candara" w:eastAsia="Times New Roman" w:hAnsi="Candara" w:cs="Arial"/>
+          <w:color w:val="222222"/>
+          <w:sz w:val="32"/>
+          <w:szCs w:val="32"/>
+        </w:rPr>
+      </w:pPr>
+      <w:r>
+        <w:rPr>
+          <w:rFonts w:ascii="Candara" w:eastAsia="Times New Roman" w:hAnsi="Candara" w:cs="Arial"/>
           <w:color w:val="222222"/>
           <w:sz w:val="32"/>
           <w:szCs w:val="32"/>
@@ -4420,15 +4221,15 @@
         </w:tabs>
         <w:spacing w:after="0" w:line="240" w:lineRule="auto"/>
         <w:rPr>
-          <w:rFonts w:ascii="Candara" w:hAnsi="Candara" w:eastAsia="Times New Roman" w:cs="Courier New"/>
-          <w:color w:val="222222"/>
-          <w:sz w:val="32"/>
-          <w:szCs w:val="32"/>
-        </w:rPr>
-      </w:pPr>
-      <w:r>
-        <w:rPr>
-          <w:rFonts w:ascii="Candara" w:hAnsi="Candara" w:eastAsia="Times New Roman" w:cs="Courier New"/>
+          <w:rFonts w:ascii="Candara" w:eastAsia="Times New Roman" w:hAnsi="Candara" w:cs="Courier New"/>
+          <w:color w:val="222222"/>
+          <w:sz w:val="32"/>
+          <w:szCs w:val="32"/>
+        </w:rPr>
+      </w:pPr>
+      <w:r>
+        <w:rPr>
+          <w:rFonts w:ascii="Candara" w:eastAsia="Times New Roman" w:hAnsi="Candara" w:cs="Courier New"/>
           <w:color w:val="222222"/>
           <w:sz w:val="32"/>
           <w:szCs w:val="32"/>
@@ -4458,15 +4259,15 @@
         </w:tabs>
         <w:spacing w:after="0" w:line="240" w:lineRule="auto"/>
         <w:rPr>
-          <w:rFonts w:ascii="Candara" w:hAnsi="Candara" w:eastAsia="Times New Roman" w:cs="Courier New"/>
-          <w:color w:val="222222"/>
-          <w:sz w:val="32"/>
-          <w:szCs w:val="32"/>
-        </w:rPr>
-      </w:pPr>
-      <w:r>
-        <w:rPr>
-          <w:rFonts w:ascii="Candara" w:hAnsi="Candara" w:eastAsia="Times New Roman" w:cs="Courier New"/>
+          <w:rFonts w:ascii="Candara" w:eastAsia="Times New Roman" w:hAnsi="Candara" w:cs="Courier New"/>
+          <w:color w:val="222222"/>
+          <w:sz w:val="32"/>
+          <w:szCs w:val="32"/>
+        </w:rPr>
+      </w:pPr>
+      <w:r>
+        <w:rPr>
+          <w:rFonts w:ascii="Candara" w:eastAsia="Times New Roman" w:hAnsi="Candara" w:cs="Courier New"/>
           <w:color w:val="222222"/>
           <w:sz w:val="32"/>
           <w:szCs w:val="32"/>
@@ -4496,15 +4297,15 @@
         </w:tabs>
         <w:spacing w:after="0" w:line="240" w:lineRule="auto"/>
         <w:rPr>
-          <w:rFonts w:ascii="Candara" w:hAnsi="Candara" w:eastAsia="Times New Roman" w:cs="Courier New"/>
-          <w:color w:val="222222"/>
-          <w:sz w:val="32"/>
-          <w:szCs w:val="32"/>
-        </w:rPr>
-      </w:pPr>
-      <w:r>
-        <w:rPr>
-          <w:rFonts w:ascii="Candara" w:hAnsi="Candara" w:eastAsia="Times New Roman" w:cs="Courier New"/>
+          <w:rFonts w:ascii="Candara" w:eastAsia="Times New Roman" w:hAnsi="Candara" w:cs="Courier New"/>
+          <w:color w:val="222222"/>
+          <w:sz w:val="32"/>
+          <w:szCs w:val="32"/>
+        </w:rPr>
+      </w:pPr>
+      <w:r>
+        <w:rPr>
+          <w:rFonts w:ascii="Candara" w:eastAsia="Times New Roman" w:hAnsi="Candara" w:cs="Courier New"/>
           <w:color w:val="222222"/>
           <w:sz w:val="32"/>
           <w:szCs w:val="32"/>
@@ -4534,19 +4335,20 @@
         </w:tabs>
         <w:spacing w:after="0" w:line="240" w:lineRule="auto"/>
         <w:rPr>
-          <w:rFonts w:ascii="Candara" w:hAnsi="Candara" w:eastAsia="Times New Roman" w:cs="Courier New"/>
-          <w:color w:val="222222"/>
-          <w:sz w:val="32"/>
-          <w:szCs w:val="32"/>
-        </w:rPr>
-      </w:pPr>
-      <w:r>
-        <w:rPr>
-          <w:rFonts w:ascii="Candara" w:hAnsi="Candara" w:eastAsia="Times New Roman" w:cs="Courier New"/>
-          <w:color w:val="222222"/>
-          <w:sz w:val="32"/>
-          <w:szCs w:val="32"/>
-        </w:rPr>
+          <w:rFonts w:ascii="Candara" w:eastAsia="Times New Roman" w:hAnsi="Candara" w:cs="Courier New"/>
+          <w:color w:val="222222"/>
+          <w:sz w:val="32"/>
+          <w:szCs w:val="32"/>
+        </w:rPr>
+      </w:pPr>
+      <w:r>
+        <w:rPr>
+          <w:rFonts w:ascii="Candara" w:eastAsia="Times New Roman" w:hAnsi="Candara" w:cs="Courier New"/>
+          <w:color w:val="222222"/>
+          <w:sz w:val="32"/>
+          <w:szCs w:val="32"/>
+        </w:rPr>
+        <w:lastRenderedPageBreak/>
         <w:t xml:space="preserve">       index.js</w:t>
       </w:r>
     </w:p>
@@ -4572,15 +4374,15 @@
         </w:tabs>
         <w:spacing w:after="0" w:line="240" w:lineRule="auto"/>
         <w:rPr>
-          <w:rFonts w:ascii="Candara" w:hAnsi="Candara" w:eastAsia="Times New Roman" w:cs="Courier New"/>
-          <w:color w:val="222222"/>
-          <w:sz w:val="32"/>
-          <w:szCs w:val="32"/>
-        </w:rPr>
-      </w:pPr>
-      <w:r>
-        <w:rPr>
-          <w:rFonts w:ascii="Candara" w:hAnsi="Candara" w:eastAsia="Times New Roman" w:cs="Courier New"/>
+          <w:rFonts w:ascii="Candara" w:eastAsia="Times New Roman" w:hAnsi="Candara" w:cs="Courier New"/>
+          <w:color w:val="222222"/>
+          <w:sz w:val="32"/>
+          <w:szCs w:val="32"/>
+        </w:rPr>
+      </w:pPr>
+      <w:r>
+        <w:rPr>
+          <w:rFonts w:ascii="Candara" w:eastAsia="Times New Roman" w:hAnsi="Candara" w:cs="Courier New"/>
           <w:color w:val="222222"/>
           <w:sz w:val="32"/>
           <w:szCs w:val="32"/>
@@ -4610,15 +4412,15 @@
         </w:tabs>
         <w:spacing w:after="0" w:line="240" w:lineRule="auto"/>
         <w:rPr>
-          <w:rFonts w:ascii="Candara" w:hAnsi="Candara" w:eastAsia="Times New Roman" w:cs="Courier New"/>
-          <w:color w:val="222222"/>
-          <w:sz w:val="32"/>
-          <w:szCs w:val="32"/>
-        </w:rPr>
-      </w:pPr>
-      <w:r>
-        <w:rPr>
-          <w:rFonts w:ascii="Candara" w:hAnsi="Candara" w:eastAsia="Times New Roman" w:cs="Courier New"/>
+          <w:rFonts w:ascii="Candara" w:eastAsia="Times New Roman" w:hAnsi="Candara" w:cs="Courier New"/>
+          <w:color w:val="222222"/>
+          <w:sz w:val="32"/>
+          <w:szCs w:val="32"/>
+        </w:rPr>
+      </w:pPr>
+      <w:r>
+        <w:rPr>
+          <w:rFonts w:ascii="Candara" w:eastAsia="Times New Roman" w:hAnsi="Candara" w:cs="Courier New"/>
           <w:color w:val="222222"/>
           <w:sz w:val="32"/>
           <w:szCs w:val="32"/>
@@ -4648,15 +4450,15 @@
         </w:tabs>
         <w:spacing w:after="0" w:line="240" w:lineRule="auto"/>
         <w:rPr>
-          <w:rFonts w:ascii="Candara" w:hAnsi="Candara" w:eastAsia="Times New Roman" w:cs="Courier New"/>
-          <w:color w:val="222222"/>
-          <w:sz w:val="32"/>
-          <w:szCs w:val="32"/>
-        </w:rPr>
-      </w:pPr>
-      <w:r>
-        <w:rPr>
-          <w:rFonts w:ascii="Candara" w:hAnsi="Candara" w:eastAsia="Times New Roman" w:cs="Courier New"/>
+          <w:rFonts w:ascii="Candara" w:eastAsia="Times New Roman" w:hAnsi="Candara" w:cs="Courier New"/>
+          <w:color w:val="222222"/>
+          <w:sz w:val="32"/>
+          <w:szCs w:val="32"/>
+        </w:rPr>
+      </w:pPr>
+      <w:r>
+        <w:rPr>
+          <w:rFonts w:ascii="Candara" w:eastAsia="Times New Roman" w:hAnsi="Candara" w:cs="Courier New"/>
           <w:color w:val="222222"/>
           <w:sz w:val="32"/>
           <w:szCs w:val="32"/>
@@ -4669,15 +4471,15 @@
         <w:shd w:val="clear" w:color="auto" w:fill="FFFFFF"/>
         <w:spacing w:after="100" w:afterAutospacing="1" w:line="240" w:lineRule="auto"/>
         <w:rPr>
-          <w:rFonts w:ascii="Candara" w:hAnsi="Candara" w:eastAsia="Times New Roman" w:cs="Arial"/>
-          <w:color w:val="222222"/>
-          <w:sz w:val="32"/>
-          <w:szCs w:val="32"/>
-        </w:rPr>
-      </w:pPr>
-      <w:r>
-        <w:rPr>
-          <w:rFonts w:ascii="Candara" w:hAnsi="Candara" w:eastAsia="Times New Roman" w:cs="Arial"/>
+          <w:rFonts w:ascii="Candara" w:eastAsia="Times New Roman" w:hAnsi="Candara" w:cs="Arial"/>
+          <w:color w:val="222222"/>
+          <w:sz w:val="32"/>
+          <w:szCs w:val="32"/>
+        </w:rPr>
+      </w:pPr>
+      <w:r>
+        <w:rPr>
+          <w:rFonts w:ascii="Candara" w:eastAsia="Times New Roman" w:hAnsi="Candara" w:cs="Arial"/>
           <w:color w:val="222222"/>
           <w:sz w:val="32"/>
           <w:szCs w:val="32"/>
@@ -4707,15 +4509,15 @@
         </w:tabs>
         <w:spacing w:after="0" w:line="240" w:lineRule="auto"/>
         <w:rPr>
-          <w:rFonts w:ascii="Candara" w:hAnsi="Candara" w:eastAsia="Times New Roman" w:cs="Courier New"/>
-          <w:color w:val="222222"/>
-          <w:sz w:val="32"/>
-          <w:szCs w:val="32"/>
-        </w:rPr>
-      </w:pPr>
-      <w:r>
-        <w:rPr>
-          <w:rFonts w:ascii="Candara" w:hAnsi="Candara" w:eastAsia="Times New Roman" w:cs="Courier New"/>
+          <w:rFonts w:ascii="Candara" w:eastAsia="Times New Roman" w:hAnsi="Candara" w:cs="Courier New"/>
+          <w:color w:val="222222"/>
+          <w:sz w:val="32"/>
+          <w:szCs w:val="32"/>
+        </w:rPr>
+      </w:pPr>
+      <w:r>
+        <w:rPr>
+          <w:rFonts w:ascii="Candara" w:eastAsia="Times New Roman" w:hAnsi="Candara" w:cs="Courier New"/>
           <w:color w:val="222222"/>
           <w:sz w:val="32"/>
           <w:szCs w:val="32"/>
@@ -4745,15 +4547,15 @@
         </w:tabs>
         <w:spacing w:after="0" w:line="240" w:lineRule="auto"/>
         <w:rPr>
-          <w:rFonts w:ascii="Candara" w:hAnsi="Candara" w:eastAsia="Times New Roman" w:cs="Courier New"/>
-          <w:color w:val="222222"/>
-          <w:sz w:val="32"/>
-          <w:szCs w:val="32"/>
-        </w:rPr>
-      </w:pPr>
-      <w:r>
-        <w:rPr>
-          <w:rFonts w:ascii="Candara" w:hAnsi="Candara" w:eastAsia="Times New Roman" w:cs="Courier New"/>
+          <w:rFonts w:ascii="Candara" w:eastAsia="Times New Roman" w:hAnsi="Candara" w:cs="Courier New"/>
+          <w:color w:val="222222"/>
+          <w:sz w:val="32"/>
+          <w:szCs w:val="32"/>
+        </w:rPr>
+      </w:pPr>
+      <w:r>
+        <w:rPr>
+          <w:rFonts w:ascii="Candara" w:eastAsia="Times New Roman" w:hAnsi="Candara" w:cs="Courier New"/>
           <w:color w:val="222222"/>
           <w:sz w:val="32"/>
           <w:szCs w:val="32"/>
@@ -4783,15 +4585,15 @@
         </w:tabs>
         <w:spacing w:after="0" w:line="240" w:lineRule="auto"/>
         <w:rPr>
-          <w:rFonts w:ascii="Candara" w:hAnsi="Candara" w:eastAsia="Times New Roman" w:cs="Courier New"/>
-          <w:color w:val="222222"/>
-          <w:sz w:val="32"/>
-          <w:szCs w:val="32"/>
-        </w:rPr>
-      </w:pPr>
-      <w:r>
-        <w:rPr>
-          <w:rFonts w:ascii="Candara" w:hAnsi="Candara" w:eastAsia="Times New Roman" w:cs="Courier New"/>
+          <w:rFonts w:ascii="Candara" w:eastAsia="Times New Roman" w:hAnsi="Candara" w:cs="Courier New"/>
+          <w:color w:val="222222"/>
+          <w:sz w:val="32"/>
+          <w:szCs w:val="32"/>
+        </w:rPr>
+      </w:pPr>
+      <w:r>
+        <w:rPr>
+          <w:rFonts w:ascii="Candara" w:eastAsia="Times New Roman" w:hAnsi="Candara" w:cs="Courier New"/>
           <w:color w:val="222222"/>
           <w:sz w:val="32"/>
           <w:szCs w:val="32"/>
@@ -4804,15 +4606,15 @@
         <w:shd w:val="clear" w:color="auto" w:fill="FFFFFF"/>
         <w:spacing w:after="100" w:afterAutospacing="1" w:line="240" w:lineRule="auto"/>
         <w:rPr>
-          <w:rFonts w:ascii="Candara" w:hAnsi="Candara" w:eastAsia="Times New Roman" w:cs="Arial"/>
-          <w:color w:val="222222"/>
-          <w:sz w:val="32"/>
-          <w:szCs w:val="32"/>
-        </w:rPr>
-      </w:pPr>
-      <w:r>
-        <w:rPr>
-          <w:rFonts w:ascii="Candara" w:hAnsi="Candara" w:eastAsia="Times New Roman" w:cs="Arial"/>
+          <w:rFonts w:ascii="Candara" w:eastAsia="Times New Roman" w:hAnsi="Candara" w:cs="Arial"/>
+          <w:color w:val="222222"/>
+          <w:sz w:val="32"/>
+          <w:szCs w:val="32"/>
+        </w:rPr>
+      </w:pPr>
+      <w:r>
+        <w:rPr>
+          <w:rFonts w:ascii="Candara" w:eastAsia="Times New Roman" w:hAnsi="Candara" w:cs="Arial"/>
           <w:color w:val="222222"/>
           <w:sz w:val="32"/>
           <w:szCs w:val="32"/>
@@ -4842,15 +4644,15 @@
         </w:tabs>
         <w:spacing w:after="0" w:line="240" w:lineRule="auto"/>
         <w:rPr>
-          <w:rFonts w:ascii="Candara" w:hAnsi="Candara" w:eastAsia="Times New Roman" w:cs="Courier New"/>
-          <w:color w:val="222222"/>
-          <w:sz w:val="32"/>
-          <w:szCs w:val="32"/>
-        </w:rPr>
-      </w:pPr>
-      <w:r>
-        <w:rPr>
-          <w:rFonts w:ascii="Candara" w:hAnsi="Candara" w:eastAsia="Times New Roman" w:cs="Courier New"/>
+          <w:rFonts w:ascii="Candara" w:eastAsia="Times New Roman" w:hAnsi="Candara" w:cs="Courier New"/>
+          <w:color w:val="222222"/>
+          <w:sz w:val="32"/>
+          <w:szCs w:val="32"/>
+        </w:rPr>
+      </w:pPr>
+      <w:r>
+        <w:rPr>
+          <w:rFonts w:ascii="Candara" w:eastAsia="Times New Roman" w:hAnsi="Candara" w:cs="Courier New"/>
           <w:color w:val="222222"/>
           <w:sz w:val="32"/>
           <w:szCs w:val="32"/>
@@ -4863,15 +4665,15 @@
         <w:shd w:val="clear" w:color="auto" w:fill="FFFFFF"/>
         <w:spacing w:after="100" w:afterAutospacing="1" w:line="240" w:lineRule="auto"/>
         <w:rPr>
-          <w:rFonts w:ascii="Candara" w:hAnsi="Candara" w:eastAsia="Times New Roman" w:cs="Arial"/>
-          <w:color w:val="222222"/>
-          <w:sz w:val="32"/>
-          <w:szCs w:val="32"/>
-        </w:rPr>
-      </w:pPr>
-      <w:r>
-        <w:rPr>
-          <w:rFonts w:ascii="Candara" w:hAnsi="Candara" w:eastAsia="Times New Roman" w:cs="Arial"/>
+          <w:rFonts w:ascii="Candara" w:eastAsia="Times New Roman" w:hAnsi="Candara" w:cs="Arial"/>
+          <w:color w:val="222222"/>
+          <w:sz w:val="32"/>
+          <w:szCs w:val="32"/>
+        </w:rPr>
+      </w:pPr>
+      <w:r>
+        <w:rPr>
+          <w:rFonts w:ascii="Candara" w:eastAsia="Times New Roman" w:hAnsi="Candara" w:cs="Arial"/>
           <w:color w:val="222222"/>
           <w:sz w:val="32"/>
           <w:szCs w:val="32"/>
@@ -4880,7 +4682,7 @@
       </w:r>
       <w:r>
         <w:rPr>
-          <w:rFonts w:ascii="Candara" w:hAnsi="Candara" w:eastAsia="Times New Roman" w:cs="Consolas"/>
+          <w:rFonts w:ascii="Candara" w:eastAsia="Times New Roman" w:hAnsi="Candara" w:cs="Consolas"/>
           <w:color w:val="9C1D3D"/>
           <w:sz w:val="32"/>
           <w:szCs w:val="32"/>
@@ -4893,15 +4695,15 @@
         <w:shd w:val="clear" w:color="auto" w:fill="FFFFFF"/>
         <w:spacing w:after="100" w:afterAutospacing="1" w:line="240" w:lineRule="auto"/>
         <w:rPr>
-          <w:rFonts w:ascii="Candara" w:hAnsi="Candara" w:eastAsia="Times New Roman" w:cs="Arial"/>
-          <w:color w:val="222222"/>
-          <w:sz w:val="32"/>
-          <w:szCs w:val="32"/>
-        </w:rPr>
-      </w:pPr>
-      <w:r>
-        <w:rPr>
-          <w:rFonts w:ascii="Candara" w:hAnsi="Candara" w:eastAsia="Times New Roman" w:cs="Arial"/>
+          <w:rFonts w:ascii="Candara" w:eastAsia="Times New Roman" w:hAnsi="Candara" w:cs="Arial"/>
+          <w:color w:val="222222"/>
+          <w:sz w:val="32"/>
+          <w:szCs w:val="32"/>
+        </w:rPr>
+      </w:pPr>
+      <w:r>
+        <w:rPr>
+          <w:rFonts w:ascii="Candara" w:eastAsia="Times New Roman" w:hAnsi="Candara" w:cs="Arial"/>
           <w:color w:val="222222"/>
           <w:sz w:val="32"/>
           <w:szCs w:val="32"/>
@@ -4931,15 +4733,15 @@
         </w:tabs>
         <w:spacing w:after="0" w:line="240" w:lineRule="auto"/>
         <w:rPr>
-          <w:rFonts w:ascii="Candara" w:hAnsi="Candara" w:eastAsia="Times New Roman" w:cs="Courier New"/>
-          <w:color w:val="222222"/>
-          <w:sz w:val="32"/>
-          <w:szCs w:val="32"/>
-        </w:rPr>
-      </w:pPr>
-      <w:r>
-        <w:rPr>
-          <w:rFonts w:ascii="Candara" w:hAnsi="Candara" w:eastAsia="Times New Roman" w:cs="Courier New"/>
+          <w:rFonts w:ascii="Candara" w:eastAsia="Times New Roman" w:hAnsi="Candara" w:cs="Courier New"/>
+          <w:color w:val="222222"/>
+          <w:sz w:val="32"/>
+          <w:szCs w:val="32"/>
+        </w:rPr>
+      </w:pPr>
+      <w:r>
+        <w:rPr>
+          <w:rFonts w:ascii="Candara" w:eastAsia="Times New Roman" w:hAnsi="Candara" w:cs="Courier New"/>
           <w:color w:val="222222"/>
           <w:sz w:val="32"/>
           <w:szCs w:val="32"/>
@@ -4969,44 +4771,44 @@
         </w:tabs>
         <w:spacing w:after="0" w:line="240" w:lineRule="auto"/>
         <w:rPr>
-          <w:rFonts w:ascii="Candara" w:hAnsi="Candara" w:eastAsia="Times New Roman" w:cs="Courier New"/>
-          <w:color w:val="222222"/>
-          <w:sz w:val="32"/>
-          <w:szCs w:val="32"/>
-        </w:rPr>
-      </w:pPr>
-    </w:p>
-    <w:p>
-      <w:pPr>
-        <w:tabs>
-          <w:tab w:val="left" w:pos="916"/>
-          <w:tab w:val="left" w:pos="1832"/>
-          <w:tab w:val="left" w:pos="2748"/>
-          <w:tab w:val="left" w:pos="3664"/>
-          <w:tab w:val="left" w:pos="4580"/>
-          <w:tab w:val="left" w:pos="5496"/>
-          <w:tab w:val="left" w:pos="6412"/>
-          <w:tab w:val="left" w:pos="7328"/>
-          <w:tab w:val="left" w:pos="8244"/>
-          <w:tab w:val="left" w:pos="9160"/>
-          <w:tab w:val="left" w:pos="10076"/>
-          <w:tab w:val="left" w:pos="10992"/>
-          <w:tab w:val="left" w:pos="11908"/>
-          <w:tab w:val="left" w:pos="12824"/>
-          <w:tab w:val="left" w:pos="13740"/>
-          <w:tab w:val="left" w:pos="14656"/>
-        </w:tabs>
-        <w:spacing w:after="0" w:line="240" w:lineRule="auto"/>
-        <w:rPr>
-          <w:rFonts w:ascii="Candara" w:hAnsi="Candara" w:eastAsia="Times New Roman" w:cs="Courier New"/>
-          <w:color w:val="222222"/>
-          <w:sz w:val="32"/>
-          <w:szCs w:val="32"/>
-        </w:rPr>
-      </w:pPr>
-      <w:r>
-        <w:rPr>
-          <w:rFonts w:ascii="Candara" w:hAnsi="Candara" w:eastAsia="Times New Roman" w:cs="Courier New"/>
+          <w:rFonts w:ascii="Candara" w:eastAsia="Times New Roman" w:hAnsi="Candara" w:cs="Courier New"/>
+          <w:color w:val="222222"/>
+          <w:sz w:val="32"/>
+          <w:szCs w:val="32"/>
+        </w:rPr>
+      </w:pPr>
+    </w:p>
+    <w:p>
+      <w:pPr>
+        <w:tabs>
+          <w:tab w:val="left" w:pos="916"/>
+          <w:tab w:val="left" w:pos="1832"/>
+          <w:tab w:val="left" w:pos="2748"/>
+          <w:tab w:val="left" w:pos="3664"/>
+          <w:tab w:val="left" w:pos="4580"/>
+          <w:tab w:val="left" w:pos="5496"/>
+          <w:tab w:val="left" w:pos="6412"/>
+          <w:tab w:val="left" w:pos="7328"/>
+          <w:tab w:val="left" w:pos="8244"/>
+          <w:tab w:val="left" w:pos="9160"/>
+          <w:tab w:val="left" w:pos="10076"/>
+          <w:tab w:val="left" w:pos="10992"/>
+          <w:tab w:val="left" w:pos="11908"/>
+          <w:tab w:val="left" w:pos="12824"/>
+          <w:tab w:val="left" w:pos="13740"/>
+          <w:tab w:val="left" w:pos="14656"/>
+        </w:tabs>
+        <w:spacing w:after="0" w:line="240" w:lineRule="auto"/>
+        <w:rPr>
+          <w:rFonts w:ascii="Candara" w:eastAsia="Times New Roman" w:hAnsi="Candara" w:cs="Courier New"/>
+          <w:color w:val="222222"/>
+          <w:sz w:val="32"/>
+          <w:szCs w:val="32"/>
+        </w:rPr>
+      </w:pPr>
+      <w:r>
+        <w:rPr>
+          <w:rFonts w:ascii="Candara" w:eastAsia="Times New Roman" w:hAnsi="Candara" w:cs="Courier New"/>
           <w:color w:val="222222"/>
           <w:sz w:val="32"/>
           <w:szCs w:val="32"/>
@@ -5036,15 +4838,15 @@
         </w:tabs>
         <w:spacing w:after="0" w:line="240" w:lineRule="auto"/>
         <w:rPr>
-          <w:rFonts w:ascii="Candara" w:hAnsi="Candara" w:eastAsia="Times New Roman" w:cs="Courier New"/>
-          <w:color w:val="222222"/>
-          <w:sz w:val="32"/>
-          <w:szCs w:val="32"/>
-        </w:rPr>
-      </w:pPr>
-      <w:r>
-        <w:rPr>
-          <w:rFonts w:ascii="Candara" w:hAnsi="Candara" w:eastAsia="Times New Roman" w:cs="Courier New"/>
+          <w:rFonts w:ascii="Candara" w:eastAsia="Times New Roman" w:hAnsi="Candara" w:cs="Courier New"/>
+          <w:color w:val="222222"/>
+          <w:sz w:val="32"/>
+          <w:szCs w:val="32"/>
+        </w:rPr>
+      </w:pPr>
+      <w:r>
+        <w:rPr>
+          <w:rFonts w:ascii="Candara" w:eastAsia="Times New Roman" w:hAnsi="Candara" w:cs="Courier New"/>
           <w:color w:val="222222"/>
           <w:sz w:val="32"/>
           <w:szCs w:val="32"/>
@@ -5074,7 +4876,7 @@
         </w:tabs>
         <w:spacing w:after="0" w:line="240" w:lineRule="auto"/>
         <w:rPr>
-          <w:rFonts w:ascii="Candara" w:hAnsi="Candara" w:eastAsia="Times New Roman" w:cs="Courier New"/>
+          <w:rFonts w:ascii="Candara" w:eastAsia="Times New Roman" w:hAnsi="Candara" w:cs="Courier New"/>
           <w:color w:val="222222"/>
           <w:sz w:val="32"/>
           <w:szCs w:val="32"/>
@@ -5086,15 +4888,15 @@
         <w:shd w:val="clear" w:color="auto" w:fill="FFFFFF"/>
         <w:spacing w:after="100" w:afterAutospacing="1" w:line="240" w:lineRule="auto"/>
         <w:rPr>
-          <w:rFonts w:ascii="Candara" w:hAnsi="Candara" w:eastAsia="Times New Roman" w:cs="Arial"/>
-          <w:color w:val="222222"/>
-          <w:sz w:val="32"/>
-          <w:szCs w:val="32"/>
-        </w:rPr>
-      </w:pPr>
-      <w:r>
-        <w:rPr>
-          <w:rFonts w:ascii="Candara" w:hAnsi="Candara" w:eastAsia="Times New Roman" w:cs="Arial"/>
+          <w:rFonts w:ascii="Candara" w:eastAsia="Times New Roman" w:hAnsi="Candara" w:cs="Arial"/>
+          <w:color w:val="222222"/>
+          <w:sz w:val="32"/>
+          <w:szCs w:val="32"/>
+        </w:rPr>
+      </w:pPr>
+      <w:r>
+        <w:rPr>
+          <w:rFonts w:ascii="Candara" w:eastAsia="Times New Roman" w:hAnsi="Candara" w:cs="Arial"/>
           <w:b/>
           <w:bCs/>
           <w:color w:val="222222"/>
@@ -5105,7 +4907,7 @@
       </w:r>
       <w:r>
         <w:rPr>
-          <w:rFonts w:ascii="Candara" w:hAnsi="Candara" w:eastAsia="Times New Roman" w:cs="Arial"/>
+          <w:rFonts w:ascii="Candara" w:eastAsia="Times New Roman" w:hAnsi="Candara" w:cs="Arial"/>
           <w:color w:val="222222"/>
           <w:sz w:val="32"/>
           <w:szCs w:val="32"/>
@@ -5114,12 +4916,12 @@
       </w:r>
       <w:r>
         <w:rPr>
-          <w:rFonts w:ascii="Candara" w:hAnsi="Candara" w:eastAsia="Times New Roman" w:cs="Arial"/>
-          <w:color w:val="222222"/>
-          <w:sz w:val="32"/>
-          <w:szCs w:val="32"/>
-        </w:rPr>
-        <w:br w:type="textWrapping"/>
+          <w:rFonts w:ascii="Candara" w:eastAsia="Times New Roman" w:hAnsi="Candara" w:cs="Arial"/>
+          <w:color w:val="222222"/>
+          <w:sz w:val="32"/>
+          <w:szCs w:val="32"/>
+        </w:rPr>
+        <w:br/>
       </w:r>
     </w:p>
     <w:p>
@@ -5127,16 +4929,15 @@
         <w:shd w:val="clear" w:color="auto" w:fill="FFFFFF"/>
         <w:spacing w:after="100" w:afterAutospacing="1" w:line="240" w:lineRule="auto"/>
         <w:rPr>
-          <w:rFonts w:hint="default" w:ascii="Candara" w:hAnsi="Candara" w:eastAsia="Times New Roman" w:cs="Arial"/>
-          <w:color w:val="222222"/>
-          <w:sz w:val="32"/>
-          <w:szCs w:val="32"/>
-          <w:lang w:val="en-US"/>
-        </w:rPr>
-      </w:pPr>
-      <w:r>
-        <w:rPr>
-          <w:rFonts w:ascii="Candara" w:hAnsi="Candara" w:eastAsia="Times New Roman" w:cs="Arial"/>
+          <w:rFonts w:ascii="Candara" w:eastAsia="Times New Roman" w:hAnsi="Candara" w:cs="Arial"/>
+          <w:color w:val="222222"/>
+          <w:sz w:val="32"/>
+          <w:szCs w:val="32"/>
+        </w:rPr>
+      </w:pPr>
+      <w:r>
+        <w:rPr>
+          <w:rFonts w:ascii="Candara" w:eastAsia="Times New Roman" w:hAnsi="Candara" w:cs="Arial"/>
           <w:color w:val="222222"/>
           <w:sz w:val="32"/>
           <w:szCs w:val="32"/>
@@ -5145,7 +4946,7 @@
       </w:r>
       <w:r>
         <w:rPr>
-          <w:rFonts w:ascii="Candara" w:hAnsi="Candara" w:eastAsia="Times New Roman" w:cs="Consolas"/>
+          <w:rFonts w:ascii="Candara" w:eastAsia="Times New Roman" w:hAnsi="Candara" w:cs="Consolas"/>
           <w:color w:val="9C1D3D"/>
           <w:sz w:val="32"/>
           <w:szCs w:val="32"/>
@@ -5154,22 +4955,12 @@
       </w:r>
       <w:r>
         <w:rPr>
-          <w:rFonts w:ascii="Candara" w:hAnsi="Candara" w:eastAsia="Times New Roman" w:cs="Arial"/>
-          <w:color w:val="222222"/>
-          <w:sz w:val="32"/>
-          <w:szCs w:val="32"/>
-        </w:rPr>
-        <w:t> will open in the browser once the code is compiled</w:t>
-      </w:r>
-      <w:r>
-        <w:rPr>
-          <w:rFonts w:hint="default" w:ascii="Candara" w:hAnsi="Candara" w:eastAsia="Times New Roman" w:cs="Arial"/>
-          <w:color w:val="222222"/>
-          <w:sz w:val="32"/>
-          <w:szCs w:val="32"/>
-          <w:lang w:val="en-US"/>
-        </w:rPr>
-        <w:t>.</w:t>
+          <w:rFonts w:ascii="Candara" w:eastAsia="Times New Roman" w:hAnsi="Candara" w:cs="Arial"/>
+          <w:color w:val="222222"/>
+          <w:sz w:val="32"/>
+          <w:szCs w:val="32"/>
+        </w:rPr>
+        <w:t> will open in the browser once the code is compiled.</w:t>
       </w:r>
     </w:p>
     <w:p>
@@ -5230,6 +5021,7 @@
           <w:sz w:val="32"/>
           <w:szCs w:val="32"/>
         </w:rPr>
+        <w:lastRenderedPageBreak/>
         <w:t>Could not find a required file.</w:t>
       </w:r>
     </w:p>
@@ -5333,7 +5125,7 @@
     <w:p>
       <w:pPr>
         <w:rPr>
-          <w:rFonts w:hint="default" w:ascii="Candara" w:hAnsi="Candara"/>
+          <w:rFonts w:ascii="Candara" w:hAnsi="Candara"/>
           <w:b/>
           <w:color w:val="FF0000"/>
           <w:sz w:val="32"/>
@@ -5342,7 +5134,7 @@
       </w:pPr>
       <w:r>
         <w:rPr>
-          <w:rFonts w:hint="default" w:ascii="Candara" w:hAnsi="Candara"/>
+          <w:rFonts w:ascii="Candara" w:hAnsi="Candara"/>
           <w:b/>
           <w:color w:val="FF0000"/>
           <w:sz w:val="32"/>
@@ -5354,7 +5146,7 @@
     <w:p>
       <w:pPr>
         <w:rPr>
-          <w:rFonts w:hint="default" w:ascii="Candara" w:hAnsi="Candara"/>
+          <w:rFonts w:ascii="Candara" w:hAnsi="Candara"/>
           <w:b/>
           <w:color w:val="FF0000"/>
           <w:sz w:val="32"/>
@@ -5363,7 +5155,7 @@
       </w:pPr>
       <w:r>
         <w:rPr>
-          <w:rFonts w:hint="default" w:ascii="Candara" w:hAnsi="Candara"/>
+          <w:rFonts w:ascii="Candara" w:hAnsi="Candara"/>
           <w:b/>
           <w:color w:val="FF0000"/>
           <w:sz w:val="32"/>
@@ -5375,7 +5167,7 @@
     <w:p>
       <w:pPr>
         <w:rPr>
-          <w:rFonts w:hint="default" w:ascii="Candara" w:hAnsi="Candara"/>
+          <w:rFonts w:ascii="Candara" w:hAnsi="Candara"/>
           <w:b/>
           <w:color w:val="FF0000"/>
           <w:sz w:val="32"/>
@@ -5384,7 +5176,7 @@
       </w:pPr>
       <w:r>
         <w:rPr>
-          <w:rFonts w:hint="default" w:ascii="Candara" w:hAnsi="Candara"/>
+          <w:rFonts w:ascii="Candara" w:hAnsi="Candara"/>
           <w:b/>
           <w:color w:val="FF0000"/>
           <w:sz w:val="32"/>
@@ -5396,48 +5188,25 @@
     <w:p>
       <w:pPr>
         <w:rPr>
-          <w:rFonts w:hint="default" w:ascii="Candara" w:hAnsi="Candara"/>
+          <w:rFonts w:ascii="Candara" w:hAnsi="Candara"/>
           <w:b/>
           <w:color w:val="FF0000"/>
           <w:sz w:val="32"/>
           <w:szCs w:val="32"/>
-          <w:lang w:val="en-US"/>
-        </w:rPr>
-      </w:pPr>
-      <w:r>
-        <w:rPr>
-          <w:rFonts w:hint="default" w:ascii="Candara" w:hAnsi="Candara"/>
-          <w:b/>
+        </w:rPr>
+      </w:pPr>
+      <w:r>
+        <w:rPr>
+          <w:rFonts w:ascii="Candara" w:hAnsi="Candara"/>
+          <w:b/>
+          <w:noProof/>
           <w:color w:val="FF0000"/>
           <w:sz w:val="32"/>
           <w:szCs w:val="32"/>
-          <w:lang w:val="en-US"/>
-        </w:rPr>
-        <w:t>Refer : https://www.c-sharpcorner.com/article/how-react-application-gets-loaded-or-started/</w:t>
-      </w:r>
-    </w:p>
-    <w:p>
-      <w:pPr>
-        <w:rPr>
-          <w:rFonts w:hint="default" w:ascii="Candara" w:hAnsi="Candara"/>
-          <w:b/>
-          <w:color w:val="FF0000"/>
-          <w:sz w:val="32"/>
-          <w:szCs w:val="32"/>
-          <w:lang w:val="en-US"/>
-        </w:rPr>
-      </w:pPr>
-      <w:r>
-        <w:rPr>
-          <w:rFonts w:hint="default" w:ascii="Candara" w:hAnsi="Candara"/>
-          <w:b/>
-          <w:color w:val="FF0000"/>
-          <w:sz w:val="32"/>
-          <w:szCs w:val="32"/>
-          <w:lang w:val="en-US"/>
-        </w:rPr>
+        </w:rPr>
+        <w:lastRenderedPageBreak/>
         <w:drawing>
-          <wp:inline distT="0" distB="0" distL="114300" distR="114300">
+          <wp:inline distT="0" distB="0" distL="114300" distR="114300" wp14:anchorId="14CF8E5E" wp14:editId="79955AC0">
             <wp:extent cx="5943600" cy="4535170"/>
             <wp:effectExtent l="0" t="0" r="0" b="11430"/>
             <wp:docPr id="3" name="Picture 3" descr="image003"/>
@@ -5454,7 +5223,7 @@
                     </pic:cNvPicPr>
                   </pic:nvPicPr>
                   <pic:blipFill>
-                    <a:blip r:embed="rId6"/>
+                    <a:blip r:embed="rId7"/>
                     <a:stretch>
                       <a:fillRect/>
                     </a:stretch>
@@ -5534,28 +5303,7 @@
           <w:sz w:val="32"/>
           <w:szCs w:val="32"/>
         </w:rPr>
-        <w:t xml:space="preserve"> is installed automatically when we install react and react-dom and react-scripts. But if you face any problem regar</w:t>
-      </w:r>
-      <w:r>
-        <w:rPr>
-          <w:rFonts w:hint="default" w:ascii="Candara" w:hAnsi="Candara"/>
-          <w:b/>
-          <w:color w:val="000000" w:themeColor="text1"/>
-          <w:sz w:val="32"/>
-          <w:szCs w:val="32"/>
-          <w:lang w:val="en-US"/>
-        </w:rPr>
-        <w:t>d</w:t>
-      </w:r>
-      <w:r>
-        <w:rPr>
-          <w:rFonts w:ascii="Candara" w:hAnsi="Candara"/>
-          <w:b/>
-          <w:color w:val="000000" w:themeColor="text1"/>
-          <w:sz w:val="32"/>
-          <w:szCs w:val="32"/>
-        </w:rPr>
-        <w:t xml:space="preserve">ing webpack server, or we gets webpack compiled with 1 error or warning so in that case try to install webpack through npm. Like : </w:t>
+        <w:t xml:space="preserve"> is installed automatically when we install react and react-dom and react-scripts. But if you face any problem regarding webpack server, or we gets webpack compiled with 1 error or warning so in that case try to install webpack through npm. Like : </w:t>
       </w:r>
     </w:p>
     <w:p>
@@ -5896,21 +5644,21 @@
       <w:pgSz w:w="12240" w:h="15840"/>
       <w:pgMar w:top="1440" w:right="1440" w:bottom="1440" w:left="1440" w:header="720" w:footer="720" w:gutter="0"/>
       <w:pgBorders w:offsetFrom="page">
-        <w:top w:val="single" w:color="auto" w:sz="4" w:space="24"/>
-        <w:left w:val="single" w:color="auto" w:sz="4" w:space="24"/>
-        <w:bottom w:val="single" w:color="auto" w:sz="4" w:space="24"/>
-        <w:right w:val="single" w:color="auto" w:sz="4" w:space="24"/>
+        <w:top w:val="single" w:sz="4" w:space="24" w:color="auto"/>
+        <w:left w:val="single" w:sz="4" w:space="24" w:color="auto"/>
+        <w:bottom w:val="single" w:sz="4" w:space="24" w:color="auto"/>
+        <w:right w:val="single" w:sz="4" w:space="24" w:color="auto"/>
       </w:pgBorders>
-      <w:cols w:space="720" w:num="1"/>
-      <w:docGrid w:linePitch="360" w:charSpace="0"/>
+      <w:cols w:space="720"/>
+      <w:docGrid w:linePitch="360"/>
     </w:sectPr>
   </w:body>
 </w:document>
 </file>
 
 <file path=word/endnotes.xml><?xml version="1.0" encoding="utf-8"?>
-<w:endnotes xmlns:wpc="http://schemas.microsoft.com/office/word/2010/wordprocessingCanvas" xmlns:mc="http://schemas.openxmlformats.org/markup-compatibility/2006" xmlns:o="urn:schemas-microsoft-com:office:office" xmlns:r="http://schemas.openxmlformats.org/officeDocument/2006/relationships" xmlns:m="http://schemas.openxmlformats.org/officeDocument/2006/math" xmlns:v="urn:schemas-microsoft-com:vml" xmlns:wp14="http://schemas.microsoft.com/office/word/2010/wordprocessingDrawing" xmlns:wp="http://schemas.openxmlformats.org/drawingml/2006/wordprocessingDrawing" xmlns:w="http://schemas.openxmlformats.org/wordprocessingml/2006/main" xmlns:w14="http://schemas.microsoft.com/office/word/2010/wordml" xmlns:w15="http://schemas.microsoft.com/office/word/2012/wordml" xmlns:w10="urn:schemas-microsoft-com:office:word" xmlns:wpg="http://schemas.microsoft.com/office/word/2010/wordprocessingGroup" xmlns:wpi="http://schemas.microsoft.com/office/word/2010/wordprocessingInk" xmlns:wne="http://schemas.microsoft.com/office/word/2006/wordml" xmlns:wps="http://schemas.microsoft.com/office/word/2010/wordprocessingShape" xmlns:wpsCustomData="http://www.wps.cn/officeDocument/2013/wpsCustomData" mc:Ignorable="w14 w15 wp14">
-  <w:endnote w:type="separator" w:id="0">
+<w:endnotes xmlns:wpc="http://schemas.microsoft.com/office/word/2010/wordprocessingCanvas" xmlns:cx="http://schemas.microsoft.com/office/drawing/2014/chartex" xmlns:cx1="http://schemas.microsoft.com/office/drawing/2015/9/8/chartex" xmlns:cx2="http://schemas.microsoft.com/office/drawing/2015/10/21/chartex" xmlns:cx3="http://schemas.microsoft.com/office/drawing/2016/5/9/chartex" xmlns:cx4="http://schemas.microsoft.com/office/drawing/2016/5/10/chartex" xmlns:cx5="http://schemas.microsoft.com/office/drawing/2016/5/11/chartex" xmlns:cx6="http://schemas.microsoft.com/office/drawing/2016/5/12/chartex" xmlns:cx7="http://schemas.microsoft.com/office/drawing/2016/5/13/chartex" xmlns:cx8="http://schemas.microsoft.com/office/drawing/2016/5/14/chartex" xmlns:mc="http://schemas.openxmlformats.org/markup-compatibility/2006" xmlns:aink="http://schemas.microsoft.com/office/drawing/2016/ink" xmlns:am3d="http://schemas.microsoft.com/office/drawing/2017/model3d" xmlns:o="urn:schemas-microsoft-com:office:office" xmlns:oel="http://schemas.microsoft.com/office/2019/extlst" xmlns:r="http://schemas.openxmlformats.org/officeDocument/2006/relationships" xmlns:m="http://schemas.openxmlformats.org/officeDocument/2006/math" xmlns:v="urn:schemas-microsoft-com:vml" xmlns:wp14="http://schemas.microsoft.com/office/word/2010/wordprocessingDrawing" xmlns:wp="http://schemas.openxmlformats.org/drawingml/2006/wordprocessingDrawing" xmlns:w10="urn:schemas-microsoft-com:office:word" xmlns:w="http://schemas.openxmlformats.org/wordprocessingml/2006/main" xmlns:w14="http://schemas.microsoft.com/office/word/2010/wordml" xmlns:w15="http://schemas.microsoft.com/office/word/2012/wordml" xmlns:w16cex="http://schemas.microsoft.com/office/word/2018/wordml/cex" xmlns:w16cid="http://schemas.microsoft.com/office/word/2016/wordml/cid" xmlns:w16="http://schemas.microsoft.com/office/word/2018/wordml" xmlns:w16du="http://schemas.microsoft.com/office/word/2023/wordml/word16du" xmlns:w16sdtdh="http://schemas.microsoft.com/office/word/2020/wordml/sdtdatahash" xmlns:w16sdtfl="http://schemas.microsoft.com/office/word/2024/wordml/sdtformatlock" xmlns:w16se="http://schemas.microsoft.com/office/word/2015/wordml/symex" xmlns:wpg="http://schemas.microsoft.com/office/word/2010/wordprocessingGroup" xmlns:wpi="http://schemas.microsoft.com/office/word/2010/wordprocessingInk" xmlns:wne="http://schemas.microsoft.com/office/word/2006/wordml" xmlns:wps="http://schemas.microsoft.com/office/word/2010/wordprocessingShape" mc:Ignorable="w14 w15 w16se w16cid w16 w16cex w16sdtdh w16sdtfl w16du wp14">
+  <w:endnote w:type="separator" w:id="-1">
     <w:p>
       <w:pPr>
         <w:spacing w:line="240" w:lineRule="auto"/>
@@ -5920,7 +5668,7 @@
       </w:r>
     </w:p>
   </w:endnote>
-  <w:endnote w:type="continuationSeparator" w:id="1">
+  <w:endnote w:type="continuationSeparator" w:id="0">
     <w:p>
       <w:pPr>
         <w:spacing w:line="240" w:lineRule="auto"/>
@@ -5934,21 +5682,21 @@
 </file>
 
 <file path=word/footnotes.xml><?xml version="1.0" encoding="utf-8"?>
-<w:footnotes xmlns:wpc="http://schemas.microsoft.com/office/word/2010/wordprocessingCanvas" xmlns:mc="http://schemas.openxmlformats.org/markup-compatibility/2006" xmlns:o="urn:schemas-microsoft-com:office:office" xmlns:r="http://schemas.openxmlformats.org/officeDocument/2006/relationships" xmlns:m="http://schemas.openxmlformats.org/officeDocument/2006/math" xmlns:v="urn:schemas-microsoft-com:vml" xmlns:wp14="http://schemas.microsoft.com/office/word/2010/wordprocessingDrawing" xmlns:wp="http://schemas.openxmlformats.org/drawingml/2006/wordprocessingDrawing" xmlns:w="http://schemas.openxmlformats.org/wordprocessingml/2006/main" xmlns:w14="http://schemas.microsoft.com/office/word/2010/wordml" xmlns:w15="http://schemas.microsoft.com/office/word/2012/wordml" xmlns:w10="urn:schemas-microsoft-com:office:word" xmlns:wpg="http://schemas.microsoft.com/office/word/2010/wordprocessingGroup" xmlns:wpi="http://schemas.microsoft.com/office/word/2010/wordprocessingInk" xmlns:wne="http://schemas.microsoft.com/office/word/2006/wordml" xmlns:wps="http://schemas.microsoft.com/office/word/2010/wordprocessingShape" xmlns:wpsCustomData="http://www.wps.cn/officeDocument/2013/wpsCustomData" mc:Ignorable="w14 w15 wp14">
-  <w:footnote w:type="separator" w:id="0">
-    <w:p>
-      <w:pPr>
-        <w:spacing w:before="0" w:after="0" w:line="276" w:lineRule="auto"/>
+<w:footnotes xmlns:wpc="http://schemas.microsoft.com/office/word/2010/wordprocessingCanvas" xmlns:cx="http://schemas.microsoft.com/office/drawing/2014/chartex" xmlns:cx1="http://schemas.microsoft.com/office/drawing/2015/9/8/chartex" xmlns:cx2="http://schemas.microsoft.com/office/drawing/2015/10/21/chartex" xmlns:cx3="http://schemas.microsoft.com/office/drawing/2016/5/9/chartex" xmlns:cx4="http://schemas.microsoft.com/office/drawing/2016/5/10/chartex" xmlns:cx5="http://schemas.microsoft.com/office/drawing/2016/5/11/chartex" xmlns:cx6="http://schemas.microsoft.com/office/drawing/2016/5/12/chartex" xmlns:cx7="http://schemas.microsoft.com/office/drawing/2016/5/13/chartex" xmlns:cx8="http://schemas.microsoft.com/office/drawing/2016/5/14/chartex" xmlns:mc="http://schemas.openxmlformats.org/markup-compatibility/2006" xmlns:aink="http://schemas.microsoft.com/office/drawing/2016/ink" xmlns:am3d="http://schemas.microsoft.com/office/drawing/2017/model3d" xmlns:o="urn:schemas-microsoft-com:office:office" xmlns:oel="http://schemas.microsoft.com/office/2019/extlst" xmlns:r="http://schemas.openxmlformats.org/officeDocument/2006/relationships" xmlns:m="http://schemas.openxmlformats.org/officeDocument/2006/math" xmlns:v="urn:schemas-microsoft-com:vml" xmlns:wp14="http://schemas.microsoft.com/office/word/2010/wordprocessingDrawing" xmlns:wp="http://schemas.openxmlformats.org/drawingml/2006/wordprocessingDrawing" xmlns:w10="urn:schemas-microsoft-com:office:word" xmlns:w="http://schemas.openxmlformats.org/wordprocessingml/2006/main" xmlns:w14="http://schemas.microsoft.com/office/word/2010/wordml" xmlns:w15="http://schemas.microsoft.com/office/word/2012/wordml" xmlns:w16cex="http://schemas.microsoft.com/office/word/2018/wordml/cex" xmlns:w16cid="http://schemas.microsoft.com/office/word/2016/wordml/cid" xmlns:w16="http://schemas.microsoft.com/office/word/2018/wordml" xmlns:w16du="http://schemas.microsoft.com/office/word/2023/wordml/word16du" xmlns:w16sdtdh="http://schemas.microsoft.com/office/word/2020/wordml/sdtdatahash" xmlns:w16sdtfl="http://schemas.microsoft.com/office/word/2024/wordml/sdtformatlock" xmlns:w16se="http://schemas.microsoft.com/office/word/2015/wordml/symex" xmlns:wpg="http://schemas.microsoft.com/office/word/2010/wordprocessingGroup" xmlns:wpi="http://schemas.microsoft.com/office/word/2010/wordprocessingInk" xmlns:wne="http://schemas.microsoft.com/office/word/2006/wordml" xmlns:wps="http://schemas.microsoft.com/office/word/2010/wordprocessingShape" mc:Ignorable="w14 w15 w16se w16cid w16 w16cex w16sdtdh w16sdtfl w16du wp14">
+  <w:footnote w:type="separator" w:id="-1">
+    <w:p>
+      <w:pPr>
+        <w:spacing w:after="0"/>
       </w:pPr>
       <w:r>
         <w:separator/>
       </w:r>
     </w:p>
   </w:footnote>
-  <w:footnote w:type="continuationSeparator" w:id="1">
-    <w:p>
-      <w:pPr>
-        <w:spacing w:before="0" w:after="0" w:line="276" w:lineRule="auto"/>
+  <w:footnote w:type="continuationSeparator" w:id="0">
+    <w:p>
+      <w:pPr>
+        <w:spacing w:after="0"/>
       </w:pPr>
       <w:r>
         <w:continuationSeparator/>
@@ -5959,286 +5707,413 @@
 </file>
 
 <file path=word/styles.xml><?xml version="1.0" encoding="utf-8"?>
-<w:styles xmlns:mc="http://schemas.openxmlformats.org/markup-compatibility/2006" xmlns:o="urn:schemas-microsoft-com:office:office" xmlns:r="http://schemas.openxmlformats.org/officeDocument/2006/relationships" xmlns:m="http://schemas.openxmlformats.org/officeDocument/2006/math" xmlns:v="urn:schemas-microsoft-com:vml" xmlns:w="http://schemas.openxmlformats.org/wordprocessingml/2006/main" xmlns:w14="http://schemas.microsoft.com/office/word/2010/wordml" xmlns:w10="urn:schemas-microsoft-com:office:word" xmlns:sl="http://schemas.openxmlformats.org/schemaLibrary/2006/main" xmlns:wpsCustomData="http://www.wps.cn/officeDocument/2013/wpsCustomData" mc:Ignorable="w14">
+<w:styles xmlns:mc="http://schemas.openxmlformats.org/markup-compatibility/2006" xmlns:r="http://schemas.openxmlformats.org/officeDocument/2006/relationships" xmlns:w="http://schemas.openxmlformats.org/wordprocessingml/2006/main" xmlns:w14="http://schemas.microsoft.com/office/word/2010/wordml" xmlns:w15="http://schemas.microsoft.com/office/word/2012/wordml" xmlns:w16cex="http://schemas.microsoft.com/office/word/2018/wordml/cex" xmlns:w16cid="http://schemas.microsoft.com/office/word/2016/wordml/cid" xmlns:w16="http://schemas.microsoft.com/office/word/2018/wordml" xmlns:w16du="http://schemas.microsoft.com/office/word/2023/wordml/word16du" xmlns:w16sdtdh="http://schemas.microsoft.com/office/word/2020/wordml/sdtdatahash" xmlns:w16sdtfl="http://schemas.microsoft.com/office/word/2024/wordml/sdtformatlock" xmlns:w16se="http://schemas.microsoft.com/office/word/2015/wordml/symex" mc:Ignorable="w14 w15 w16se w16cid w16 w16cex w16sdtdh w16sdtfl w16du">
   <w:docDefaults>
     <w:rPrDefault>
       <w:rPr>
-        <w:rFonts w:ascii="Times New Roman" w:hAnsi="Times New Roman" w:eastAsia="SimSun" w:cs="Times New Roman"/>
+        <w:rFonts w:ascii="Times New Roman" w:eastAsia="SimSun" w:hAnsi="Times New Roman" w:cs="Times New Roman"/>
+        <w:lang w:val="en-US" w:eastAsia="en-US" w:bidi="ar-SA"/>
       </w:rPr>
     </w:rPrDefault>
     <w:pPrDefault/>
   </w:docDefaults>
-  <w:latentStyles w:count="260" w:defQFormat="0" w:defUnhideWhenUsed="1" w:defSemiHidden="1" w:defUIPriority="99" w:defLockedState="0">
-    <w:lsdException w:qFormat="1" w:unhideWhenUsed="0" w:uiPriority="0" w:semiHidden="0" w:name="Normal"/>
-    <w:lsdException w:qFormat="1" w:unhideWhenUsed="0" w:uiPriority="9" w:semiHidden="0" w:name="heading 1"/>
-    <w:lsdException w:qFormat="1" w:unhideWhenUsed="0" w:uiPriority="9" w:semiHidden="0" w:name="heading 2"/>
-    <w:lsdException w:qFormat="1" w:unhideWhenUsed="0" w:uiPriority="9" w:semiHidden="0" w:name="heading 3"/>
-    <w:lsdException w:qFormat="1" w:uiPriority="9" w:name="heading 4"/>
-    <w:lsdException w:qFormat="1" w:uiPriority="9" w:name="heading 5"/>
-    <w:lsdException w:qFormat="1" w:uiPriority="9" w:name="heading 6"/>
-    <w:lsdException w:qFormat="1" w:uiPriority="9" w:name="heading 7"/>
-    <w:lsdException w:qFormat="1" w:uiPriority="9" w:name="heading 8"/>
-    <w:lsdException w:qFormat="1" w:uiPriority="9" w:name="heading 9"/>
-    <w:lsdException w:uiPriority="99" w:name="index 1"/>
-    <w:lsdException w:uiPriority="99" w:name="index 2"/>
-    <w:lsdException w:uiPriority="99" w:name="index 3"/>
-    <w:lsdException w:uiPriority="99" w:name="index 4"/>
-    <w:lsdException w:uiPriority="99" w:name="index 5"/>
-    <w:lsdException w:uiPriority="99" w:name="index 6"/>
-    <w:lsdException w:uiPriority="99" w:name="index 7"/>
-    <w:lsdException w:uiPriority="99" w:name="index 8"/>
-    <w:lsdException w:uiPriority="99" w:name="index 9"/>
-    <w:lsdException w:uiPriority="39" w:name="toc 1"/>
-    <w:lsdException w:uiPriority="39" w:name="toc 2"/>
-    <w:lsdException w:uiPriority="39" w:name="toc 3"/>
-    <w:lsdException w:uiPriority="39" w:name="toc 4"/>
-    <w:lsdException w:uiPriority="39" w:name="toc 5"/>
-    <w:lsdException w:uiPriority="39" w:name="toc 6"/>
-    <w:lsdException w:uiPriority="39" w:name="toc 7"/>
-    <w:lsdException w:uiPriority="39" w:name="toc 8"/>
-    <w:lsdException w:uiPriority="39" w:name="toc 9"/>
-    <w:lsdException w:uiPriority="99" w:name="Normal Indent"/>
-    <w:lsdException w:uiPriority="99" w:name="footnote text"/>
-    <w:lsdException w:uiPriority="99" w:name="annotation text"/>
-    <w:lsdException w:uiPriority="99" w:name="header"/>
-    <w:lsdException w:uiPriority="99" w:name="footer"/>
-    <w:lsdException w:uiPriority="99" w:name="index heading"/>
-    <w:lsdException w:qFormat="1" w:uiPriority="35" w:name="caption"/>
-    <w:lsdException w:uiPriority="99" w:name="table of figures"/>
-    <w:lsdException w:uiPriority="99" w:name="envelope address"/>
-    <w:lsdException w:uiPriority="99" w:name="envelope return"/>
-    <w:lsdException w:uiPriority="99" w:name="footnote reference"/>
-    <w:lsdException w:uiPriority="99" w:name="annotation reference"/>
-    <w:lsdException w:uiPriority="99" w:name="line number"/>
-    <w:lsdException w:uiPriority="99" w:name="page number"/>
-    <w:lsdException w:uiPriority="99" w:name="endnote reference"/>
-    <w:lsdException w:uiPriority="99" w:name="endnote text"/>
-    <w:lsdException w:uiPriority="99" w:name="table of authorities"/>
-    <w:lsdException w:uiPriority="99" w:name="macro"/>
-    <w:lsdException w:uiPriority="99" w:name="toa heading"/>
-    <w:lsdException w:uiPriority="99" w:name="List"/>
-    <w:lsdException w:uiPriority="99" w:name="List Bullet"/>
-    <w:lsdException w:uiPriority="99" w:name="List Number"/>
-    <w:lsdException w:uiPriority="99" w:name="List 2"/>
-    <w:lsdException w:uiPriority="99" w:name="List 3"/>
-    <w:lsdException w:uiPriority="99" w:name="List 4"/>
-    <w:lsdException w:uiPriority="99" w:name="List 5"/>
-    <w:lsdException w:uiPriority="99" w:name="List Bullet 2"/>
-    <w:lsdException w:uiPriority="99" w:name="List Bullet 3"/>
-    <w:lsdException w:uiPriority="99" w:name="List Bullet 4"/>
-    <w:lsdException w:uiPriority="99" w:name="List Bullet 5"/>
-    <w:lsdException w:uiPriority="99" w:name="List Number 2"/>
-    <w:lsdException w:uiPriority="99" w:name="List Number 3"/>
-    <w:lsdException w:uiPriority="99" w:name="List Number 4"/>
-    <w:lsdException w:uiPriority="99" w:name="List Number 5"/>
-    <w:lsdException w:qFormat="1" w:unhideWhenUsed="0" w:uiPriority="10" w:semiHidden="0" w:name="Title"/>
-    <w:lsdException w:uiPriority="99" w:name="Closing"/>
-    <w:lsdException w:uiPriority="99" w:name="Signature"/>
-    <w:lsdException w:uiPriority="1" w:name="Default Paragraph Font"/>
-    <w:lsdException w:uiPriority="99" w:name="Body Text"/>
-    <w:lsdException w:uiPriority="99" w:name="Body Text Indent"/>
-    <w:lsdException w:uiPriority="99" w:name="List Continue"/>
-    <w:lsdException w:uiPriority="99" w:name="List Continue 2"/>
-    <w:lsdException w:uiPriority="99" w:name="List Continue 3"/>
-    <w:lsdException w:uiPriority="99" w:name="List Continue 4"/>
-    <w:lsdException w:uiPriority="99" w:name="List Continue 5"/>
-    <w:lsdException w:uiPriority="99" w:name="Message Header"/>
-    <w:lsdException w:qFormat="1" w:unhideWhenUsed="0" w:uiPriority="11" w:semiHidden="0" w:name="Subtitle"/>
-    <w:lsdException w:uiPriority="99" w:name="Salutation"/>
-    <w:lsdException w:uiPriority="99" w:name="Date"/>
-    <w:lsdException w:uiPriority="99" w:name="Body Text First Indent"/>
-    <w:lsdException w:uiPriority="99" w:name="Body Text First Indent 2"/>
-    <w:lsdException w:uiPriority="99" w:name="Note Heading"/>
-    <w:lsdException w:uiPriority="99" w:name="Body Text 2"/>
-    <w:lsdException w:uiPriority="99" w:name="Body Text 3"/>
-    <w:lsdException w:uiPriority="99" w:name="Body Text Indent 2"/>
-    <w:lsdException w:uiPriority="99" w:name="Body Text Indent 3"/>
-    <w:lsdException w:uiPriority="99" w:name="Block Text"/>
-    <w:lsdException w:qFormat="1" w:uiPriority="99" w:name="Hyperlink"/>
-    <w:lsdException w:qFormat="1" w:uiPriority="99" w:name="FollowedHyperlink"/>
-    <w:lsdException w:qFormat="1" w:unhideWhenUsed="0" w:uiPriority="22" w:semiHidden="0" w:name="Strong"/>
-    <w:lsdException w:qFormat="1" w:unhideWhenUsed="0" w:uiPriority="20" w:semiHidden="0" w:name="Emphasis"/>
-    <w:lsdException w:uiPriority="99" w:name="Document Map"/>
-    <w:lsdException w:uiPriority="99" w:name="Plain Text"/>
-    <w:lsdException w:uiPriority="99" w:name="E-mail Signature"/>
-    <w:lsdException w:qFormat="1" w:uiPriority="99" w:name="Normal (Web)"/>
-    <w:lsdException w:uiPriority="99" w:name="HTML Acronym"/>
-    <w:lsdException w:uiPriority="99" w:name="HTML Address"/>
-    <w:lsdException w:uiPriority="99" w:name="HTML Cite"/>
-    <w:lsdException w:qFormat="1" w:uiPriority="99" w:name="HTML Code"/>
-    <w:lsdException w:uiPriority="99" w:name="HTML Definition"/>
-    <w:lsdException w:uiPriority="99" w:name="HTML Keyboard"/>
-    <w:lsdException w:uiPriority="99" w:name="HTML Preformatted"/>
-    <w:lsdException w:uiPriority="99" w:name="HTML Sample"/>
-    <w:lsdException w:uiPriority="99" w:name="HTML Typewriter"/>
-    <w:lsdException w:uiPriority="99" w:name="HTML Variable"/>
-    <w:lsdException w:qFormat="1" w:uiPriority="99" w:name="Normal Table"/>
-    <w:lsdException w:uiPriority="99" w:name="annotation subject"/>
-    <w:lsdException w:uiPriority="99" w:name="Table Simple 1"/>
-    <w:lsdException w:uiPriority="99" w:name="Table Simple 2"/>
-    <w:lsdException w:uiPriority="99" w:name="Table Simple 3"/>
-    <w:lsdException w:uiPriority="99" w:name="Table Classic 1"/>
-    <w:lsdException w:uiPriority="99" w:name="Table Classic 2"/>
-    <w:lsdException w:uiPriority="99" w:name="Table Classic 3"/>
-    <w:lsdException w:uiPriority="99" w:name="Table Classic 4"/>
-    <w:lsdException w:uiPriority="99" w:name="Table Colorful 1"/>
-    <w:lsdException w:uiPriority="99" w:name="Table Colorful 2"/>
-    <w:lsdException w:uiPriority="99" w:name="Table Colorful 3"/>
-    <w:lsdException w:uiPriority="99" w:name="Table Columns 1"/>
-    <w:lsdException w:uiPriority="99" w:name="Table Columns 2"/>
-    <w:lsdException w:uiPriority="99" w:name="Table Columns 3"/>
-    <w:lsdException w:uiPriority="99" w:name="Table Columns 4"/>
-    <w:lsdException w:uiPriority="99" w:name="Table Columns 5"/>
-    <w:lsdException w:uiPriority="99" w:name="Table Grid 1"/>
-    <w:lsdException w:uiPriority="99" w:name="Table Grid 2"/>
-    <w:lsdException w:uiPriority="99" w:name="Table Grid 3"/>
-    <w:lsdException w:uiPriority="99" w:name="Table Grid 4"/>
-    <w:lsdException w:uiPriority="99" w:name="Table Grid 5"/>
-    <w:lsdException w:uiPriority="99" w:name="Table Grid 6"/>
-    <w:lsdException w:uiPriority="99" w:name="Table Grid 7"/>
-    <w:lsdException w:uiPriority="99" w:name="Table Grid 8"/>
-    <w:lsdException w:uiPriority="99" w:name="Table List 1"/>
-    <w:lsdException w:uiPriority="99" w:name="Table List 2"/>
-    <w:lsdException w:uiPriority="99" w:name="Table List 3"/>
-    <w:lsdException w:uiPriority="99" w:name="Table List 4"/>
-    <w:lsdException w:uiPriority="99" w:name="Table List 5"/>
-    <w:lsdException w:uiPriority="99" w:name="Table List 6"/>
-    <w:lsdException w:uiPriority="99" w:name="Table List 7"/>
-    <w:lsdException w:uiPriority="99" w:name="Table List 8"/>
-    <w:lsdException w:uiPriority="99" w:name="Table 3D effects 1"/>
-    <w:lsdException w:uiPriority="99" w:name="Table 3D effects 2"/>
-    <w:lsdException w:uiPriority="99" w:name="Table 3D effects 3"/>
-    <w:lsdException w:uiPriority="99" w:name="Table Contemporary"/>
-    <w:lsdException w:uiPriority="99" w:name="Table Elegant"/>
-    <w:lsdException w:uiPriority="99" w:name="Table Professional"/>
-    <w:lsdException w:uiPriority="99" w:name="Table Subtle 1"/>
-    <w:lsdException w:uiPriority="99" w:name="Table Subtle 2"/>
-    <w:lsdException w:uiPriority="99" w:name="Table Web 1"/>
-    <w:lsdException w:uiPriority="99" w:name="Table Web 2"/>
-    <w:lsdException w:uiPriority="99" w:name="Table Web 3"/>
-    <w:lsdException w:uiPriority="99" w:name="Balloon Text"/>
-    <w:lsdException w:unhideWhenUsed="0" w:uiPriority="59" w:semiHidden="0" w:name="Table Grid"/>
-    <w:lsdException w:uiPriority="99" w:name="Table Theme"/>
-    <w:lsdException w:unhideWhenUsed="0" w:uiPriority="60" w:semiHidden="0" w:name="Light Shading"/>
-    <w:lsdException w:unhideWhenUsed="0" w:uiPriority="61" w:semiHidden="0" w:name="Light List"/>
-    <w:lsdException w:unhideWhenUsed="0" w:uiPriority="62" w:semiHidden="0" w:name="Light Grid"/>
-    <w:lsdException w:unhideWhenUsed="0" w:uiPriority="63" w:semiHidden="0" w:name="Medium Shading 1"/>
-    <w:lsdException w:unhideWhenUsed="0" w:uiPriority="64" w:semiHidden="0" w:name="Medium Shading 2"/>
-    <w:lsdException w:unhideWhenUsed="0" w:uiPriority="65" w:semiHidden="0" w:name="Medium List 1"/>
-    <w:lsdException w:unhideWhenUsed="0" w:uiPriority="66" w:semiHidden="0" w:name="Medium List 2"/>
-    <w:lsdException w:unhideWhenUsed="0" w:uiPriority="67" w:semiHidden="0" w:name="Medium Grid 1"/>
-    <w:lsdException w:unhideWhenUsed="0" w:uiPriority="68" w:semiHidden="0" w:name="Medium Grid 2"/>
-    <w:lsdException w:unhideWhenUsed="0" w:uiPriority="69" w:semiHidden="0" w:name="Medium Grid 3"/>
-    <w:lsdException w:unhideWhenUsed="0" w:uiPriority="70" w:semiHidden="0" w:name="Dark List"/>
-    <w:lsdException w:unhideWhenUsed="0" w:uiPriority="71" w:semiHidden="0" w:name="Colorful Shading"/>
-    <w:lsdException w:unhideWhenUsed="0" w:uiPriority="72" w:semiHidden="0" w:name="Colorful List"/>
-    <w:lsdException w:unhideWhenUsed="0" w:uiPriority="73" w:semiHidden="0" w:name="Colorful Grid"/>
-    <w:lsdException w:unhideWhenUsed="0" w:uiPriority="60" w:semiHidden="0" w:name="Light Shading Accent 1"/>
-    <w:lsdException w:unhideWhenUsed="0" w:uiPriority="61" w:semiHidden="0" w:name="Light List Accent 1"/>
-    <w:lsdException w:unhideWhenUsed="0" w:uiPriority="62" w:semiHidden="0" w:name="Light Grid Accent 1"/>
-    <w:lsdException w:unhideWhenUsed="0" w:uiPriority="63" w:semiHidden="0" w:name="Medium Shading 1 Accent 1"/>
-    <w:lsdException w:unhideWhenUsed="0" w:uiPriority="64" w:semiHidden="0" w:name="Medium Shading 2 Accent 1"/>
-    <w:lsdException w:unhideWhenUsed="0" w:uiPriority="65" w:semiHidden="0" w:name="Medium List 1 Accent 1"/>
-    <w:lsdException w:unhideWhenUsed="0" w:uiPriority="66" w:semiHidden="0" w:name="Medium List 2 Accent 1"/>
-    <w:lsdException w:unhideWhenUsed="0" w:uiPriority="67" w:semiHidden="0" w:name="Medium Grid 1 Accent 1"/>
-    <w:lsdException w:unhideWhenUsed="0" w:uiPriority="68" w:semiHidden="0" w:name="Medium Grid 2 Accent 1"/>
-    <w:lsdException w:unhideWhenUsed="0" w:uiPriority="69" w:semiHidden="0" w:name="Medium Grid 3 Accent 1"/>
-    <w:lsdException w:unhideWhenUsed="0" w:uiPriority="70" w:semiHidden="0" w:name="Dark List Accent 1"/>
-    <w:lsdException w:unhideWhenUsed="0" w:uiPriority="71" w:semiHidden="0" w:name="Colorful Shading Accent 1"/>
-    <w:lsdException w:unhideWhenUsed="0" w:uiPriority="72" w:semiHidden="0" w:name="Colorful List Accent 1"/>
-    <w:lsdException w:unhideWhenUsed="0" w:uiPriority="73" w:semiHidden="0" w:name="Colorful Grid Accent 1"/>
-    <w:lsdException w:unhideWhenUsed="0" w:uiPriority="60" w:semiHidden="0" w:name="Light Shading Accent 2"/>
-    <w:lsdException w:unhideWhenUsed="0" w:uiPriority="61" w:semiHidden="0" w:name="Light List Accent 2"/>
-    <w:lsdException w:unhideWhenUsed="0" w:uiPriority="62" w:semiHidden="0" w:name="Light Grid Accent 2"/>
-    <w:lsdException w:unhideWhenUsed="0" w:uiPriority="63" w:semiHidden="0" w:name="Medium Shading 1 Accent 2"/>
-    <w:lsdException w:unhideWhenUsed="0" w:uiPriority="64" w:semiHidden="0" w:name="Medium Shading 2 Accent 2"/>
-    <w:lsdException w:unhideWhenUsed="0" w:uiPriority="65" w:semiHidden="0" w:name="Medium List 1 Accent 2"/>
-    <w:lsdException w:unhideWhenUsed="0" w:uiPriority="66" w:semiHidden="0" w:name="Medium List 2 Accent 2"/>
-    <w:lsdException w:unhideWhenUsed="0" w:uiPriority="67" w:semiHidden="0" w:name="Medium Grid 1 Accent 2"/>
-    <w:lsdException w:unhideWhenUsed="0" w:uiPriority="68" w:semiHidden="0" w:name="Medium Grid 2 Accent 2"/>
-    <w:lsdException w:unhideWhenUsed="0" w:uiPriority="69" w:semiHidden="0" w:name="Medium Grid 3 Accent 2"/>
-    <w:lsdException w:unhideWhenUsed="0" w:uiPriority="70" w:semiHidden="0" w:name="Dark List Accent 2"/>
-    <w:lsdException w:unhideWhenUsed="0" w:uiPriority="71" w:semiHidden="0" w:name="Colorful Shading Accent 2"/>
-    <w:lsdException w:unhideWhenUsed="0" w:uiPriority="72" w:semiHidden="0" w:name="Colorful List Accent 2"/>
-    <w:lsdException w:unhideWhenUsed="0" w:uiPriority="73" w:semiHidden="0" w:name="Colorful Grid Accent 2"/>
-    <w:lsdException w:unhideWhenUsed="0" w:uiPriority="60" w:semiHidden="0" w:name="Light Shading Accent 3"/>
-    <w:lsdException w:unhideWhenUsed="0" w:uiPriority="61" w:semiHidden="0" w:name="Light List Accent 3"/>
-    <w:lsdException w:unhideWhenUsed="0" w:uiPriority="62" w:semiHidden="0" w:name="Light Grid Accent 3"/>
-    <w:lsdException w:unhideWhenUsed="0" w:uiPriority="63" w:semiHidden="0" w:name="Medium Shading 1 Accent 3"/>
-    <w:lsdException w:unhideWhenUsed="0" w:uiPriority="64" w:semiHidden="0" w:name="Medium Shading 2 Accent 3"/>
-    <w:lsdException w:unhideWhenUsed="0" w:uiPriority="65" w:semiHidden="0" w:name="Medium List 1 Accent 3"/>
-    <w:lsdException w:unhideWhenUsed="0" w:uiPriority="66" w:semiHidden="0" w:name="Medium List 2 Accent 3"/>
-    <w:lsdException w:unhideWhenUsed="0" w:uiPriority="67" w:semiHidden="0" w:name="Medium Grid 1 Accent 3"/>
-    <w:lsdException w:unhideWhenUsed="0" w:uiPriority="68" w:semiHidden="0" w:name="Medium Grid 2 Accent 3"/>
-    <w:lsdException w:unhideWhenUsed="0" w:uiPriority="69" w:semiHidden="0" w:name="Medium Grid 3 Accent 3"/>
-    <w:lsdException w:unhideWhenUsed="0" w:uiPriority="70" w:semiHidden="0" w:name="Dark List Accent 3"/>
-    <w:lsdException w:unhideWhenUsed="0" w:uiPriority="71" w:semiHidden="0" w:name="Colorful Shading Accent 3"/>
-    <w:lsdException w:unhideWhenUsed="0" w:uiPriority="72" w:semiHidden="0" w:name="Colorful List Accent 3"/>
-    <w:lsdException w:unhideWhenUsed="0" w:uiPriority="73" w:semiHidden="0" w:name="Colorful Grid Accent 3"/>
-    <w:lsdException w:unhideWhenUsed="0" w:uiPriority="60" w:semiHidden="0" w:name="Light Shading Accent 4"/>
-    <w:lsdException w:unhideWhenUsed="0" w:uiPriority="61" w:semiHidden="0" w:name="Light List Accent 4"/>
-    <w:lsdException w:unhideWhenUsed="0" w:uiPriority="62" w:semiHidden="0" w:name="Light Grid Accent 4"/>
-    <w:lsdException w:unhideWhenUsed="0" w:uiPriority="63" w:semiHidden="0" w:name="Medium Shading 1 Accent 4"/>
-    <w:lsdException w:unhideWhenUsed="0" w:uiPriority="64" w:semiHidden="0" w:name="Medium Shading 2 Accent 4"/>
-    <w:lsdException w:unhideWhenUsed="0" w:uiPriority="65" w:semiHidden="0" w:name="Medium List 1 Accent 4"/>
-    <w:lsdException w:unhideWhenUsed="0" w:uiPriority="66" w:semiHidden="0" w:name="Medium List 2 Accent 4"/>
-    <w:lsdException w:unhideWhenUsed="0" w:uiPriority="67" w:semiHidden="0" w:name="Medium Grid 1 Accent 4"/>
-    <w:lsdException w:unhideWhenUsed="0" w:uiPriority="68" w:semiHidden="0" w:name="Medium Grid 2 Accent 4"/>
-    <w:lsdException w:unhideWhenUsed="0" w:uiPriority="69" w:semiHidden="0" w:name="Medium Grid 3 Accent 4"/>
-    <w:lsdException w:unhideWhenUsed="0" w:uiPriority="70" w:semiHidden="0" w:name="Dark List Accent 4"/>
-    <w:lsdException w:unhideWhenUsed="0" w:uiPriority="71" w:semiHidden="0" w:name="Colorful Shading Accent 4"/>
-    <w:lsdException w:unhideWhenUsed="0" w:uiPriority="72" w:semiHidden="0" w:name="Colorful List Accent 4"/>
-    <w:lsdException w:unhideWhenUsed="0" w:uiPriority="73" w:semiHidden="0" w:name="Colorful Grid Accent 4"/>
-    <w:lsdException w:unhideWhenUsed="0" w:uiPriority="60" w:semiHidden="0" w:name="Light Shading Accent 5"/>
-    <w:lsdException w:unhideWhenUsed="0" w:uiPriority="61" w:semiHidden="0" w:name="Light List Accent 5"/>
-    <w:lsdException w:unhideWhenUsed="0" w:uiPriority="62" w:semiHidden="0" w:name="Light Grid Accent 5"/>
-    <w:lsdException w:unhideWhenUsed="0" w:uiPriority="63" w:semiHidden="0" w:name="Medium Shading 1 Accent 5"/>
-    <w:lsdException w:unhideWhenUsed="0" w:uiPriority="64" w:semiHidden="0" w:name="Medium Shading 2 Accent 5"/>
-    <w:lsdException w:unhideWhenUsed="0" w:uiPriority="65" w:semiHidden="0" w:name="Medium List 1 Accent 5"/>
-    <w:lsdException w:unhideWhenUsed="0" w:uiPriority="66" w:semiHidden="0" w:name="Medium List 2 Accent 5"/>
-    <w:lsdException w:unhideWhenUsed="0" w:uiPriority="67" w:semiHidden="0" w:name="Medium Grid 1 Accent 5"/>
-    <w:lsdException w:unhideWhenUsed="0" w:uiPriority="68" w:semiHidden="0" w:name="Medium Grid 2 Accent 5"/>
-    <w:lsdException w:unhideWhenUsed="0" w:uiPriority="69" w:semiHidden="0" w:name="Medium Grid 3 Accent 5"/>
-    <w:lsdException w:unhideWhenUsed="0" w:uiPriority="70" w:semiHidden="0" w:name="Dark List Accent 5"/>
-    <w:lsdException w:unhideWhenUsed="0" w:uiPriority="71" w:semiHidden="0" w:name="Colorful Shading Accent 5"/>
-    <w:lsdException w:unhideWhenUsed="0" w:uiPriority="72" w:semiHidden="0" w:name="Colorful List Accent 5"/>
-    <w:lsdException w:unhideWhenUsed="0" w:uiPriority="73" w:semiHidden="0" w:name="Colorful Grid Accent 5"/>
-    <w:lsdException w:unhideWhenUsed="0" w:uiPriority="60" w:semiHidden="0" w:name="Light Shading Accent 6"/>
-    <w:lsdException w:unhideWhenUsed="0" w:uiPriority="61" w:semiHidden="0" w:name="Light List Accent 6"/>
-    <w:lsdException w:unhideWhenUsed="0" w:uiPriority="62" w:semiHidden="0" w:name="Light Grid Accent 6"/>
-    <w:lsdException w:unhideWhenUsed="0" w:uiPriority="63" w:semiHidden="0" w:name="Medium Shading 1 Accent 6"/>
-    <w:lsdException w:unhideWhenUsed="0" w:uiPriority="64" w:semiHidden="0" w:name="Medium Shading 2 Accent 6"/>
-    <w:lsdException w:unhideWhenUsed="0" w:uiPriority="65" w:semiHidden="0" w:name="Medium List 1 Accent 6"/>
-    <w:lsdException w:unhideWhenUsed="0" w:uiPriority="66" w:semiHidden="0" w:name="Medium List 2 Accent 6"/>
-    <w:lsdException w:unhideWhenUsed="0" w:uiPriority="67" w:semiHidden="0" w:name="Medium Grid 1 Accent 6"/>
-    <w:lsdException w:unhideWhenUsed="0" w:uiPriority="68" w:semiHidden="0" w:name="Medium Grid 2 Accent 6"/>
-    <w:lsdException w:unhideWhenUsed="0" w:uiPriority="69" w:semiHidden="0" w:name="Medium Grid 3 Accent 6"/>
-    <w:lsdException w:unhideWhenUsed="0" w:uiPriority="70" w:semiHidden="0" w:name="Dark List Accent 6"/>
-    <w:lsdException w:unhideWhenUsed="0" w:uiPriority="71" w:semiHidden="0" w:name="Colorful Shading Accent 6"/>
-    <w:lsdException w:unhideWhenUsed="0" w:uiPriority="72" w:semiHidden="0" w:name="Colorful List Accent 6"/>
-    <w:lsdException w:unhideWhenUsed="0" w:uiPriority="73" w:semiHidden="0" w:name="Colorful Grid Accent 6"/>
+  <w:latentStyles w:defLockedState="0" w:defUIPriority="99" w:defSemiHidden="0" w:defUnhideWhenUsed="0" w:defQFormat="0" w:count="376">
+    <w:lsdException w:name="Normal" w:uiPriority="0" w:qFormat="1"/>
+    <w:lsdException w:name="heading 1" w:uiPriority="9" w:qFormat="1"/>
+    <w:lsdException w:name="heading 2" w:uiPriority="9" w:qFormat="1"/>
+    <w:lsdException w:name="heading 3" w:uiPriority="9" w:qFormat="1"/>
+    <w:lsdException w:name="heading 4" w:semiHidden="1" w:uiPriority="9" w:unhideWhenUsed="1" w:qFormat="1"/>
+    <w:lsdException w:name="heading 5" w:semiHidden="1" w:uiPriority="9" w:unhideWhenUsed="1" w:qFormat="1"/>
+    <w:lsdException w:name="heading 6" w:semiHidden="1" w:uiPriority="9" w:unhideWhenUsed="1" w:qFormat="1"/>
+    <w:lsdException w:name="heading 7" w:semiHidden="1" w:uiPriority="9" w:unhideWhenUsed="1" w:qFormat="1"/>
+    <w:lsdException w:name="heading 8" w:semiHidden="1" w:uiPriority="9" w:unhideWhenUsed="1" w:qFormat="1"/>
+    <w:lsdException w:name="heading 9" w:semiHidden="1" w:uiPriority="9" w:unhideWhenUsed="1" w:qFormat="1"/>
+    <w:lsdException w:name="index 1" w:semiHidden="1" w:unhideWhenUsed="1"/>
+    <w:lsdException w:name="index 2" w:semiHidden="1" w:unhideWhenUsed="1"/>
+    <w:lsdException w:name="index 3" w:semiHidden="1" w:unhideWhenUsed="1"/>
+    <w:lsdException w:name="index 4" w:semiHidden="1" w:unhideWhenUsed="1"/>
+    <w:lsdException w:name="index 5" w:semiHidden="1" w:unhideWhenUsed="1"/>
+    <w:lsdException w:name="index 6" w:semiHidden="1" w:unhideWhenUsed="1"/>
+    <w:lsdException w:name="index 7" w:semiHidden="1" w:unhideWhenUsed="1"/>
+    <w:lsdException w:name="index 8" w:semiHidden="1" w:unhideWhenUsed="1"/>
+    <w:lsdException w:name="index 9" w:semiHidden="1" w:unhideWhenUsed="1"/>
+    <w:lsdException w:name="toc 1" w:semiHidden="1" w:uiPriority="39" w:unhideWhenUsed="1"/>
+    <w:lsdException w:name="toc 2" w:semiHidden="1" w:uiPriority="39" w:unhideWhenUsed="1"/>
+    <w:lsdException w:name="toc 3" w:semiHidden="1" w:uiPriority="39" w:unhideWhenUsed="1"/>
+    <w:lsdException w:name="toc 4" w:semiHidden="1" w:uiPriority="39" w:unhideWhenUsed="1"/>
+    <w:lsdException w:name="toc 5" w:semiHidden="1" w:uiPriority="39" w:unhideWhenUsed="1"/>
+    <w:lsdException w:name="toc 6" w:semiHidden="1" w:uiPriority="39" w:unhideWhenUsed="1"/>
+    <w:lsdException w:name="toc 7" w:semiHidden="1" w:uiPriority="39" w:unhideWhenUsed="1"/>
+    <w:lsdException w:name="toc 8" w:semiHidden="1" w:uiPriority="39" w:unhideWhenUsed="1"/>
+    <w:lsdException w:name="toc 9" w:semiHidden="1" w:uiPriority="39" w:unhideWhenUsed="1"/>
+    <w:lsdException w:name="Normal Indent" w:semiHidden="1" w:unhideWhenUsed="1"/>
+    <w:lsdException w:name="footnote text" w:semiHidden="1" w:unhideWhenUsed="1"/>
+    <w:lsdException w:name="annotation text" w:semiHidden="1" w:unhideWhenUsed="1"/>
+    <w:lsdException w:name="header" w:semiHidden="1" w:unhideWhenUsed="1"/>
+    <w:lsdException w:name="footer" w:semiHidden="1" w:unhideWhenUsed="1"/>
+    <w:lsdException w:name="index heading" w:semiHidden="1" w:unhideWhenUsed="1"/>
+    <w:lsdException w:name="caption" w:semiHidden="1" w:uiPriority="35" w:unhideWhenUsed="1" w:qFormat="1"/>
+    <w:lsdException w:name="table of figures" w:semiHidden="1" w:unhideWhenUsed="1"/>
+    <w:lsdException w:name="envelope address" w:semiHidden="1" w:unhideWhenUsed="1"/>
+    <w:lsdException w:name="envelope return" w:semiHidden="1" w:unhideWhenUsed="1"/>
+    <w:lsdException w:name="footnote reference" w:semiHidden="1" w:unhideWhenUsed="1"/>
+    <w:lsdException w:name="annotation reference" w:semiHidden="1" w:unhideWhenUsed="1"/>
+    <w:lsdException w:name="line number" w:semiHidden="1" w:unhideWhenUsed="1"/>
+    <w:lsdException w:name="page number" w:semiHidden="1" w:unhideWhenUsed="1"/>
+    <w:lsdException w:name="endnote reference" w:semiHidden="1" w:unhideWhenUsed="1"/>
+    <w:lsdException w:name="endnote text" w:semiHidden="1" w:unhideWhenUsed="1"/>
+    <w:lsdException w:name="table of authorities" w:semiHidden="1" w:unhideWhenUsed="1"/>
+    <w:lsdException w:name="macro" w:semiHidden="1" w:unhideWhenUsed="1"/>
+    <w:lsdException w:name="toa heading" w:semiHidden="1" w:unhideWhenUsed="1"/>
+    <w:lsdException w:name="List" w:semiHidden="1" w:unhideWhenUsed="1"/>
+    <w:lsdException w:name="List Bullet" w:semiHidden="1" w:unhideWhenUsed="1"/>
+    <w:lsdException w:name="List Number" w:semiHidden="1" w:unhideWhenUsed="1"/>
+    <w:lsdException w:name="List 2" w:semiHidden="1" w:unhideWhenUsed="1"/>
+    <w:lsdException w:name="List 3" w:semiHidden="1" w:unhideWhenUsed="1"/>
+    <w:lsdException w:name="List 4" w:semiHidden="1" w:unhideWhenUsed="1"/>
+    <w:lsdException w:name="List 5" w:semiHidden="1" w:unhideWhenUsed="1"/>
+    <w:lsdException w:name="List Bullet 2" w:semiHidden="1" w:unhideWhenUsed="1"/>
+    <w:lsdException w:name="List Bullet 3" w:semiHidden="1" w:unhideWhenUsed="1"/>
+    <w:lsdException w:name="List Bullet 4" w:semiHidden="1" w:unhideWhenUsed="1"/>
+    <w:lsdException w:name="List Bullet 5" w:semiHidden="1" w:unhideWhenUsed="1"/>
+    <w:lsdException w:name="List Number 2" w:semiHidden="1" w:unhideWhenUsed="1"/>
+    <w:lsdException w:name="List Number 3" w:semiHidden="1" w:unhideWhenUsed="1"/>
+    <w:lsdException w:name="List Number 4" w:semiHidden="1" w:unhideWhenUsed="1"/>
+    <w:lsdException w:name="List Number 5" w:semiHidden="1" w:unhideWhenUsed="1"/>
+    <w:lsdException w:name="Title" w:uiPriority="10" w:qFormat="1"/>
+    <w:lsdException w:name="Closing" w:semiHidden="1" w:unhideWhenUsed="1"/>
+    <w:lsdException w:name="Signature" w:semiHidden="1" w:unhideWhenUsed="1"/>
+    <w:lsdException w:name="Default Paragraph Font" w:semiHidden="1" w:uiPriority="1" w:unhideWhenUsed="1"/>
+    <w:lsdException w:name="Body Text" w:semiHidden="1" w:unhideWhenUsed="1"/>
+    <w:lsdException w:name="Body Text Indent" w:semiHidden="1" w:unhideWhenUsed="1"/>
+    <w:lsdException w:name="List Continue" w:semiHidden="1" w:unhideWhenUsed="1"/>
+    <w:lsdException w:name="List Continue 2" w:semiHidden="1" w:unhideWhenUsed="1"/>
+    <w:lsdException w:name="List Continue 3" w:semiHidden="1" w:unhideWhenUsed="1"/>
+    <w:lsdException w:name="List Continue 4" w:semiHidden="1" w:unhideWhenUsed="1"/>
+    <w:lsdException w:name="List Continue 5" w:semiHidden="1" w:unhideWhenUsed="1"/>
+    <w:lsdException w:name="Message Header" w:semiHidden="1" w:unhideWhenUsed="1"/>
+    <w:lsdException w:name="Subtitle" w:uiPriority="11" w:qFormat="1"/>
+    <w:lsdException w:name="Salutation" w:semiHidden="1" w:unhideWhenUsed="1"/>
+    <w:lsdException w:name="Date" w:semiHidden="1" w:unhideWhenUsed="1"/>
+    <w:lsdException w:name="Body Text First Indent" w:semiHidden="1" w:unhideWhenUsed="1"/>
+    <w:lsdException w:name="Body Text First Indent 2" w:semiHidden="1" w:unhideWhenUsed="1"/>
+    <w:lsdException w:name="Note Heading" w:semiHidden="1" w:unhideWhenUsed="1"/>
+    <w:lsdException w:name="Body Text 2" w:semiHidden="1" w:unhideWhenUsed="1"/>
+    <w:lsdException w:name="Body Text 3" w:semiHidden="1" w:unhideWhenUsed="1"/>
+    <w:lsdException w:name="Body Text Indent 2" w:semiHidden="1" w:unhideWhenUsed="1"/>
+    <w:lsdException w:name="Body Text Indent 3" w:semiHidden="1" w:unhideWhenUsed="1"/>
+    <w:lsdException w:name="Block Text" w:semiHidden="1" w:unhideWhenUsed="1"/>
+    <w:lsdException w:name="Hyperlink" w:semiHidden="1" w:unhideWhenUsed="1" w:qFormat="1"/>
+    <w:lsdException w:name="FollowedHyperlink" w:semiHidden="1" w:unhideWhenUsed="1" w:qFormat="1"/>
+    <w:lsdException w:name="Strong" w:uiPriority="22" w:qFormat="1"/>
+    <w:lsdException w:name="Emphasis" w:uiPriority="20" w:qFormat="1"/>
+    <w:lsdException w:name="Document Map" w:semiHidden="1" w:unhideWhenUsed="1"/>
+    <w:lsdException w:name="Plain Text" w:semiHidden="1" w:unhideWhenUsed="1"/>
+    <w:lsdException w:name="E-mail Signature" w:semiHidden="1" w:unhideWhenUsed="1"/>
+    <w:lsdException w:name="HTML Top of Form" w:semiHidden="1" w:unhideWhenUsed="1"/>
+    <w:lsdException w:name="HTML Bottom of Form" w:semiHidden="1" w:unhideWhenUsed="1"/>
+    <w:lsdException w:name="Normal (Web)" w:semiHidden="1" w:unhideWhenUsed="1" w:qFormat="1"/>
+    <w:lsdException w:name="HTML Acronym" w:semiHidden="1" w:unhideWhenUsed="1"/>
+    <w:lsdException w:name="HTML Address" w:semiHidden="1" w:unhideWhenUsed="1"/>
+    <w:lsdException w:name="HTML Cite" w:semiHidden="1" w:unhideWhenUsed="1"/>
+    <w:lsdException w:name="HTML Code" w:semiHidden="1" w:unhideWhenUsed="1" w:qFormat="1"/>
+    <w:lsdException w:name="HTML Definition" w:semiHidden="1" w:unhideWhenUsed="1"/>
+    <w:lsdException w:name="HTML Keyboard" w:semiHidden="1" w:unhideWhenUsed="1"/>
+    <w:lsdException w:name="HTML Preformatted" w:semiHidden="1" w:unhideWhenUsed="1"/>
+    <w:lsdException w:name="HTML Sample" w:semiHidden="1" w:unhideWhenUsed="1"/>
+    <w:lsdException w:name="HTML Typewriter" w:semiHidden="1" w:unhideWhenUsed="1"/>
+    <w:lsdException w:name="HTML Variable" w:semiHidden="1" w:unhideWhenUsed="1"/>
+    <w:lsdException w:name="Normal Table" w:semiHidden="1" w:unhideWhenUsed="1" w:qFormat="1"/>
+    <w:lsdException w:name="annotation subject" w:semiHidden="1" w:unhideWhenUsed="1"/>
+    <w:lsdException w:name="No List" w:semiHidden="1" w:unhideWhenUsed="1"/>
+    <w:lsdException w:name="Outline List 1" w:semiHidden="1" w:unhideWhenUsed="1"/>
+    <w:lsdException w:name="Outline List 2" w:semiHidden="1" w:unhideWhenUsed="1"/>
+    <w:lsdException w:name="Outline List 3" w:semiHidden="1" w:unhideWhenUsed="1"/>
+    <w:lsdException w:name="Table Simple 1" w:semiHidden="1" w:unhideWhenUsed="1"/>
+    <w:lsdException w:name="Table Simple 2" w:semiHidden="1" w:unhideWhenUsed="1"/>
+    <w:lsdException w:name="Table Simple 3" w:semiHidden="1" w:unhideWhenUsed="1"/>
+    <w:lsdException w:name="Table Classic 1" w:semiHidden="1" w:unhideWhenUsed="1"/>
+    <w:lsdException w:name="Table Classic 2" w:semiHidden="1" w:unhideWhenUsed="1"/>
+    <w:lsdException w:name="Table Classic 3" w:semiHidden="1" w:unhideWhenUsed="1"/>
+    <w:lsdException w:name="Table Classic 4" w:semiHidden="1" w:unhideWhenUsed="1"/>
+    <w:lsdException w:name="Table Colorful 1" w:semiHidden="1" w:unhideWhenUsed="1"/>
+    <w:lsdException w:name="Table Colorful 2" w:semiHidden="1" w:unhideWhenUsed="1"/>
+    <w:lsdException w:name="Table Colorful 3" w:semiHidden="1" w:unhideWhenUsed="1"/>
+    <w:lsdException w:name="Table Columns 1" w:semiHidden="1" w:unhideWhenUsed="1"/>
+    <w:lsdException w:name="Table Columns 2" w:semiHidden="1" w:unhideWhenUsed="1"/>
+    <w:lsdException w:name="Table Columns 3" w:semiHidden="1" w:unhideWhenUsed="1"/>
+    <w:lsdException w:name="Table Columns 4" w:semiHidden="1" w:unhideWhenUsed="1"/>
+    <w:lsdException w:name="Table Columns 5" w:semiHidden="1" w:unhideWhenUsed="1"/>
+    <w:lsdException w:name="Table Grid 1" w:semiHidden="1" w:unhideWhenUsed="1"/>
+    <w:lsdException w:name="Table Grid 2" w:semiHidden="1" w:unhideWhenUsed="1"/>
+    <w:lsdException w:name="Table Grid 3" w:semiHidden="1" w:unhideWhenUsed="1"/>
+    <w:lsdException w:name="Table Grid 4" w:semiHidden="1" w:unhideWhenUsed="1"/>
+    <w:lsdException w:name="Table Grid 5" w:semiHidden="1" w:unhideWhenUsed="1"/>
+    <w:lsdException w:name="Table Grid 6" w:semiHidden="1" w:unhideWhenUsed="1"/>
+    <w:lsdException w:name="Table Grid 7" w:semiHidden="1" w:unhideWhenUsed="1"/>
+    <w:lsdException w:name="Table Grid 8" w:semiHidden="1" w:unhideWhenUsed="1"/>
+    <w:lsdException w:name="Table List 1" w:semiHidden="1" w:unhideWhenUsed="1"/>
+    <w:lsdException w:name="Table List 2" w:semiHidden="1" w:unhideWhenUsed="1"/>
+    <w:lsdException w:name="Table List 3" w:semiHidden="1" w:unhideWhenUsed="1"/>
+    <w:lsdException w:name="Table List 4" w:semiHidden="1" w:unhideWhenUsed="1"/>
+    <w:lsdException w:name="Table List 5" w:semiHidden="1" w:unhideWhenUsed="1"/>
+    <w:lsdException w:name="Table List 6" w:semiHidden="1" w:unhideWhenUsed="1"/>
+    <w:lsdException w:name="Table List 7" w:semiHidden="1" w:unhideWhenUsed="1"/>
+    <w:lsdException w:name="Table List 8" w:semiHidden="1" w:unhideWhenUsed="1"/>
+    <w:lsdException w:name="Table 3D effects 1" w:semiHidden="1" w:unhideWhenUsed="1"/>
+    <w:lsdException w:name="Table 3D effects 2" w:semiHidden="1" w:unhideWhenUsed="1"/>
+    <w:lsdException w:name="Table 3D effects 3" w:semiHidden="1" w:unhideWhenUsed="1"/>
+    <w:lsdException w:name="Table Contemporary" w:semiHidden="1" w:unhideWhenUsed="1"/>
+    <w:lsdException w:name="Table Elegant" w:semiHidden="1" w:unhideWhenUsed="1"/>
+    <w:lsdException w:name="Table Professional" w:semiHidden="1" w:unhideWhenUsed="1"/>
+    <w:lsdException w:name="Table Subtle 1" w:semiHidden="1" w:unhideWhenUsed="1"/>
+    <w:lsdException w:name="Table Subtle 2" w:semiHidden="1" w:unhideWhenUsed="1"/>
+    <w:lsdException w:name="Table Web 1" w:semiHidden="1" w:unhideWhenUsed="1"/>
+    <w:lsdException w:name="Table Web 2" w:semiHidden="1" w:unhideWhenUsed="1"/>
+    <w:lsdException w:name="Table Web 3" w:semiHidden="1" w:unhideWhenUsed="1"/>
+    <w:lsdException w:name="Balloon Text" w:semiHidden="1" w:unhideWhenUsed="1"/>
+    <w:lsdException w:name="Table Grid" w:uiPriority="59"/>
+    <w:lsdException w:name="Table Theme" w:semiHidden="1" w:unhideWhenUsed="1"/>
+    <w:lsdException w:name="Placeholder Text" w:semiHidden="1" w:unhideWhenUsed="1"/>
+    <w:lsdException w:name="No Spacing" w:semiHidden="1" w:unhideWhenUsed="1"/>
+    <w:lsdException w:name="Light Shading" w:uiPriority="60"/>
+    <w:lsdException w:name="Light List" w:uiPriority="61"/>
+    <w:lsdException w:name="Light Grid" w:uiPriority="62"/>
+    <w:lsdException w:name="Medium Shading 1" w:uiPriority="63"/>
+    <w:lsdException w:name="Medium Shading 2" w:uiPriority="64"/>
+    <w:lsdException w:name="Medium List 1" w:uiPriority="65"/>
+    <w:lsdException w:name="Medium List 2" w:uiPriority="66"/>
+    <w:lsdException w:name="Medium Grid 1" w:uiPriority="67"/>
+    <w:lsdException w:name="Medium Grid 2" w:uiPriority="68"/>
+    <w:lsdException w:name="Medium Grid 3" w:uiPriority="69"/>
+    <w:lsdException w:name="Dark List" w:uiPriority="70"/>
+    <w:lsdException w:name="Colorful Shading" w:uiPriority="71"/>
+    <w:lsdException w:name="Colorful List" w:uiPriority="72"/>
+    <w:lsdException w:name="Colorful Grid" w:uiPriority="73"/>
+    <w:lsdException w:name="Light Shading Accent 1" w:uiPriority="60"/>
+    <w:lsdException w:name="Light List Accent 1" w:uiPriority="61"/>
+    <w:lsdException w:name="Light Grid Accent 1" w:uiPriority="62"/>
+    <w:lsdException w:name="Medium Shading 1 Accent 1" w:uiPriority="63"/>
+    <w:lsdException w:name="Medium Shading 2 Accent 1" w:uiPriority="64"/>
+    <w:lsdException w:name="Medium List 1 Accent 1" w:uiPriority="65"/>
+    <w:lsdException w:name="Revision" w:semiHidden="1" w:unhideWhenUsed="1"/>
+    <w:lsdException w:name="List Paragraph" w:semiHidden="1" w:unhideWhenUsed="1"/>
+    <w:lsdException w:name="Quote" w:semiHidden="1" w:unhideWhenUsed="1"/>
+    <w:lsdException w:name="Intense Quote" w:semiHidden="1" w:unhideWhenUsed="1"/>
+    <w:lsdException w:name="Medium List 2 Accent 1" w:uiPriority="66"/>
+    <w:lsdException w:name="Medium Grid 1 Accent 1" w:uiPriority="67"/>
+    <w:lsdException w:name="Medium Grid 2 Accent 1" w:uiPriority="68"/>
+    <w:lsdException w:name="Medium Grid 3 Accent 1" w:uiPriority="69"/>
+    <w:lsdException w:name="Dark List Accent 1" w:uiPriority="70"/>
+    <w:lsdException w:name="Colorful Shading Accent 1" w:uiPriority="71"/>
+    <w:lsdException w:name="Colorful List Accent 1" w:uiPriority="72"/>
+    <w:lsdException w:name="Colorful Grid Accent 1" w:uiPriority="73"/>
+    <w:lsdException w:name="Light Shading Accent 2" w:uiPriority="60"/>
+    <w:lsdException w:name="Light List Accent 2" w:uiPriority="61"/>
+    <w:lsdException w:name="Light Grid Accent 2" w:uiPriority="62"/>
+    <w:lsdException w:name="Medium Shading 1 Accent 2" w:uiPriority="63"/>
+    <w:lsdException w:name="Medium Shading 2 Accent 2" w:uiPriority="64"/>
+    <w:lsdException w:name="Medium List 1 Accent 2" w:uiPriority="65"/>
+    <w:lsdException w:name="Medium List 2 Accent 2" w:uiPriority="66"/>
+    <w:lsdException w:name="Medium Grid 1 Accent 2" w:uiPriority="67"/>
+    <w:lsdException w:name="Medium Grid 2 Accent 2" w:uiPriority="68"/>
+    <w:lsdException w:name="Medium Grid 3 Accent 2" w:uiPriority="69"/>
+    <w:lsdException w:name="Dark List Accent 2" w:uiPriority="70"/>
+    <w:lsdException w:name="Colorful Shading Accent 2" w:uiPriority="71"/>
+    <w:lsdException w:name="Colorful List Accent 2" w:uiPriority="72"/>
+    <w:lsdException w:name="Colorful Grid Accent 2" w:uiPriority="73"/>
+    <w:lsdException w:name="Light Shading Accent 3" w:uiPriority="60"/>
+    <w:lsdException w:name="Light List Accent 3" w:uiPriority="61"/>
+    <w:lsdException w:name="Light Grid Accent 3" w:uiPriority="62"/>
+    <w:lsdException w:name="Medium Shading 1 Accent 3" w:uiPriority="63"/>
+    <w:lsdException w:name="Medium Shading 2 Accent 3" w:uiPriority="64"/>
+    <w:lsdException w:name="Medium List 1 Accent 3" w:uiPriority="65"/>
+    <w:lsdException w:name="Medium List 2 Accent 3" w:uiPriority="66"/>
+    <w:lsdException w:name="Medium Grid 1 Accent 3" w:uiPriority="67"/>
+    <w:lsdException w:name="Medium Grid 2 Accent 3" w:uiPriority="68"/>
+    <w:lsdException w:name="Medium Grid 3 Accent 3" w:uiPriority="69"/>
+    <w:lsdException w:name="Dark List Accent 3" w:uiPriority="70"/>
+    <w:lsdException w:name="Colorful Shading Accent 3" w:uiPriority="71"/>
+    <w:lsdException w:name="Colorful List Accent 3" w:uiPriority="72"/>
+    <w:lsdException w:name="Colorful Grid Accent 3" w:uiPriority="73"/>
+    <w:lsdException w:name="Light Shading Accent 4" w:uiPriority="60"/>
+    <w:lsdException w:name="Light List Accent 4" w:uiPriority="61"/>
+    <w:lsdException w:name="Light Grid Accent 4" w:uiPriority="62"/>
+    <w:lsdException w:name="Medium Shading 1 Accent 4" w:uiPriority="63"/>
+    <w:lsdException w:name="Medium Shading 2 Accent 4" w:uiPriority="64"/>
+    <w:lsdException w:name="Medium List 1 Accent 4" w:uiPriority="65"/>
+    <w:lsdException w:name="Medium List 2 Accent 4" w:uiPriority="66"/>
+    <w:lsdException w:name="Medium Grid 1 Accent 4" w:uiPriority="67"/>
+    <w:lsdException w:name="Medium Grid 2 Accent 4" w:uiPriority="68"/>
+    <w:lsdException w:name="Medium Grid 3 Accent 4" w:uiPriority="69"/>
+    <w:lsdException w:name="Dark List Accent 4" w:uiPriority="70"/>
+    <w:lsdException w:name="Colorful Shading Accent 4" w:uiPriority="71"/>
+    <w:lsdException w:name="Colorful List Accent 4" w:uiPriority="72"/>
+    <w:lsdException w:name="Colorful Grid Accent 4" w:uiPriority="73"/>
+    <w:lsdException w:name="Light Shading Accent 5" w:uiPriority="60"/>
+    <w:lsdException w:name="Light List Accent 5" w:uiPriority="61"/>
+    <w:lsdException w:name="Light Grid Accent 5" w:uiPriority="62"/>
+    <w:lsdException w:name="Medium Shading 1 Accent 5" w:uiPriority="63"/>
+    <w:lsdException w:name="Medium Shading 2 Accent 5" w:uiPriority="64"/>
+    <w:lsdException w:name="Medium List 1 Accent 5" w:uiPriority="65"/>
+    <w:lsdException w:name="Medium List 2 Accent 5" w:uiPriority="66"/>
+    <w:lsdException w:name="Medium Grid 1 Accent 5" w:uiPriority="67"/>
+    <w:lsdException w:name="Medium Grid 2 Accent 5" w:uiPriority="68"/>
+    <w:lsdException w:name="Medium Grid 3 Accent 5" w:uiPriority="69"/>
+    <w:lsdException w:name="Dark List Accent 5" w:uiPriority="70"/>
+    <w:lsdException w:name="Colorful Shading Accent 5" w:uiPriority="71"/>
+    <w:lsdException w:name="Colorful List Accent 5" w:uiPriority="72"/>
+    <w:lsdException w:name="Colorful Grid Accent 5" w:uiPriority="73"/>
+    <w:lsdException w:name="Light Shading Accent 6" w:uiPriority="60"/>
+    <w:lsdException w:name="Light List Accent 6" w:uiPriority="61"/>
+    <w:lsdException w:name="Light Grid Accent 6" w:uiPriority="62"/>
+    <w:lsdException w:name="Medium Shading 1 Accent 6" w:uiPriority="63"/>
+    <w:lsdException w:name="Medium Shading 2 Accent 6" w:uiPriority="64"/>
+    <w:lsdException w:name="Medium List 1 Accent 6" w:uiPriority="65"/>
+    <w:lsdException w:name="Medium List 2 Accent 6" w:uiPriority="66"/>
+    <w:lsdException w:name="Medium Grid 1 Accent 6" w:uiPriority="67"/>
+    <w:lsdException w:name="Medium Grid 2 Accent 6" w:uiPriority="68"/>
+    <w:lsdException w:name="Medium Grid 3 Accent 6" w:uiPriority="69"/>
+    <w:lsdException w:name="Dark List Accent 6" w:uiPriority="70"/>
+    <w:lsdException w:name="Colorful Shading Accent 6" w:uiPriority="71"/>
+    <w:lsdException w:name="Colorful List Accent 6" w:uiPriority="72"/>
+    <w:lsdException w:name="Colorful Grid Accent 6" w:uiPriority="73"/>
+    <w:lsdException w:name="Subtle Emphasis" w:uiPriority="19" w:qFormat="1"/>
+    <w:lsdException w:name="Intense Emphasis" w:uiPriority="21" w:qFormat="1"/>
+    <w:lsdException w:name="Subtle Reference" w:uiPriority="31" w:qFormat="1"/>
+    <w:lsdException w:name="Intense Reference" w:uiPriority="32" w:qFormat="1"/>
+    <w:lsdException w:name="Book Title" w:uiPriority="33" w:qFormat="1"/>
+    <w:lsdException w:name="Bibliography" w:semiHidden="1" w:uiPriority="37" w:unhideWhenUsed="1"/>
+    <w:lsdException w:name="TOC Heading" w:semiHidden="1" w:uiPriority="39" w:unhideWhenUsed="1" w:qFormat="1"/>
+    <w:lsdException w:name="Plain Table 1" w:uiPriority="41"/>
+    <w:lsdException w:name="Plain Table 2" w:uiPriority="42"/>
+    <w:lsdException w:name="Plain Table 3" w:uiPriority="43"/>
+    <w:lsdException w:name="Plain Table 4" w:uiPriority="44"/>
+    <w:lsdException w:name="Plain Table 5" w:uiPriority="45"/>
+    <w:lsdException w:name="Grid Table Light" w:uiPriority="40"/>
+    <w:lsdException w:name="Grid Table 1 Light" w:uiPriority="46"/>
+    <w:lsdException w:name="Grid Table 2" w:uiPriority="47"/>
+    <w:lsdException w:name="Grid Table 3" w:uiPriority="48"/>
+    <w:lsdException w:name="Grid Table 4" w:uiPriority="49"/>
+    <w:lsdException w:name="Grid Table 5 Dark" w:uiPriority="50"/>
+    <w:lsdException w:name="Grid Table 6 Colorful" w:uiPriority="51"/>
+    <w:lsdException w:name="Grid Table 7 Colorful" w:uiPriority="52"/>
+    <w:lsdException w:name="Grid Table 1 Light Accent 1" w:uiPriority="46"/>
+    <w:lsdException w:name="Grid Table 2 Accent 1" w:uiPriority="47"/>
+    <w:lsdException w:name="Grid Table 3 Accent 1" w:uiPriority="48"/>
+    <w:lsdException w:name="Grid Table 4 Accent 1" w:uiPriority="49"/>
+    <w:lsdException w:name="Grid Table 5 Dark Accent 1" w:uiPriority="50"/>
+    <w:lsdException w:name="Grid Table 6 Colorful Accent 1" w:uiPriority="51"/>
+    <w:lsdException w:name="Grid Table 7 Colorful Accent 1" w:uiPriority="52"/>
+    <w:lsdException w:name="Grid Table 1 Light Accent 2" w:uiPriority="46"/>
+    <w:lsdException w:name="Grid Table 2 Accent 2" w:uiPriority="47"/>
+    <w:lsdException w:name="Grid Table 3 Accent 2" w:uiPriority="48"/>
+    <w:lsdException w:name="Grid Table 4 Accent 2" w:uiPriority="49"/>
+    <w:lsdException w:name="Grid Table 5 Dark Accent 2" w:uiPriority="50"/>
+    <w:lsdException w:name="Grid Table 6 Colorful Accent 2" w:uiPriority="51"/>
+    <w:lsdException w:name="Grid Table 7 Colorful Accent 2" w:uiPriority="52"/>
+    <w:lsdException w:name="Grid Table 1 Light Accent 3" w:uiPriority="46"/>
+    <w:lsdException w:name="Grid Table 2 Accent 3" w:uiPriority="47"/>
+    <w:lsdException w:name="Grid Table 3 Accent 3" w:uiPriority="48"/>
+    <w:lsdException w:name="Grid Table 4 Accent 3" w:uiPriority="49"/>
+    <w:lsdException w:name="Grid Table 5 Dark Accent 3" w:uiPriority="50"/>
+    <w:lsdException w:name="Grid Table 6 Colorful Accent 3" w:uiPriority="51"/>
+    <w:lsdException w:name="Grid Table 7 Colorful Accent 3" w:uiPriority="52"/>
+    <w:lsdException w:name="Grid Table 1 Light Accent 4" w:uiPriority="46"/>
+    <w:lsdException w:name="Grid Table 2 Accent 4" w:uiPriority="47"/>
+    <w:lsdException w:name="Grid Table 3 Accent 4" w:uiPriority="48"/>
+    <w:lsdException w:name="Grid Table 4 Accent 4" w:uiPriority="49"/>
+    <w:lsdException w:name="Grid Table 5 Dark Accent 4" w:uiPriority="50"/>
+    <w:lsdException w:name="Grid Table 6 Colorful Accent 4" w:uiPriority="51"/>
+    <w:lsdException w:name="Grid Table 7 Colorful Accent 4" w:uiPriority="52"/>
+    <w:lsdException w:name="Grid Table 1 Light Accent 5" w:uiPriority="46"/>
+    <w:lsdException w:name="Grid Table 2 Accent 5" w:uiPriority="47"/>
+    <w:lsdException w:name="Grid Table 3 Accent 5" w:uiPriority="48"/>
+    <w:lsdException w:name="Grid Table 4 Accent 5" w:uiPriority="49"/>
+    <w:lsdException w:name="Grid Table 5 Dark Accent 5" w:uiPriority="50"/>
+    <w:lsdException w:name="Grid Table 6 Colorful Accent 5" w:uiPriority="51"/>
+    <w:lsdException w:name="Grid Table 7 Colorful Accent 5" w:uiPriority="52"/>
+    <w:lsdException w:name="Grid Table 1 Light Accent 6" w:uiPriority="46"/>
+    <w:lsdException w:name="Grid Table 2 Accent 6" w:uiPriority="47"/>
+    <w:lsdException w:name="Grid Table 3 Accent 6" w:uiPriority="48"/>
+    <w:lsdException w:name="Grid Table 4 Accent 6" w:uiPriority="49"/>
+    <w:lsdException w:name="Grid Table 5 Dark Accent 6" w:uiPriority="50"/>
+    <w:lsdException w:name="Grid Table 6 Colorful Accent 6" w:uiPriority="51"/>
+    <w:lsdException w:name="Grid Table 7 Colorful Accent 6" w:uiPriority="52"/>
+    <w:lsdException w:name="List Table 1 Light" w:uiPriority="46"/>
+    <w:lsdException w:name="List Table 2" w:uiPriority="47"/>
+    <w:lsdException w:name="List Table 3" w:uiPriority="48"/>
+    <w:lsdException w:name="List Table 4" w:uiPriority="49"/>
+    <w:lsdException w:name="List Table 5 Dark" w:uiPriority="50"/>
+    <w:lsdException w:name="List Table 6 Colorful" w:uiPriority="51"/>
+    <w:lsdException w:name="List Table 7 Colorful" w:uiPriority="52"/>
+    <w:lsdException w:name="List Table 1 Light Accent 1" w:uiPriority="46"/>
+    <w:lsdException w:name="List Table 2 Accent 1" w:uiPriority="47"/>
+    <w:lsdException w:name="List Table 3 Accent 1" w:uiPriority="48"/>
+    <w:lsdException w:name="List Table 4 Accent 1" w:uiPriority="49"/>
+    <w:lsdException w:name="List Table 5 Dark Accent 1" w:uiPriority="50"/>
+    <w:lsdException w:name="List Table 6 Colorful Accent 1" w:uiPriority="51"/>
+    <w:lsdException w:name="List Table 7 Colorful Accent 1" w:uiPriority="52"/>
+    <w:lsdException w:name="List Table 1 Light Accent 2" w:uiPriority="46"/>
+    <w:lsdException w:name="List Table 2 Accent 2" w:uiPriority="47"/>
+    <w:lsdException w:name="List Table 3 Accent 2" w:uiPriority="48"/>
+    <w:lsdException w:name="List Table 4 Accent 2" w:uiPriority="49"/>
+    <w:lsdException w:name="List Table 5 Dark Accent 2" w:uiPriority="50"/>
+    <w:lsdException w:name="List Table 6 Colorful Accent 2" w:uiPriority="51"/>
+    <w:lsdException w:name="List Table 7 Colorful Accent 2" w:uiPriority="52"/>
+    <w:lsdException w:name="List Table 1 Light Accent 3" w:uiPriority="46"/>
+    <w:lsdException w:name="List Table 2 Accent 3" w:uiPriority="47"/>
+    <w:lsdException w:name="List Table 3 Accent 3" w:uiPriority="48"/>
+    <w:lsdException w:name="List Table 4 Accent 3" w:uiPriority="49"/>
+    <w:lsdException w:name="List Table 5 Dark Accent 3" w:uiPriority="50"/>
+    <w:lsdException w:name="List Table 6 Colorful Accent 3" w:uiPriority="51"/>
+    <w:lsdException w:name="List Table 7 Colorful Accent 3" w:uiPriority="52"/>
+    <w:lsdException w:name="List Table 1 Light Accent 4" w:uiPriority="46"/>
+    <w:lsdException w:name="List Table 2 Accent 4" w:uiPriority="47"/>
+    <w:lsdException w:name="List Table 3 Accent 4" w:uiPriority="48"/>
+    <w:lsdException w:name="List Table 4 Accent 4" w:uiPriority="49"/>
+    <w:lsdException w:name="List Table 5 Dark Accent 4" w:uiPriority="50"/>
+    <w:lsdException w:name="List Table 6 Colorful Accent 4" w:uiPriority="51"/>
+    <w:lsdException w:name="List Table 7 Colorful Accent 4" w:uiPriority="52"/>
+    <w:lsdException w:name="List Table 1 Light Accent 5" w:uiPriority="46"/>
+    <w:lsdException w:name="List Table 2 Accent 5" w:uiPriority="47"/>
+    <w:lsdException w:name="List Table 3 Accent 5" w:uiPriority="48"/>
+    <w:lsdException w:name="List Table 4 Accent 5" w:uiPriority="49"/>
+    <w:lsdException w:name="List Table 5 Dark Accent 5" w:uiPriority="50"/>
+    <w:lsdException w:name="List Table 6 Colorful Accent 5" w:uiPriority="51"/>
+    <w:lsdException w:name="List Table 7 Colorful Accent 5" w:uiPriority="52"/>
+    <w:lsdException w:name="List Table 1 Light Accent 6" w:uiPriority="46"/>
+    <w:lsdException w:name="List Table 2 Accent 6" w:uiPriority="47"/>
+    <w:lsdException w:name="List Table 3 Accent 6" w:uiPriority="48"/>
+    <w:lsdException w:name="List Table 4 Accent 6" w:uiPriority="49"/>
+    <w:lsdException w:name="List Table 5 Dark Accent 6" w:uiPriority="50"/>
+    <w:lsdException w:name="List Table 6 Colorful Accent 6" w:uiPriority="51"/>
+    <w:lsdException w:name="List Table 7 Colorful Accent 6" w:uiPriority="52"/>
+    <w:lsdException w:name="Mention" w:semiHidden="1" w:unhideWhenUsed="1"/>
+    <w:lsdException w:name="Smart Hyperlink" w:semiHidden="1" w:unhideWhenUsed="1"/>
+    <w:lsdException w:name="Hashtag" w:semiHidden="1" w:unhideWhenUsed="1"/>
+    <w:lsdException w:name="Unresolved Mention" w:semiHidden="1" w:unhideWhenUsed="1"/>
+    <w:lsdException w:name="Smart Link" w:semiHidden="1" w:unhideWhenUsed="1"/>
   </w:latentStyles>
-  <w:style w:type="paragraph" w:default="1" w:styleId="1">
+  <w:style w:type="paragraph" w:default="1" w:styleId="Normal">
     <w:name w:val="Normal"/>
     <w:qFormat/>
-    <w:uiPriority w:val="0"/>
     <w:pPr>
       <w:spacing w:after="200" w:line="276" w:lineRule="auto"/>
     </w:pPr>
     <w:rPr>
-      <w:rFonts w:asciiTheme="minorHAnsi" w:hAnsiTheme="minorHAnsi" w:eastAsiaTheme="minorEastAsia" w:cstheme="minorBidi"/>
+      <w:rFonts w:asciiTheme="minorHAnsi" w:eastAsiaTheme="minorEastAsia" w:hAnsiTheme="minorHAnsi" w:cstheme="minorBidi"/>
       <w:sz w:val="22"/>
       <w:szCs w:val="22"/>
-      <w:lang w:val="en-US" w:eastAsia="en-US" w:bidi="ar-SA"/>
     </w:rPr>
   </w:style>
-  <w:style w:type="paragraph" w:styleId="2">
+  <w:style w:type="paragraph" w:styleId="Heading1">
     <w:name w:val="heading 1"/>
-    <w:basedOn w:val="1"/>
-    <w:next w:val="1"/>
-    <w:link w:val="18"/>
+    <w:basedOn w:val="Normal"/>
+    <w:next w:val="Normal"/>
+    <w:link w:val="Heading1Char"/>
+    <w:uiPriority w:val="9"/>
     <w:qFormat/>
-    <w:uiPriority w:val="9"/>
     <w:pPr>
       <w:keepNext/>
       <w:keepLines/>
@@ -6246,65 +6121,65 @@
       <w:outlineLvl w:val="0"/>
     </w:pPr>
     <w:rPr>
-      <w:rFonts w:asciiTheme="majorHAnsi" w:hAnsiTheme="majorHAnsi" w:eastAsiaTheme="majorEastAsia" w:cstheme="majorBidi"/>
+      <w:rFonts w:asciiTheme="majorHAnsi" w:eastAsiaTheme="majorEastAsia" w:hAnsiTheme="majorHAnsi" w:cstheme="majorBidi"/>
       <w:b/>
       <w:bCs/>
-      <w:color w:val="366091" w:themeColor="accent1" w:themeShade="BF"/>
+      <w:color w:val="365F91" w:themeColor="accent1" w:themeShade="BF"/>
       <w:sz w:val="28"/>
       <w:szCs w:val="28"/>
     </w:rPr>
   </w:style>
-  <w:style w:type="paragraph" w:styleId="3">
+  <w:style w:type="paragraph" w:styleId="Heading2">
     <w:name w:val="heading 2"/>
-    <w:basedOn w:val="1"/>
-    <w:next w:val="1"/>
-    <w:link w:val="14"/>
+    <w:basedOn w:val="Normal"/>
+    <w:next w:val="Normal"/>
+    <w:link w:val="Heading2Char"/>
+    <w:uiPriority w:val="9"/>
     <w:qFormat/>
-    <w:uiPriority w:val="9"/>
     <w:pPr>
       <w:spacing w:before="100" w:beforeAutospacing="1" w:after="100" w:afterAutospacing="1" w:line="240" w:lineRule="auto"/>
       <w:outlineLvl w:val="1"/>
     </w:pPr>
     <w:rPr>
-      <w:rFonts w:ascii="Times New Roman" w:hAnsi="Times New Roman" w:eastAsia="Times New Roman" w:cs="Times New Roman"/>
+      <w:rFonts w:ascii="Times New Roman" w:eastAsia="Times New Roman" w:hAnsi="Times New Roman" w:cs="Times New Roman"/>
       <w:b/>
       <w:bCs/>
       <w:sz w:val="36"/>
       <w:szCs w:val="36"/>
     </w:rPr>
   </w:style>
-  <w:style w:type="paragraph" w:styleId="4">
+  <w:style w:type="paragraph" w:styleId="Heading3">
     <w:name w:val="heading 3"/>
-    <w:basedOn w:val="1"/>
-    <w:next w:val="1"/>
-    <w:link w:val="15"/>
+    <w:basedOn w:val="Normal"/>
+    <w:next w:val="Normal"/>
+    <w:link w:val="Heading3Char"/>
+    <w:uiPriority w:val="9"/>
     <w:qFormat/>
-    <w:uiPriority w:val="9"/>
     <w:pPr>
       <w:spacing w:before="100" w:beforeAutospacing="1" w:after="100" w:afterAutospacing="1" w:line="240" w:lineRule="auto"/>
       <w:outlineLvl w:val="2"/>
     </w:pPr>
     <w:rPr>
-      <w:rFonts w:ascii="Times New Roman" w:hAnsi="Times New Roman" w:eastAsia="Times New Roman" w:cs="Times New Roman"/>
+      <w:rFonts w:ascii="Times New Roman" w:eastAsia="Times New Roman" w:hAnsi="Times New Roman" w:cs="Times New Roman"/>
       <w:b/>
       <w:bCs/>
       <w:sz w:val="27"/>
       <w:szCs w:val="27"/>
     </w:rPr>
   </w:style>
-  <w:style w:type="character" w:default="1" w:styleId="5">
+  <w:style w:type="character" w:default="1" w:styleId="DefaultParagraphFont">
     <w:name w:val="Default Paragraph Font"/>
+    <w:uiPriority w:val="1"/>
     <w:semiHidden/>
     <w:unhideWhenUsed/>
-    <w:uiPriority w:val="1"/>
   </w:style>
-  <w:style w:type="table" w:default="1" w:styleId="6">
+  <w:style w:type="table" w:default="1" w:styleId="TableNormal">
     <w:name w:val="Normal Table"/>
+    <w:uiPriority w:val="99"/>
     <w:semiHidden/>
     <w:unhideWhenUsed/>
-    <w:qFormat/>
-    <w:uiPriority w:val="99"/>
     <w:tblPr>
+      <w:tblInd w:w="0" w:type="dxa"/>
       <w:tblCellMar>
         <w:top w:w="0" w:type="dxa"/>
         <w:left w:w="108" w:type="dxa"/>
@@ -6313,13 +6188,19 @@
       </w:tblCellMar>
     </w:tblPr>
   </w:style>
-  <w:style w:type="paragraph" w:styleId="7">
-    <w:name w:val="Balloon Text"/>
-    <w:basedOn w:val="1"/>
-    <w:link w:val="17"/>
+  <w:style w:type="numbering" w:default="1" w:styleId="NoList">
+    <w:name w:val="No List"/>
+    <w:uiPriority w:val="99"/>
     <w:semiHidden/>
     <w:unhideWhenUsed/>
+  </w:style>
+  <w:style w:type="paragraph" w:styleId="BalloonText">
+    <w:name w:val="Balloon Text"/>
+    <w:basedOn w:val="Normal"/>
+    <w:link w:val="BalloonTextChar"/>
     <w:uiPriority w:val="99"/>
+    <w:semiHidden/>
+    <w:unhideWhenUsed/>
     <w:pPr>
       <w:spacing w:after="0" w:line="240" w:lineRule="auto"/>
     </w:pPr>
@@ -6329,38 +6210,38 @@
       <w:szCs w:val="16"/>
     </w:rPr>
   </w:style>
-  <w:style w:type="character" w:styleId="8">
+  <w:style w:type="character" w:styleId="FollowedHyperlink">
     <w:name w:val="FollowedHyperlink"/>
-    <w:basedOn w:val="5"/>
+    <w:basedOn w:val="DefaultParagraphFont"/>
+    <w:uiPriority w:val="99"/>
     <w:semiHidden/>
     <w:unhideWhenUsed/>
     <w:qFormat/>
-    <w:uiPriority w:val="99"/>
     <w:rPr>
       <w:color w:val="800080"/>
       <w:u w:val="single"/>
     </w:rPr>
   </w:style>
-  <w:style w:type="character" w:styleId="9">
+  <w:style w:type="character" w:styleId="HTMLCode">
     <w:name w:val="HTML Code"/>
-    <w:basedOn w:val="5"/>
+    <w:basedOn w:val="DefaultParagraphFont"/>
+    <w:uiPriority w:val="99"/>
     <w:semiHidden/>
     <w:unhideWhenUsed/>
     <w:qFormat/>
-    <w:uiPriority w:val="99"/>
     <w:rPr>
-      <w:rFonts w:ascii="Courier New" w:hAnsi="Courier New" w:eastAsia="Times New Roman" w:cs="Courier New"/>
+      <w:rFonts w:ascii="Courier New" w:eastAsia="Times New Roman" w:hAnsi="Courier New" w:cs="Courier New"/>
       <w:sz w:val="20"/>
       <w:szCs w:val="20"/>
     </w:rPr>
   </w:style>
-  <w:style w:type="paragraph" w:styleId="10">
+  <w:style w:type="paragraph" w:styleId="HTMLPreformatted">
     <w:name w:val="HTML Preformatted"/>
-    <w:basedOn w:val="1"/>
-    <w:link w:val="16"/>
+    <w:basedOn w:val="Normal"/>
+    <w:link w:val="HTMLPreformattedChar"/>
+    <w:uiPriority w:val="99"/>
     <w:semiHidden/>
     <w:unhideWhenUsed/>
-    <w:uiPriority w:val="99"/>
     <w:pPr>
       <w:tabs>
         <w:tab w:val="left" w:pos="916"/>
@@ -6383,113 +6264,113 @@
       <w:spacing w:after="0" w:line="240" w:lineRule="auto"/>
     </w:pPr>
     <w:rPr>
-      <w:rFonts w:ascii="Courier New" w:hAnsi="Courier New" w:eastAsia="Times New Roman" w:cs="Courier New"/>
+      <w:rFonts w:ascii="Courier New" w:eastAsia="Times New Roman" w:hAnsi="Courier New" w:cs="Courier New"/>
       <w:sz w:val="20"/>
       <w:szCs w:val="20"/>
     </w:rPr>
   </w:style>
-  <w:style w:type="character" w:styleId="11">
+  <w:style w:type="character" w:styleId="Hyperlink">
     <w:name w:val="Hyperlink"/>
-    <w:basedOn w:val="5"/>
+    <w:basedOn w:val="DefaultParagraphFont"/>
+    <w:uiPriority w:val="99"/>
     <w:semiHidden/>
     <w:unhideWhenUsed/>
     <w:qFormat/>
-    <w:uiPriority w:val="99"/>
     <w:rPr>
       <w:color w:val="0000FF"/>
       <w:u w:val="single"/>
     </w:rPr>
   </w:style>
-  <w:style w:type="paragraph" w:styleId="12">
+  <w:style w:type="paragraph" w:styleId="NormalWeb">
     <w:name w:val="Normal (Web)"/>
-    <w:basedOn w:val="1"/>
+    <w:basedOn w:val="Normal"/>
+    <w:uiPriority w:val="99"/>
     <w:semiHidden/>
     <w:unhideWhenUsed/>
     <w:qFormat/>
-    <w:uiPriority w:val="99"/>
     <w:pPr>
       <w:spacing w:before="100" w:beforeAutospacing="1" w:after="100" w:afterAutospacing="1" w:line="240" w:lineRule="auto"/>
     </w:pPr>
     <w:rPr>
-      <w:rFonts w:ascii="Times New Roman" w:hAnsi="Times New Roman" w:eastAsia="Times New Roman" w:cs="Times New Roman"/>
+      <w:rFonts w:ascii="Times New Roman" w:eastAsia="Times New Roman" w:hAnsi="Times New Roman" w:cs="Times New Roman"/>
       <w:sz w:val="24"/>
       <w:szCs w:val="24"/>
     </w:rPr>
   </w:style>
-  <w:style w:type="character" w:styleId="13">
+  <w:style w:type="character" w:styleId="Strong">
     <w:name w:val="Strong"/>
-    <w:basedOn w:val="5"/>
+    <w:basedOn w:val="DefaultParagraphFont"/>
+    <w:uiPriority w:val="22"/>
     <w:qFormat/>
-    <w:uiPriority w:val="22"/>
     <w:rPr>
       <w:b/>
       <w:bCs/>
     </w:rPr>
   </w:style>
-  <w:style w:type="character" w:customStyle="1" w:styleId="14">
+  <w:style w:type="character" w:customStyle="1" w:styleId="Heading2Char">
     <w:name w:val="Heading 2 Char"/>
-    <w:basedOn w:val="5"/>
-    <w:link w:val="3"/>
+    <w:basedOn w:val="DefaultParagraphFont"/>
+    <w:link w:val="Heading2"/>
+    <w:uiPriority w:val="9"/>
     <w:qFormat/>
-    <w:uiPriority w:val="9"/>
     <w:rPr>
-      <w:rFonts w:ascii="Times New Roman" w:hAnsi="Times New Roman" w:eastAsia="Times New Roman" w:cs="Times New Roman"/>
+      <w:rFonts w:ascii="Times New Roman" w:eastAsia="Times New Roman" w:hAnsi="Times New Roman" w:cs="Times New Roman"/>
       <w:b/>
       <w:bCs/>
       <w:sz w:val="36"/>
       <w:szCs w:val="36"/>
     </w:rPr>
   </w:style>
-  <w:style w:type="character" w:customStyle="1" w:styleId="15">
+  <w:style w:type="character" w:customStyle="1" w:styleId="Heading3Char">
     <w:name w:val="Heading 3 Char"/>
-    <w:basedOn w:val="5"/>
-    <w:link w:val="4"/>
+    <w:basedOn w:val="DefaultParagraphFont"/>
+    <w:link w:val="Heading3"/>
+    <w:uiPriority w:val="9"/>
     <w:qFormat/>
-    <w:uiPriority w:val="9"/>
     <w:rPr>
-      <w:rFonts w:ascii="Times New Roman" w:hAnsi="Times New Roman" w:eastAsia="Times New Roman" w:cs="Times New Roman"/>
+      <w:rFonts w:ascii="Times New Roman" w:eastAsia="Times New Roman" w:hAnsi="Times New Roman" w:cs="Times New Roman"/>
       <w:b/>
       <w:bCs/>
       <w:sz w:val="27"/>
       <w:szCs w:val="27"/>
     </w:rPr>
   </w:style>
-  <w:style w:type="character" w:customStyle="1" w:styleId="16">
+  <w:style w:type="character" w:customStyle="1" w:styleId="HTMLPreformattedChar">
     <w:name w:val="HTML Preformatted Char"/>
-    <w:basedOn w:val="5"/>
-    <w:link w:val="10"/>
+    <w:basedOn w:val="DefaultParagraphFont"/>
+    <w:link w:val="HTMLPreformatted"/>
+    <w:uiPriority w:val="99"/>
     <w:semiHidden/>
     <w:qFormat/>
-    <w:uiPriority w:val="99"/>
     <w:rPr>
-      <w:rFonts w:ascii="Courier New" w:hAnsi="Courier New" w:eastAsia="Times New Roman" w:cs="Courier New"/>
+      <w:rFonts w:ascii="Courier New" w:eastAsia="Times New Roman" w:hAnsi="Courier New" w:cs="Courier New"/>
       <w:sz w:val="20"/>
       <w:szCs w:val="20"/>
     </w:rPr>
   </w:style>
-  <w:style w:type="character" w:customStyle="1" w:styleId="17">
+  <w:style w:type="character" w:customStyle="1" w:styleId="BalloonTextChar">
     <w:name w:val="Balloon Text Char"/>
-    <w:basedOn w:val="5"/>
-    <w:link w:val="7"/>
+    <w:basedOn w:val="DefaultParagraphFont"/>
+    <w:link w:val="BalloonText"/>
+    <w:uiPriority w:val="99"/>
     <w:semiHidden/>
     <w:qFormat/>
-    <w:uiPriority w:val="99"/>
     <w:rPr>
       <w:rFonts w:ascii="Tahoma" w:hAnsi="Tahoma" w:cs="Tahoma"/>
       <w:sz w:val="16"/>
       <w:szCs w:val="16"/>
     </w:rPr>
   </w:style>
-  <w:style w:type="character" w:customStyle="1" w:styleId="18">
+  <w:style w:type="character" w:customStyle="1" w:styleId="Heading1Char">
     <w:name w:val="Heading 1 Char"/>
-    <w:basedOn w:val="5"/>
-    <w:link w:val="2"/>
+    <w:basedOn w:val="DefaultParagraphFont"/>
+    <w:link w:val="Heading1"/>
     <w:uiPriority w:val="9"/>
     <w:rPr>
-      <w:rFonts w:asciiTheme="majorHAnsi" w:hAnsiTheme="majorHAnsi" w:eastAsiaTheme="majorEastAsia" w:cstheme="majorBidi"/>
+      <w:rFonts w:asciiTheme="majorHAnsi" w:eastAsiaTheme="majorEastAsia" w:hAnsiTheme="majorHAnsi" w:cstheme="majorBidi"/>
       <w:b/>
       <w:bCs/>
-      <w:color w:val="366091" w:themeColor="accent1" w:themeShade="BF"/>
+      <w:color w:val="365F91" w:themeColor="accent1" w:themeShade="BF"/>
       <w:sz w:val="28"/>
       <w:szCs w:val="28"/>
     </w:rPr>
@@ -6776,5 +6657,6 @@
     </a:fmtScheme>
   </a:themeElements>
   <a:objectDefaults/>
+  <a:extraClrSchemeLst/>
 </a:theme>
 </file>